--- a/08-传感器电路/04-电流传感器电路/分流电阻采样电路/分流电阻采样电路.docx
+++ b/08-传感器电路/04-电流传感器电路/分流电阻采样电路/分流电阻采样电路.docx
@@ -2330,6 +2330,20 @@
     </w:p>
     <w:bookmarkEnd w:id="26"/>
     <w:bookmarkEnd w:id="27"/>
+    <w:p>
+      <w:pPr>
+        <w:spacing w:before="360"/>
+        <w:jc w:val="center"/>
+      </w:pPr>
+      <w:r>
+        <w:rPr>
+          <w:rFonts w:ascii="Times New Roman" w:hAnsi="Times New Roman"/>
+          <w:color w:val="555555"/>
+          <w:sz w:val="21"/>
+        </w:rPr>
+        <w:t>材料收集者：杜文杰</w:t>
+      </w:r>
+    </w:p>
     <w:sectPr>
       <w:headerReference r:id="rId9" w:type="default"/>
       <w:footerReference r:id="rId10" w:type="default"/>

--- a/08-传感器电路/04-电流传感器电路/分流电阻采样电路/分流电阻采样电路.docx
+++ b/08-传感器电路/04-电流传感器电路/分流电阻采样电路/分流电阻采样电路.docx
@@ -1,6 +1,6 @@
 
 <file path=word/document.xml><?xml version="1.0" encoding="utf-8"?>
-<w:document xmlns:w="http://schemas.openxmlformats.org/wordprocessingml/2006/main" xmlns:m="http://schemas.openxmlformats.org/officeDocument/2006/math" xmlns:r="http://schemas.openxmlformats.org/officeDocument/2006/relationships" xmlns:o="urn:schemas-microsoft-com:office:office" xmlns:v="urn:schemas-microsoft-com:vml" xmlns:w10="urn:schemas-microsoft-com:office:word" xmlns:a="http://schemas.openxmlformats.org/drawingml/2006/main" xmlns:pic="http://schemas.openxmlformats.org/drawingml/2006/picture" xmlns:wp="http://schemas.openxmlformats.org/drawingml/2006/wordprocessingDrawing">
+<w:document xmlns:m="http://schemas.openxmlformats.org/officeDocument/2006/math" xmlns:r="http://schemas.openxmlformats.org/officeDocument/2006/relationships" xmlns:w="http://schemas.openxmlformats.org/wordprocessingml/2006/main" xmlns:o="urn:schemas-microsoft-com:office:office" xmlns:v="urn:schemas-microsoft-com:vml" xmlns:w10="urn:schemas-microsoft-com:office:word" xmlns:a="http://schemas.openxmlformats.org/drawingml/2006/main" xmlns:pic="http://schemas.openxmlformats.org/drawingml/2006/picture" xmlns:wp="http://schemas.openxmlformats.org/drawingml/2006/wordprocessingDrawing">
   <w:body>
     <w:bookmarkStart w:id="27" w:name="分流电阻采样电路"/>
     <w:p>
@@ -9,7 +9,7 @@
       </w:pPr>
       <w:r>
         <w:rPr>
-          <w:rFonts w:hint="eastAsia"/>
+          <w:rFonts w:hint="eastAsia" w:eastAsia="黑体"/>
         </w:rPr>
         <w:t xml:space="preserve">分流电阻采样电路</w:t>
       </w:r>
@@ -21,7 +21,7 @@
       </w:pPr>
       <w:r>
         <w:rPr>
-          <w:rFonts w:hint="eastAsia"/>
+          <w:rFonts w:hint="eastAsia" w:eastAsia="黑体"/>
         </w:rPr>
         <w:t xml:space="preserve">拓扑描述</w:t>
       </w:r>
@@ -32,16 +32,19 @@
       </w:pPr>
       <w:r>
         <w:rPr>
-          <w:rFonts w:hint="eastAsia"/>
+          <w:rFonts w:hint="eastAsia" w:eastAsia="黑体"/>
         </w:rPr>
         <w:t xml:space="preserve">由</w:t>
       </w:r>
       <w:r>
+        <w:rPr>
+          <w:rFonts w:eastAsia="黑体"/>
+        </w:rPr>
         <w:t xml:space="preserve"> </w:t>
       </w:r>
       <w:r>
         <w:rPr>
-          <w:rFonts w:hint="eastAsia"/>
+          <w:rFonts w:hint="eastAsia" w:eastAsia="黑体"/>
           <w:b/>
           <w:bCs/>
         </w:rPr>
@@ -49,6 +52,7 @@
       </w:r>
       <w:r>
         <w:rPr>
+          <w:rFonts w:eastAsia="黑体"/>
           <w:b/>
           <w:bCs/>
         </w:rPr>
@@ -82,33 +86,39 @@
       </m:oMath>
       <w:r>
         <w:rPr>
-          <w:rFonts w:hint="eastAsia"/>
+          <w:rFonts w:hint="eastAsia" w:eastAsia="黑体"/>
         </w:rPr>
         <w:t xml:space="preserve">（小阻值、串联在被测电流回路）、</w:t>
       </w:r>
       <w:r>
         <w:rPr>
-          <w:rFonts w:hint="eastAsia"/>
+          <w:rFonts w:hint="eastAsia" w:eastAsia="黑体"/>
           <w:b/>
           <w:bCs/>
         </w:rPr>
         <w:t xml:space="preserve">差分放大器（或仪表放大器）A1</w:t>
       </w:r>
       <w:r>
+        <w:rPr>
+          <w:rFonts w:eastAsia="黑体"/>
+        </w:rPr>
         <w:t xml:space="preserve"> </w:t>
       </w:r>
       <w:r>
         <w:rPr>
-          <w:rFonts w:hint="eastAsia"/>
+          <w:rFonts w:hint="eastAsia" w:eastAsia="黑体"/>
         </w:rPr>
         <w:t xml:space="preserve">与</w:t>
       </w:r>
       <w:r>
+        <w:rPr>
+          <w:rFonts w:eastAsia="黑体"/>
+        </w:rPr>
         <w:t xml:space="preserve"> </w:t>
       </w:r>
       <w:r>
         <w:rPr>
-          <w:rFonts w:hint="eastAsia"/>
+          <w:rFonts w:hint="eastAsia" w:eastAsia="黑体"/>
           <w:b/>
           <w:bCs/>
         </w:rPr>
@@ -116,32 +126,39 @@
       </w:r>
       <w:r>
         <w:rPr>
+          <w:rFonts w:eastAsia="黑体"/>
           <w:b/>
           <w:bCs/>
         </w:rPr>
         <w:t xml:space="preserve"> ADC</w:t>
       </w:r>
       <w:r>
+        <w:rPr>
+          <w:rFonts w:eastAsia="黑体"/>
+        </w:rPr>
         <w:t xml:space="preserve"> </w:t>
       </w:r>
       <w:r>
         <w:rPr>
-          <w:rFonts w:hint="eastAsia"/>
+          <w:rFonts w:hint="eastAsia" w:eastAsia="黑体"/>
         </w:rPr>
         <w:t xml:space="preserve">组成。电路共有</w:t>
       </w:r>
       <w:r>
+        <w:rPr>
+          <w:rFonts w:eastAsia="黑体"/>
+        </w:rPr>
         <w:t xml:space="preserve"> 3 </w:t>
       </w:r>
       <w:r>
         <w:rPr>
-          <w:rFonts w:hint="eastAsia"/>
+          <w:rFonts w:hint="eastAsia" w:eastAsia="黑体"/>
         </w:rPr>
         <w:t xml:space="preserve">个关键节点：</w:t>
       </w:r>
       <w:r>
         <w:rPr>
-          <w:rFonts w:hint="eastAsia"/>
+          <w:rFonts w:hint="eastAsia" w:eastAsia="黑体"/>
           <w:b/>
           <w:bCs/>
         </w:rPr>
@@ -149,6 +166,7 @@
       </w:r>
       <w:r>
         <w:rPr>
+          <w:rFonts w:eastAsia="黑体"/>
           <w:b/>
           <w:bCs/>
         </w:rPr>
@@ -156,7 +174,7 @@
       </w:r>
       <w:r>
         <w:rPr>
-          <w:rFonts w:hint="eastAsia"/>
+          <w:rFonts w:hint="eastAsia" w:eastAsia="黑体"/>
           <w:b/>
           <w:bCs/>
         </w:rPr>
@@ -164,7 +182,7 @@
       </w:r>
       <w:r>
         <w:rPr>
-          <w:rFonts w:hint="eastAsia"/>
+          <w:rFonts w:hint="eastAsia" w:eastAsia="黑体"/>
         </w:rPr>
         <w:t xml:space="preserve">（</w:t>
       </w:r>
@@ -195,35 +213,44 @@
         </m:sSub>
       </m:oMath>
       <w:r>
+        <w:rPr>
+          <w:rFonts w:eastAsia="黑体"/>
+        </w:rPr>
         <w:t xml:space="preserve"> </w:t>
       </w:r>
       <w:r>
         <w:rPr>
-          <w:rFonts w:hint="eastAsia"/>
+          <w:rFonts w:hint="eastAsia" w:eastAsia="黑体"/>
         </w:rPr>
         <w:t xml:space="preserve">的一端与</w:t>
       </w:r>
       <w:r>
+        <w:rPr>
+          <w:rFonts w:eastAsia="黑体"/>
+        </w:rPr>
         <w:t xml:space="preserve"> A1 </w:t>
       </w:r>
       <w:r>
         <w:rPr>
-          <w:rFonts w:hint="eastAsia"/>
+          <w:rFonts w:hint="eastAsia" w:eastAsia="黑体"/>
         </w:rPr>
         <w:t xml:space="preserve">的同相输入端</w:t>
       </w:r>
       <w:r>
+        <w:rPr>
+          <w:rFonts w:eastAsia="黑体"/>
+        </w:rPr>
         <w:t xml:space="preserve"> IN+ </w:t>
       </w:r>
       <w:r>
         <w:rPr>
-          <w:rFonts w:hint="eastAsia"/>
+          <w:rFonts w:hint="eastAsia" w:eastAsia="黑体"/>
         </w:rPr>
         <w:t xml:space="preserve">相连，也接被测电流回路入端）；</w:t>
       </w:r>
       <w:r>
         <w:rPr>
-          <w:rFonts w:hint="eastAsia"/>
+          <w:rFonts w:hint="eastAsia" w:eastAsia="黑体"/>
           <w:b/>
           <w:bCs/>
         </w:rPr>
@@ -231,6 +258,7 @@
       </w:r>
       <w:r>
         <w:rPr>
+          <w:rFonts w:eastAsia="黑体"/>
           <w:b/>
           <w:bCs/>
         </w:rPr>
@@ -238,7 +266,7 @@
       </w:r>
       <w:r>
         <w:rPr>
-          <w:rFonts w:hint="eastAsia"/>
+          <w:rFonts w:hint="eastAsia" w:eastAsia="黑体"/>
           <w:b/>
           <w:bCs/>
         </w:rPr>
@@ -246,7 +274,7 @@
       </w:r>
       <w:r>
         <w:rPr>
-          <w:rFonts w:hint="eastAsia"/>
+          <w:rFonts w:hint="eastAsia" w:eastAsia="黑体"/>
         </w:rPr>
         <w:t xml:space="preserve">（</w:t>
       </w:r>
@@ -277,35 +305,44 @@
         </m:sSub>
       </m:oMath>
       <w:r>
+        <w:rPr>
+          <w:rFonts w:eastAsia="黑体"/>
+        </w:rPr>
         <w:t xml:space="preserve"> </w:t>
       </w:r>
       <w:r>
         <w:rPr>
-          <w:rFonts w:hint="eastAsia"/>
+          <w:rFonts w:hint="eastAsia" w:eastAsia="黑体"/>
         </w:rPr>
         <w:t xml:space="preserve">的另一端与</w:t>
       </w:r>
       <w:r>
+        <w:rPr>
+          <w:rFonts w:eastAsia="黑体"/>
+        </w:rPr>
         <w:t xml:space="preserve"> A1 </w:t>
       </w:r>
       <w:r>
         <w:rPr>
-          <w:rFonts w:hint="eastAsia"/>
+          <w:rFonts w:hint="eastAsia" w:eastAsia="黑体"/>
         </w:rPr>
         <w:t xml:space="preserve">的反相输入端</w:t>
       </w:r>
       <w:r>
+        <w:rPr>
+          <w:rFonts w:eastAsia="黑体"/>
+        </w:rPr>
         <w:t xml:space="preserve"> IN− </w:t>
       </w:r>
       <w:r>
         <w:rPr>
-          <w:rFonts w:hint="eastAsia"/>
+          <w:rFonts w:hint="eastAsia" w:eastAsia="黑体"/>
         </w:rPr>
         <w:t xml:space="preserve">相连，也接被测电流回路出端）；</w:t>
       </w:r>
       <w:r>
         <w:rPr>
-          <w:rFonts w:hint="eastAsia"/>
+          <w:rFonts w:hint="eastAsia" w:eastAsia="黑体"/>
           <w:b/>
           <w:bCs/>
         </w:rPr>
@@ -313,6 +350,7 @@
       </w:r>
       <w:r>
         <w:rPr>
+          <w:rFonts w:eastAsia="黑体"/>
           <w:b/>
           <w:bCs/>
         </w:rPr>
@@ -320,7 +358,7 @@
       </w:r>
       <w:r>
         <w:rPr>
-          <w:rFonts w:hint="eastAsia"/>
+          <w:rFonts w:hint="eastAsia" w:eastAsia="黑体"/>
           <w:b/>
           <w:bCs/>
         </w:rPr>
@@ -328,38 +366,50 @@
       </w:r>
       <w:r>
         <w:rPr>
-          <w:rFonts w:hint="eastAsia"/>
+          <w:rFonts w:hint="eastAsia" w:eastAsia="黑体"/>
         </w:rPr>
         <w:t xml:space="preserve">（A1</w:t>
       </w:r>
       <w:r>
+        <w:rPr>
+          <w:rFonts w:eastAsia="黑体"/>
+        </w:rPr>
         <w:t xml:space="preserve"> </w:t>
       </w:r>
       <w:r>
         <w:rPr>
-          <w:rFonts w:hint="eastAsia"/>
+          <w:rFonts w:hint="eastAsia" w:eastAsia="黑体"/>
         </w:rPr>
         <w:t xml:space="preserve">的</w:t>
       </w:r>
       <w:r>
+        <w:rPr>
+          <w:rFonts w:eastAsia="黑体"/>
+        </w:rPr>
         <w:t xml:space="preserve"> OUT </w:t>
       </w:r>
       <w:r>
         <w:rPr>
-          <w:rFonts w:hint="eastAsia"/>
+          <w:rFonts w:hint="eastAsia" w:eastAsia="黑体"/>
         </w:rPr>
         <w:t xml:space="preserve">与</w:t>
       </w:r>
       <w:r>
+        <w:rPr>
+          <w:rFonts w:eastAsia="黑体"/>
+        </w:rPr>
         <w:t xml:space="preserve"> ADC </w:t>
       </w:r>
       <w:r>
         <w:rPr>
-          <w:rFonts w:hint="eastAsia"/>
+          <w:rFonts w:hint="eastAsia" w:eastAsia="黑体"/>
         </w:rPr>
         <w:t xml:space="preserve">输入相连，作为</w:t>
       </w:r>
       <w:r>
+        <w:rPr>
+          <w:rFonts w:eastAsia="黑体"/>
+        </w:rPr>
         <w:t xml:space="preserve"> </w:t>
       </w:r>
       <m:oMath>
@@ -384,7 +434,7 @@
       </m:oMath>
       <w:r>
         <w:rPr>
-          <w:rFonts w:hint="eastAsia"/>
+          <w:rFonts w:hint="eastAsia" w:eastAsia="黑体"/>
         </w:rPr>
         <w:t xml:space="preserve">）。</w:t>
       </w:r>
@@ -393,11 +443,14 @@
       <w:pPr/>
       <w:r>
         <w:rPr>
-          <w:rFonts w:hint="eastAsia"/>
+          <w:rFonts w:hint="eastAsia" w:eastAsia="黑体"/>
         </w:rPr>
         <w:t xml:space="preserve">各元件管脚连接：被测电流从节点①流入、流经</w:t>
       </w:r>
       <w:r>
+        <w:rPr>
+          <w:rFonts w:eastAsia="黑体"/>
+        </w:rPr>
         <w:t xml:space="preserve"> </w:t>
       </w:r>
       <m:oMath>
@@ -427,11 +480,14 @@
         </m:sSub>
       </m:oMath>
       <w:r>
+        <w:rPr>
+          <w:rFonts w:eastAsia="黑体"/>
+        </w:rPr>
         <w:t xml:space="preserve"> </w:t>
       </w:r>
       <w:r>
         <w:rPr>
-          <w:rFonts w:hint="eastAsia"/>
+          <w:rFonts w:hint="eastAsia" w:eastAsia="黑体"/>
         </w:rPr>
         <w:t xml:space="preserve">后从节点②流出；</w:t>
       </w:r>
@@ -462,106 +518,138 @@
         </m:sSub>
       </m:oMath>
       <w:r>
+        <w:rPr>
+          <w:rFonts w:eastAsia="黑体"/>
+        </w:rPr>
         <w:t xml:space="preserve"> </w:t>
       </w:r>
       <w:r>
         <w:rPr>
-          <w:rFonts w:hint="eastAsia"/>
+          <w:rFonts w:hint="eastAsia" w:eastAsia="黑体"/>
         </w:rPr>
         <w:t xml:space="preserve">两端分别接节点①、节点②；</w:t>
       </w:r>
       <w:r>
         <w:rPr>
+          <w:rFonts w:eastAsia="黑体"/>
           <w:b/>
           <w:bCs/>
         </w:rPr>
         <w:t xml:space="preserve">A1</w:t>
       </w:r>
       <w:r>
+        <w:rPr>
+          <w:rFonts w:eastAsia="黑体"/>
+        </w:rPr>
         <w:t xml:space="preserve"> </w:t>
       </w:r>
       <w:r>
         <w:rPr>
-          <w:rFonts w:hint="eastAsia"/>
+          <w:rFonts w:hint="eastAsia" w:eastAsia="黑体"/>
         </w:rPr>
         <w:t xml:space="preserve">的</w:t>
       </w:r>
       <w:r>
+        <w:rPr>
+          <w:rFonts w:eastAsia="黑体"/>
+        </w:rPr>
         <w:t xml:space="preserve"> IN+ </w:t>
       </w:r>
       <w:r>
         <w:rPr>
-          <w:rFonts w:hint="eastAsia"/>
+          <w:rFonts w:hint="eastAsia" w:eastAsia="黑体"/>
         </w:rPr>
         <w:t xml:space="preserve">接节点①、IN−</w:t>
       </w:r>
       <w:r>
+        <w:rPr>
+          <w:rFonts w:eastAsia="黑体"/>
+        </w:rPr>
         <w:t xml:space="preserve"> </w:t>
       </w:r>
       <w:r>
         <w:rPr>
-          <w:rFonts w:hint="eastAsia"/>
+          <w:rFonts w:hint="eastAsia" w:eastAsia="黑体"/>
         </w:rPr>
         <w:t xml:space="preserve">接节点②、OUT</w:t>
       </w:r>
       <w:r>
+        <w:rPr>
+          <w:rFonts w:eastAsia="黑体"/>
+        </w:rPr>
         <w:t xml:space="preserve"> </w:t>
       </w:r>
       <w:r>
         <w:rPr>
-          <w:rFonts w:hint="eastAsia"/>
+          <w:rFonts w:hint="eastAsia" w:eastAsia="黑体"/>
         </w:rPr>
         <w:t xml:space="preserve">接节点③、正电源</w:t>
       </w:r>
       <w:r>
+        <w:rPr>
+          <w:rFonts w:eastAsia="黑体"/>
+        </w:rPr>
         <w:t xml:space="preserve"> V+ </w:t>
       </w:r>
       <w:r>
         <w:rPr>
-          <w:rFonts w:hint="eastAsia"/>
+          <w:rFonts w:hint="eastAsia" w:eastAsia="黑体"/>
         </w:rPr>
         <w:t xml:space="preserve">接</w:t>
       </w:r>
       <w:r>
+        <w:rPr>
+          <w:rFonts w:eastAsia="黑体"/>
+        </w:rPr>
         <w:t xml:space="preserve"> </w:t>
       </w:r>
       <w:r>
         <w:rPr>
-          <w:rFonts w:hint="eastAsia"/>
+          <w:rFonts w:hint="eastAsia" w:eastAsia="黑体"/>
         </w:rPr>
         <w:t xml:space="preserve">+VCC、负电源</w:t>
       </w:r>
       <w:r>
+        <w:rPr>
+          <w:rFonts w:eastAsia="黑体"/>
+        </w:rPr>
         <w:t xml:space="preserve"> V− </w:t>
       </w:r>
       <w:r>
         <w:rPr>
-          <w:rFonts w:hint="eastAsia"/>
+          <w:rFonts w:hint="eastAsia" w:eastAsia="黑体"/>
         </w:rPr>
         <w:t xml:space="preserve">接</w:t>
       </w:r>
       <w:r>
+        <w:rPr>
+          <w:rFonts w:eastAsia="黑体"/>
+        </w:rPr>
         <w:t xml:space="preserve"> </w:t>
       </w:r>
       <w:r>
         <w:rPr>
-          <w:rFonts w:hint="eastAsia"/>
+          <w:rFonts w:hint="eastAsia" w:eastAsia="黑体"/>
         </w:rPr>
         <w:t xml:space="preserve">−VEE；</w:t>
       </w:r>
       <w:r>
         <w:rPr>
+          <w:rFonts w:eastAsia="黑体"/>
           <w:b/>
           <w:bCs/>
         </w:rPr>
         <w:t xml:space="preserve">ADC</w:t>
       </w:r>
       <w:r>
+        <w:rPr>
+          <w:rFonts w:eastAsia="黑体"/>
+        </w:rPr>
         <w:t xml:space="preserve"> </w:t>
       </w:r>
       <w:r>
         <w:rPr>
-          <w:rFonts w:hint="eastAsia"/>
+          <w:rFonts w:hint="eastAsia" w:eastAsia="黑体"/>
         </w:rPr>
         <w:t xml:space="preserve">输入接节点③。</w:t>
       </w:r>
@@ -570,20 +658,26 @@
       <w:pPr/>
       <w:r>
         <w:rPr>
-          <w:rFonts w:hint="eastAsia"/>
+          <w:rFonts w:hint="eastAsia" w:eastAsia="黑体"/>
         </w:rPr>
         <w:t xml:space="preserve">由此构成”串联分流</w:t>
       </w:r>
       <w:r>
+        <w:rPr>
+          <w:rFonts w:eastAsia="黑体"/>
+        </w:rPr>
         <w:t xml:space="preserve"> + </w:t>
       </w:r>
       <w:r>
         <w:rPr>
-          <w:rFonts w:hint="eastAsia"/>
+          <w:rFonts w:hint="eastAsia" w:eastAsia="黑体"/>
         </w:rPr>
         <w:t xml:space="preserve">差分放大”的电流采样组态，取样电压</w:t>
       </w:r>
       <w:r>
+        <w:rPr>
+          <w:rFonts w:eastAsia="黑体"/>
+        </w:rPr>
         <w:t xml:space="preserve"> </w:t>
       </w:r>
       <m:oMath>
@@ -652,15 +746,21 @@
         </m:sSub>
       </m:oMath>
       <w:r>
+        <w:rPr>
+          <w:rFonts w:eastAsia="黑体"/>
+        </w:rPr>
         <w:t xml:space="preserve"> </w:t>
       </w:r>
       <w:r>
         <w:rPr>
-          <w:rFonts w:hint="eastAsia"/>
+          <w:rFonts w:hint="eastAsia" w:eastAsia="黑体"/>
         </w:rPr>
         <w:t xml:space="preserve">经放大得</w:t>
       </w:r>
       <w:r>
+        <w:rPr>
+          <w:rFonts w:eastAsia="黑体"/>
+        </w:rPr>
         <w:t xml:space="preserve"> </w:t>
       </w:r>
       <m:oMath>
@@ -733,7 +833,7 @@
       </m:oMath>
       <w:r>
         <w:rPr>
-          <w:rFonts w:hint="eastAsia"/>
+          <w:rFonts w:hint="eastAsia" w:eastAsia="黑体"/>
         </w:rPr>
         <w:t xml:space="preserve">，低成本、交直流均可，用于电流检测。</w:t>
       </w:r>
@@ -746,7 +846,7 @@
       </w:pPr>
       <w:r>
         <w:rPr>
-          <w:rFonts w:hint="eastAsia"/>
+          <w:rFonts w:hint="eastAsia" w:eastAsia="黑体"/>
         </w:rPr>
         <w:t xml:space="preserve">工作原理</w:t>
       </w:r>
@@ -757,11 +857,14 @@
       </w:pPr>
       <w:r>
         <w:rPr>
-          <w:rFonts w:hint="eastAsia"/>
+          <w:rFonts w:hint="eastAsia" w:eastAsia="黑体"/>
         </w:rPr>
         <w:t xml:space="preserve">被测电流</w:t>
       </w:r>
       <w:r>
+        <w:rPr>
+          <w:rFonts w:eastAsia="黑体"/>
+        </w:rPr>
         <w:t xml:space="preserve"> </w:t>
       </w:r>
       <m:oMath>
@@ -770,15 +873,21 @@
         </m:r>
       </m:oMath>
       <w:r>
+        <w:rPr>
+          <w:rFonts w:eastAsia="黑体"/>
+        </w:rPr>
         <w:t xml:space="preserve"> </w:t>
       </w:r>
       <w:r>
         <w:rPr>
-          <w:rFonts w:hint="eastAsia"/>
+          <w:rFonts w:hint="eastAsia" w:eastAsia="黑体"/>
         </w:rPr>
         <w:t xml:space="preserve">流过分流电阻产生压降</w:t>
       </w:r>
       <w:r>
+        <w:rPr>
+          <w:rFonts w:eastAsia="黑体"/>
+        </w:rPr>
         <w:t xml:space="preserve"> </w:t>
       </w:r>
       <m:oMath>
@@ -848,11 +957,14 @@
       </m:oMath>
       <w:r>
         <w:rPr>
-          <w:rFonts w:hint="eastAsia"/>
+          <w:rFonts w:hint="eastAsia" w:eastAsia="黑体"/>
         </w:rPr>
         <w:t xml:space="preserve">，差分放大电路将该小压降放大</w:t>
       </w:r>
       <w:r>
+        <w:rPr>
+          <w:rFonts w:eastAsia="黑体"/>
+        </w:rPr>
         <w:t xml:space="preserve"> </w:t>
       </w:r>
       <m:oMath>
@@ -861,15 +973,21 @@
         </m:r>
       </m:oMath>
       <w:r>
+        <w:rPr>
+          <w:rFonts w:eastAsia="黑体"/>
+        </w:rPr>
         <w:t xml:space="preserve"> </w:t>
       </w:r>
       <w:r>
         <w:rPr>
-          <w:rFonts w:hint="eastAsia"/>
+          <w:rFonts w:hint="eastAsia" w:eastAsia="黑体"/>
         </w:rPr>
         <w:t xml:space="preserve">倍得到</w:t>
       </w:r>
       <w:r>
+        <w:rPr>
+          <w:rFonts w:eastAsia="黑体"/>
+        </w:rPr>
         <w:t xml:space="preserve"> </w:t>
       </w:r>
       <m:oMath>
@@ -942,7 +1060,7 @@
       </m:oMath>
       <w:r>
         <w:rPr>
-          <w:rFonts w:hint="eastAsia"/>
+          <w:rFonts w:hint="eastAsia" w:eastAsia="黑体"/>
         </w:rPr>
         <w:t xml:space="preserve">，从而实现对电流的测量。</w:t>
       </w:r>
@@ -955,7 +1073,7 @@
       </w:pPr>
       <w:r>
         <w:rPr>
-          <w:rFonts w:hint="eastAsia"/>
+          <w:rFonts w:hint="eastAsia" w:eastAsia="黑体"/>
         </w:rPr>
         <w:t xml:space="preserve">关键计算公式</w:t>
       </w:r>
@@ -969,7 +1087,7 @@
       </w:pPr>
       <w:r>
         <w:rPr>
-          <w:rFonts w:hint="eastAsia"/>
+          <w:rFonts w:hint="eastAsia" w:eastAsia="黑体"/>
         </w:rPr>
         <w:t xml:space="preserve">分流电压：</w:t>
       </w:r>
@@ -1059,7 +1177,7 @@
       </w:pPr>
       <w:r>
         <w:rPr>
-          <w:rFonts w:hint="eastAsia"/>
+          <w:rFonts w:hint="eastAsia" w:eastAsia="黑体"/>
         </w:rPr>
         <w:t xml:space="preserve">输出电压：</w:t>
       </w:r>
@@ -1152,7 +1270,7 @@
       </w:pPr>
       <w:r>
         <w:rPr>
-          <w:rFonts w:hint="eastAsia"/>
+          <w:rFonts w:hint="eastAsia" w:eastAsia="黑体"/>
         </w:rPr>
         <w:t xml:space="preserve">高侧/低侧差分放大：</w:t>
       </w:r>
@@ -1254,7 +1372,7 @@
       </w:pPr>
       <w:r>
         <w:rPr>
-          <w:rFonts w:hint="eastAsia"/>
+          <w:rFonts w:hint="eastAsia" w:eastAsia="黑体"/>
         </w:rPr>
         <w:t xml:space="preserve">分流电阻功耗：</w:t>
       </w:r>
@@ -1348,7 +1466,7 @@
             </w:pPr>
             <w:r>
               <w:rPr>
-                <w:rFonts w:hint="eastAsia"/>
+                <w:rFonts w:hint="eastAsia" w:eastAsia="黑体"/>
               </w:rPr>
               <w:t xml:space="preserve">符号</w:t>
             </w:r>
@@ -1362,7 +1480,7 @@
             </w:pPr>
             <w:r>
               <w:rPr>
-                <w:rFonts w:hint="eastAsia"/>
+                <w:rFonts w:hint="eastAsia" w:eastAsia="黑体"/>
               </w:rPr>
               <w:t xml:space="preserve">含义</w:t>
             </w:r>
@@ -1376,7 +1494,7 @@
             </w:pPr>
             <w:r>
               <w:rPr>
-                <w:rFonts w:hint="eastAsia"/>
+                <w:rFonts w:hint="eastAsia" w:eastAsia="黑体"/>
               </w:rPr>
               <w:t xml:space="preserve">单位</w:t>
             </w:r>
@@ -1396,6 +1514,9 @@
               </m:r>
             </m:oMath>
             <w:r>
+              <w:rPr>
+                <w:rFonts w:eastAsia="黑体"/>
+              </w:rPr>
               <w:t xml:space="preserve">​</w:t>
             </w:r>
           </w:p>
@@ -1408,7 +1529,7 @@
             </w:pPr>
             <w:r>
               <w:rPr>
-                <w:rFonts w:hint="eastAsia"/>
+                <w:rFonts w:hint="eastAsia" w:eastAsia="黑体"/>
               </w:rPr>
               <w:t xml:space="preserve">被测电流</w:t>
             </w:r>
@@ -1421,6 +1542,9 @@
               <w:pStyle w:val="Compact"/>
             </w:pPr>
             <w:r>
+              <w:rPr>
+                <w:rFonts w:eastAsia="黑体"/>
+              </w:rPr>
               <w:t xml:space="preserve">A</w:t>
             </w:r>
           </w:p>
@@ -1460,6 +1584,9 @@
               </m:sSub>
             </m:oMath>
             <w:r>
+              <w:rPr>
+                <w:rFonts w:eastAsia="黑体"/>
+              </w:rPr>
               <w:t xml:space="preserve">​</w:t>
             </w:r>
           </w:p>
@@ -1472,7 +1599,7 @@
             </w:pPr>
             <w:r>
               <w:rPr>
-                <w:rFonts w:hint="eastAsia"/>
+                <w:rFonts w:hint="eastAsia" w:eastAsia="黑体"/>
               </w:rPr>
               <w:t xml:space="preserve">分流电阻</w:t>
             </w:r>
@@ -1485,6 +1612,9 @@
               <w:pStyle w:val="Compact"/>
             </w:pPr>
             <w:r>
+              <w:rPr>
+                <w:rFonts w:eastAsia="黑体"/>
+              </w:rPr>
               <w:t xml:space="preserve">Ω</w:t>
             </w:r>
           </w:p>
@@ -1524,6 +1654,9 @@
               </m:sSub>
             </m:oMath>
             <w:r>
+              <w:rPr>
+                <w:rFonts w:eastAsia="黑体"/>
+              </w:rPr>
               <w:t xml:space="preserve">​</w:t>
             </w:r>
           </w:p>
@@ -1536,7 +1669,7 @@
             </w:pPr>
             <w:r>
               <w:rPr>
-                <w:rFonts w:hint="eastAsia"/>
+                <w:rFonts w:hint="eastAsia" w:eastAsia="黑体"/>
               </w:rPr>
               <w:t xml:space="preserve">分流电压</w:t>
             </w:r>
@@ -1549,6 +1682,9 @@
               <w:pStyle w:val="Compact"/>
             </w:pPr>
             <w:r>
+              <w:rPr>
+                <w:rFonts w:eastAsia="黑体"/>
+              </w:rPr>
               <w:t xml:space="preserve">V</w:t>
             </w:r>
           </w:p>
@@ -1567,6 +1703,9 @@
               </m:r>
             </m:oMath>
             <w:r>
+              <w:rPr>
+                <w:rFonts w:eastAsia="黑体"/>
+              </w:rPr>
               <w:t xml:space="preserve">​</w:t>
             </w:r>
           </w:p>
@@ -1579,7 +1718,7 @@
             </w:pPr>
             <w:r>
               <w:rPr>
-                <w:rFonts w:hint="eastAsia"/>
+                <w:rFonts w:hint="eastAsia" w:eastAsia="黑体"/>
               </w:rPr>
               <w:t xml:space="preserve">差分放大增益</w:t>
             </w:r>
@@ -1592,6 +1731,9 @@
               <w:pStyle w:val="Compact"/>
             </w:pPr>
             <w:r>
+              <w:rPr>
+                <w:rFonts w:eastAsia="黑体"/>
+              </w:rPr>
               <w:t xml:space="preserve">—</w:t>
             </w:r>
           </w:p>
@@ -1610,6 +1752,9 @@
               </m:r>
             </m:oMath>
             <w:r>
+              <w:rPr>
+                <w:rFonts w:eastAsia="黑体"/>
+              </w:rPr>
               <w:t xml:space="preserve">​</w:t>
             </w:r>
           </w:p>
@@ -1622,7 +1767,7 @@
             </w:pPr>
             <w:r>
               <w:rPr>
-                <w:rFonts w:hint="eastAsia"/>
+                <w:rFonts w:hint="eastAsia" w:eastAsia="黑体"/>
               </w:rPr>
               <w:t xml:space="preserve">电阻功耗</w:t>
             </w:r>
@@ -1635,6 +1780,9 @@
               <w:pStyle w:val="Compact"/>
             </w:pPr>
             <w:r>
+              <w:rPr>
+                <w:rFonts w:eastAsia="黑体"/>
+              </w:rPr>
               <w:t xml:space="preserve">W</w:t>
             </w:r>
           </w:p>
@@ -1649,7 +1797,7 @@
       </w:pPr>
       <w:r>
         <w:rPr>
-          <w:rFonts w:hint="eastAsia"/>
+          <w:rFonts w:hint="eastAsia" w:eastAsia="黑体"/>
         </w:rPr>
         <w:t xml:space="preserve">元件调整影响</w:t>
       </w:r>
@@ -1664,20 +1812,27 @@
       </w:pPr>
       <w:r>
         <w:rPr>
+          <w:rFonts w:eastAsia="黑体"/>
           <w:b/>
           <w:bCs/>
         </w:rPr>
         <w:t xml:space="preserve">R_shunt ↑</w:t>
       </w:r>
       <w:r>
+        <w:rPr>
+          <w:rFonts w:eastAsia="黑体"/>
+        </w:rPr>
         <w:t xml:space="preserve"> </w:t>
       </w:r>
       <w:r>
+        <w:rPr>
+          <w:rFonts w:eastAsia="黑体"/>
+        </w:rPr>
         <w:t xml:space="preserve">→ </w:t>
       </w:r>
       <w:r>
         <w:rPr>
-          <w:rFonts w:hint="eastAsia"/>
+          <w:rFonts w:hint="eastAsia" w:eastAsia="黑体"/>
         </w:rPr>
         <w:t xml:space="preserve">信号变大、信噪比改善，但功耗增大、压降与温升增加。</w:t>
       </w:r>
@@ -1692,20 +1847,27 @@
       </w:pPr>
       <w:r>
         <w:rPr>
+          <w:rFonts w:eastAsia="黑体"/>
           <w:b/>
           <w:bCs/>
         </w:rPr>
         <w:t xml:space="preserve">R_shunt ↓</w:t>
       </w:r>
       <w:r>
+        <w:rPr>
+          <w:rFonts w:eastAsia="黑体"/>
+        </w:rPr>
         <w:t xml:space="preserve"> </w:t>
       </w:r>
       <w:r>
+        <w:rPr>
+          <w:rFonts w:eastAsia="黑体"/>
+        </w:rPr>
         <w:t xml:space="preserve">→ </w:t>
       </w:r>
       <w:r>
         <w:rPr>
-          <w:rFonts w:hint="eastAsia"/>
+          <w:rFonts w:hint="eastAsia" w:eastAsia="黑体"/>
         </w:rPr>
         <w:t xml:space="preserve">插入损耗小、精度受热影响小，但信号变小，需更大增益。</w:t>
       </w:r>
@@ -1720,7 +1882,7 @@
       </w:pPr>
       <w:r>
         <w:rPr>
-          <w:rFonts w:hint="eastAsia"/>
+          <w:rFonts w:hint="eastAsia" w:eastAsia="黑体"/>
           <w:b/>
           <w:bCs/>
         </w:rPr>
@@ -1728,20 +1890,27 @@
       </w:r>
       <w:r>
         <w:rPr>
+          <w:rFonts w:eastAsia="黑体"/>
           <w:b/>
           <w:bCs/>
         </w:rPr>
         <w:t xml:space="preserve"> G ↑</w:t>
       </w:r>
       <w:r>
+        <w:rPr>
+          <w:rFonts w:eastAsia="黑体"/>
+        </w:rPr>
         <w:t xml:space="preserve"> </w:t>
       </w:r>
       <w:r>
+        <w:rPr>
+          <w:rFonts w:eastAsia="黑体"/>
+        </w:rPr>
         <w:t xml:space="preserve">→ </w:t>
       </w:r>
       <w:r>
         <w:rPr>
-          <w:rFonts w:hint="eastAsia"/>
+          <w:rFonts w:hint="eastAsia" w:eastAsia="黑体"/>
         </w:rPr>
         <w:t xml:space="preserve">输出电压增大，量程相应减小。</w:t>
       </w:r>
@@ -1756,7 +1925,7 @@
       </w:pPr>
       <w:r>
         <w:rPr>
-          <w:rFonts w:hint="eastAsia"/>
+          <w:rFonts w:hint="eastAsia" w:eastAsia="黑体"/>
         </w:rPr>
         <w:t xml:space="preserve">高侧采样可检测负载对地短路，低侧采样电路简单但引入地平面干扰。</w:t>
       </w:r>
@@ -1769,7 +1938,7 @@
       </w:pPr>
       <w:r>
         <w:rPr>
-          <w:rFonts w:hint="eastAsia"/>
+          <w:rFonts w:hint="eastAsia" w:eastAsia="黑体"/>
         </w:rPr>
         <w:t xml:space="preserve">典型参数示例</w:t>
       </w:r>
@@ -1784,11 +1953,14 @@
       </w:pPr>
       <w:r>
         <w:rPr>
-          <w:rFonts w:hint="eastAsia"/>
+          <w:rFonts w:hint="eastAsia" w:eastAsia="黑体"/>
         </w:rPr>
         <w:t xml:space="preserve">取</w:t>
       </w:r>
       <w:r>
+        <w:rPr>
+          <w:rFonts w:eastAsia="黑体"/>
+        </w:rPr>
         <w:t xml:space="preserve"> </w:t>
       </w:r>
       <m:oMath>
@@ -1838,11 +2010,14 @@
       </m:oMath>
       <w:r>
         <w:rPr>
-          <w:rFonts w:hint="eastAsia"/>
+          <w:rFonts w:hint="eastAsia" w:eastAsia="黑体"/>
         </w:rPr>
         <w:t xml:space="preserve">、被测电流</w:t>
       </w:r>
       <w:r>
+        <w:rPr>
+          <w:rFonts w:eastAsia="黑体"/>
+        </w:rPr>
         <w:t xml:space="preserve"> </w:t>
       </w:r>
       <m:oMath>
@@ -1871,7 +2046,7 @@
       </m:oMath>
       <w:r>
         <w:rPr>
-          <w:rFonts w:hint="eastAsia"/>
+          <w:rFonts w:hint="eastAsia" w:eastAsia="黑体"/>
         </w:rPr>
         <w:t xml:space="preserve">：</w:t>
       </w:r>
@@ -1939,6 +2114,9 @@
         </m:r>
       </m:oMath>
       <w:r>
+        <w:rPr>
+          <w:rFonts w:eastAsia="黑体"/>
+        </w:rPr>
         <w:t xml:space="preserve">。</w:t>
       </w:r>
     </w:p>
@@ -1952,11 +2130,14 @@
       </w:pPr>
       <w:r>
         <w:rPr>
-          <w:rFonts w:hint="eastAsia"/>
+          <w:rFonts w:hint="eastAsia" w:eastAsia="黑体"/>
         </w:rPr>
         <w:t xml:space="preserve">放大</w:t>
       </w:r>
       <w:r>
+        <w:rPr>
+          <w:rFonts w:eastAsia="黑体"/>
+        </w:rPr>
         <w:t xml:space="preserve"> </w:t>
       </w:r>
       <m:oMath>
@@ -1975,7 +2156,7 @@
       </m:oMath>
       <w:r>
         <w:rPr>
-          <w:rFonts w:hint="eastAsia"/>
+          <w:rFonts w:hint="eastAsia" w:eastAsia="黑体"/>
         </w:rPr>
         <w:t xml:space="preserve">：</w:t>
       </w:r>
@@ -2062,11 +2243,14 @@
       </m:oMath>
       <w:r>
         <w:rPr>
-          <w:rFonts w:hint="eastAsia"/>
+          <w:rFonts w:hint="eastAsia" w:eastAsia="黑体"/>
         </w:rPr>
         <w:t xml:space="preserve">；电阻功耗</w:t>
       </w:r>
       <w:r>
+        <w:rPr>
+          <w:rFonts w:eastAsia="黑体"/>
+        </w:rPr>
         <w:t xml:space="preserve"> </w:t>
       </w:r>
       <m:oMath>
@@ -2112,6 +2296,9 @@
         </m:r>
       </m:oMath>
       <w:r>
+        <w:rPr>
+          <w:rFonts w:eastAsia="黑体"/>
+        </w:rPr>
         <w:t xml:space="preserve">。</w:t>
       </w:r>
     </w:p>
@@ -2123,7 +2310,7 @@
       </w:pPr>
       <w:r>
         <w:rPr>
-          <w:rFonts w:hint="eastAsia"/>
+          <w:rFonts w:hint="eastAsia" w:eastAsia="黑体"/>
         </w:rPr>
         <w:t xml:space="preserve">常见器件型号</w:t>
       </w:r>
@@ -2138,25 +2325,31 @@
       </w:pPr>
       <w:r>
         <w:rPr>
-          <w:rFonts w:hint="eastAsia"/>
+          <w:rFonts w:hint="eastAsia" w:eastAsia="黑体"/>
         </w:rPr>
         <w:t xml:space="preserve">采样电阻：四端开尔文精密合金电阻（2512/3920</w:t>
       </w:r>
       <w:r>
+        <w:rPr>
+          <w:rFonts w:eastAsia="黑体"/>
+        </w:rPr>
         <w:t xml:space="preserve"> </w:t>
       </w:r>
       <w:r>
         <w:rPr>
-          <w:rFonts w:hint="eastAsia"/>
+          <w:rFonts w:hint="eastAsia" w:eastAsia="黑体"/>
         </w:rPr>
         <w:t xml:space="preserve">封装），如</w:t>
       </w:r>
       <w:r>
+        <w:rPr>
+          <w:rFonts w:eastAsia="黑体"/>
+        </w:rPr>
         <w:t xml:space="preserve"> VISHAY WSL </w:t>
       </w:r>
       <w:r>
         <w:rPr>
-          <w:rFonts w:hint="eastAsia"/>
+          <w:rFonts w:hint="eastAsia" w:eastAsia="黑体"/>
         </w:rPr>
         <w:t xml:space="preserve">系列。</w:t>
       </w:r>
@@ -2171,7 +2364,7 @@
       </w:pPr>
       <w:r>
         <w:rPr>
-          <w:rFonts w:hint="eastAsia"/>
+          <w:rFonts w:hint="eastAsia" w:eastAsia="黑体"/>
         </w:rPr>
         <w:t xml:space="preserve">电流检测放大器：INA180、INA240、MAX4080、AD8210。</w:t>
       </w:r>
@@ -2184,7 +2377,7 @@
       </w:pPr>
       <w:r>
         <w:rPr>
-          <w:rFonts w:hint="eastAsia"/>
+          <w:rFonts w:hint="eastAsia" w:eastAsia="黑体"/>
         </w:rPr>
         <w:t xml:space="preserve">注意事项</w:t>
       </w:r>
@@ -2199,16 +2392,19 @@
       </w:pPr>
       <w:r>
         <w:rPr>
-          <w:rFonts w:hint="eastAsia"/>
+          <w:rFonts w:hint="eastAsia" w:eastAsia="黑体"/>
         </w:rPr>
         <w:t xml:space="preserve">选用四端（开尔文）电阻并按</w:t>
       </w:r>
       <w:r>
+        <w:rPr>
+          <w:rFonts w:eastAsia="黑体"/>
+        </w:rPr>
         <w:t xml:space="preserve"> Kelvin </w:t>
       </w:r>
       <w:r>
         <w:rPr>
-          <w:rFonts w:hint="eastAsia"/>
+          <w:rFonts w:hint="eastAsia" w:eastAsia="黑体"/>
         </w:rPr>
         <w:t xml:space="preserve">接法布线，减小引线电阻误差。</w:t>
       </w:r>
@@ -2223,7 +2419,7 @@
       </w:pPr>
       <w:r>
         <w:rPr>
-          <w:rFonts w:hint="eastAsia"/>
+          <w:rFonts w:hint="eastAsia" w:eastAsia="黑体"/>
         </w:rPr>
         <w:t xml:space="preserve">注意电阻温漂（TCR）与自热对精度的影响，必要时增散热铜箔。</w:t>
       </w:r>
@@ -2238,7 +2434,7 @@
       </w:pPr>
       <w:r>
         <w:rPr>
-          <w:rFonts w:hint="eastAsia"/>
+          <w:rFonts w:hint="eastAsia" w:eastAsia="黑体"/>
         </w:rPr>
         <w:t xml:space="preserve">高侧采样需器件输入耐压高于母线电压；低侧采样会抬高负载地电位。</w:t>
       </w:r>
@@ -2253,25 +2449,31 @@
       </w:pPr>
       <w:r>
         <w:rPr>
-          <w:rFonts w:hint="eastAsia"/>
+          <w:rFonts w:hint="eastAsia" w:eastAsia="黑体"/>
         </w:rPr>
         <w:t xml:space="preserve">分流电阻与</w:t>
       </w:r>
       <w:r>
+        <w:rPr>
+          <w:rFonts w:eastAsia="黑体"/>
+        </w:rPr>
         <w:t xml:space="preserve"> PCB </w:t>
       </w:r>
       <w:r>
         <w:rPr>
-          <w:rFonts w:hint="eastAsia"/>
+          <w:rFonts w:hint="eastAsia" w:eastAsia="黑体"/>
         </w:rPr>
         <w:t xml:space="preserve">接触电阻、导线压降都计入误差，layout</w:t>
       </w:r>
       <w:r>
+        <w:rPr>
+          <w:rFonts w:eastAsia="黑体"/>
+        </w:rPr>
         <w:t xml:space="preserve"> </w:t>
       </w:r>
       <w:r>
         <w:rPr>
-          <w:rFonts w:hint="eastAsia"/>
+          <w:rFonts w:hint="eastAsia" w:eastAsia="黑体"/>
         </w:rPr>
         <w:t xml:space="preserve">要谨慎。</w:t>
       </w:r>
@@ -2284,7 +2486,7 @@
       </w:pPr>
       <w:r>
         <w:rPr>
-          <w:rFonts w:hint="eastAsia"/>
+          <w:rFonts w:hint="eastAsia" w:eastAsia="黑体"/>
         </w:rPr>
         <w:t xml:space="preserve">参考资料</w:t>
       </w:r>
@@ -2298,20 +2500,26 @@
         </w:numPr>
       </w:pPr>
       <w:r>
+        <w:rPr>
+          <w:rFonts w:eastAsia="黑体"/>
+        </w:rPr>
         <w:t xml:space="preserve">TI </w:t>
       </w:r>
       <w:r>
         <w:rPr>
-          <w:rFonts w:hint="eastAsia"/>
+          <w:rFonts w:hint="eastAsia" w:eastAsia="黑体"/>
         </w:rPr>
         <w:t xml:space="preserve">应用笔记</w:t>
       </w:r>
       <w:r>
+        <w:rPr>
+          <w:rFonts w:eastAsia="黑体"/>
+        </w:rPr>
         <w:t xml:space="preserve"> </w:t>
       </w:r>
       <w:r>
         <w:rPr>
-          <w:rFonts w:hint="eastAsia"/>
+          <w:rFonts w:hint="eastAsia" w:eastAsia="黑体"/>
         </w:rPr>
         <w:t xml:space="preserve">SBOA162（高/低侧电流检测）。</w:t>
       </w:r>
@@ -2325,6 +2533,9 @@
         </w:numPr>
       </w:pPr>
       <w:r>
+        <w:rPr>
+          <w:rFonts w:eastAsia="黑体"/>
+        </w:rPr>
         <w:t xml:space="preserve">Wikipedia: Shunt (electrical)。</w:t>
       </w:r>
     </w:p>
@@ -2337,11 +2548,11 @@
       </w:pPr>
       <w:r>
         <w:rPr>
-          <w:rFonts w:ascii="Times New Roman" w:hAnsi="Times New Roman"/>
+          <w:rFonts w:ascii="Times New Roman" w:hAnsi="Times New Roman" w:eastAsia="黑体"/>
           <w:color w:val="555555"/>
           <w:sz w:val="21"/>
         </w:rPr>
-        <w:t>材料收集者：杜文杰</w:t>
+        <w:t>材料收集者：杜文杰，WX手机：19519196569，QQ:3478827729</w:t>
       </w:r>
     </w:p>
     <w:sectPr>
@@ -2361,7 +2572,7 @@
 </file>
 
 <file path=word/footer1.xml><?xml version="1.0" encoding="utf-8"?>
-<w:ftr xmlns:m="http://schemas.openxmlformats.org/officeDocument/2006/math" xmlns:mc="http://schemas.openxmlformats.org/markup-compatibility/2006" xmlns:mo="http://schemas.microsoft.com/office/mac/office/2008/main" xmlns:mv="urn:schemas-microsoft-com:mac:vml" xmlns:o="urn:schemas-microsoft-com:office:office" xmlns:r="http://schemas.openxmlformats.org/officeDocument/2006/relationships" xmlns:v="urn:schemas-microsoft-com:vml" xmlns:w10="urn:schemas-microsoft-com:office:word" xmlns:w14="http://schemas.microsoft.com/office/word/2010/wordml" xmlns:w="http://schemas.openxmlformats.org/wordprocessingml/2006/main" xmlns:wne="http://schemas.microsoft.com/office/word/2006/wordml" xmlns:wp14="http://schemas.microsoft.com/office/word/2010/wordprocessingDrawing" xmlns:wp="http://schemas.openxmlformats.org/drawingml/2006/wordprocessingDrawing" xmlns:wpc="http://schemas.microsoft.com/office/word/2010/wordprocessingCanvas" xmlns:wpg="http://schemas.microsoft.com/office/word/2010/wordprocessingGroup" xmlns:wpi="http://schemas.microsoft.com/office/word/2010/wordprocessingInk" xmlns:wps="http://schemas.microsoft.com/office/word/2010/wordprocessingShape" mc:Ignorable="w14 wp14">
+<w:ftr xmlns:mc="http://schemas.openxmlformats.org/markup-compatibility/2006" xmlns:w="http://schemas.openxmlformats.org/wordprocessingml/2006/main" xmlns:m="http://schemas.openxmlformats.org/officeDocument/2006/math" xmlns:mo="http://schemas.microsoft.com/office/mac/office/2008/main" xmlns:mv="urn:schemas-microsoft-com:mac:vml" xmlns:o="urn:schemas-microsoft-com:office:office" xmlns:r="http://schemas.openxmlformats.org/officeDocument/2006/relationships" xmlns:v="urn:schemas-microsoft-com:vml" xmlns:w10="urn:schemas-microsoft-com:office:word" xmlns:w14="http://schemas.microsoft.com/office/word/2010/wordml" xmlns:wne="http://schemas.microsoft.com/office/word/2006/wordml" xmlns:wp14="http://schemas.microsoft.com/office/word/2010/wordprocessingDrawing" xmlns:wp="http://schemas.openxmlformats.org/drawingml/2006/wordprocessingDrawing" xmlns:wpc="http://schemas.microsoft.com/office/word/2010/wordprocessingCanvas" xmlns:wpg="http://schemas.microsoft.com/office/word/2010/wordprocessingGroup" xmlns:wpi="http://schemas.microsoft.com/office/word/2010/wordprocessingInk" xmlns:wps="http://schemas.microsoft.com/office/word/2010/wordprocessingShape" mc:Ignorable="w14 wp14">
   <w:p>
     <w:pPr>
       <w:pStyle w:val="Footer"/>
@@ -2369,12 +2580,14 @@
     </w:pPr>
     <w:r>
       <w:rPr>
+        <w:rFonts w:eastAsia="黑体"/>
         <w:sz w:val="18"/>
       </w:rPr>
       <w:t xml:space="preserve">第 </w:t>
     </w:r>
     <w:r>
       <w:rPr>
+        <w:rFonts w:eastAsia="黑体"/>
         <w:sz w:val="18"/>
       </w:rPr>
       <w:fldChar w:fldCharType="begin"/>
@@ -2383,6 +2596,7 @@
     </w:r>
     <w:r>
       <w:rPr>
+        <w:rFonts w:eastAsia="黑体"/>
         <w:sz w:val="18"/>
       </w:rPr>
       <w:t xml:space="preserve"> 页</w:t>
@@ -2396,6 +2610,9 @@
   <w:footnote w:type="continuationSeparator" w:id="0">
     <w:p>
       <w:r>
+        <w:rPr>
+          <w:rFonts w:eastAsia="黑体"/>
+        </w:rPr>
         <w:continuationSeparator/>
       </w:r>
     </w:p>
@@ -2403,6 +2620,9 @@
   <w:footnote w:type="separator" w:id="-1">
     <w:p>
       <w:r>
+        <w:rPr>
+          <w:rFonts w:eastAsia="黑体"/>
+        </w:rPr>
         <w:separator/>
       </w:r>
     </w:p>
@@ -2411,7 +2631,7 @@
 </file>
 
 <file path=word/header1.xml><?xml version="1.0" encoding="utf-8"?>
-<w:hdr xmlns:m="http://schemas.openxmlformats.org/officeDocument/2006/math" xmlns:mc="http://schemas.openxmlformats.org/markup-compatibility/2006" xmlns:mo="http://schemas.microsoft.com/office/mac/office/2008/main" xmlns:mv="urn:schemas-microsoft-com:mac:vml" xmlns:o="urn:schemas-microsoft-com:office:office" xmlns:r="http://schemas.openxmlformats.org/officeDocument/2006/relationships" xmlns:v="urn:schemas-microsoft-com:vml" xmlns:w10="urn:schemas-microsoft-com:office:word" xmlns:w14="http://schemas.microsoft.com/office/word/2010/wordml" xmlns:w="http://schemas.openxmlformats.org/wordprocessingml/2006/main" xmlns:wne="http://schemas.microsoft.com/office/word/2006/wordml" xmlns:wp14="http://schemas.microsoft.com/office/word/2010/wordprocessingDrawing" xmlns:wp="http://schemas.openxmlformats.org/drawingml/2006/wordprocessingDrawing" xmlns:wpc="http://schemas.microsoft.com/office/word/2010/wordprocessingCanvas" xmlns:wpg="http://schemas.microsoft.com/office/word/2010/wordprocessingGroup" xmlns:wpi="http://schemas.microsoft.com/office/word/2010/wordprocessingInk" xmlns:wps="http://schemas.microsoft.com/office/word/2010/wordprocessingShape" mc:Ignorable="w14 wp14">
+<w:hdr xmlns:mc="http://schemas.openxmlformats.org/markup-compatibility/2006" xmlns:w="http://schemas.openxmlformats.org/wordprocessingml/2006/main" xmlns:m="http://schemas.openxmlformats.org/officeDocument/2006/math" xmlns:mo="http://schemas.microsoft.com/office/mac/office/2008/main" xmlns:mv="urn:schemas-microsoft-com:mac:vml" xmlns:o="urn:schemas-microsoft-com:office:office" xmlns:r="http://schemas.openxmlformats.org/officeDocument/2006/relationships" xmlns:v="urn:schemas-microsoft-com:vml" xmlns:w10="urn:schemas-microsoft-com:office:word" xmlns:w14="http://schemas.microsoft.com/office/word/2010/wordml" xmlns:wne="http://schemas.microsoft.com/office/word/2006/wordml" xmlns:wp14="http://schemas.microsoft.com/office/word/2010/wordprocessingDrawing" xmlns:wp="http://schemas.openxmlformats.org/drawingml/2006/wordprocessingDrawing" xmlns:wpc="http://schemas.microsoft.com/office/word/2010/wordprocessingCanvas" xmlns:wpg="http://schemas.microsoft.com/office/word/2010/wordprocessingGroup" xmlns:wpi="http://schemas.microsoft.com/office/word/2010/wordprocessingInk" xmlns:wps="http://schemas.microsoft.com/office/word/2010/wordprocessingShape" mc:Ignorable="w14 wp14">
   <w:p>
     <w:pPr>
       <w:pStyle w:val="Header"/>
@@ -2419,7 +2639,7 @@
     </w:pPr>
     <w:r>
       <w:rPr>
-        <w:rFonts w:ascii="Times New Roman" w:hAnsi="Times New Roman"/>
+        <w:rFonts w:ascii="Times New Roman" w:hAnsi="Times New Roman" w:eastAsia="黑体"/>
         <w:sz w:val="18"/>
         <w:rFonts w:eastAsia="黑体"/>
         <w:rFonts w:eastAsia="黑体"/>
@@ -2431,7 +2651,7 @@
 </file>
 
 <file path=word/numbering.xml><?xml version="1.0" encoding="utf-8"?>
-<w:numbering xmlns:m="http://schemas.openxmlformats.org/officeDocument/2006/math" xmlns:mc="http://schemas.openxmlformats.org/markup-compatibility/2006" xmlns:mo="http://schemas.microsoft.com/office/mac/office/2008/main" xmlns:mv="urn:schemas-microsoft-com:mac:vml" xmlns:o="urn:schemas-microsoft-com:office:office" xmlns:r="http://schemas.openxmlformats.org/officeDocument/2006/relationships" xmlns:v="urn:schemas-microsoft-com:vml" xmlns:w="http://schemas.openxmlformats.org/wordprocessingml/2006/main" xmlns:w10="urn:schemas-microsoft-com:office:word" xmlns:w14="http://schemas.microsoft.com/office/word/2010/wordml" xmlns:wne="http://schemas.microsoft.com/office/word/2006/wordml" xmlns:wp="http://schemas.openxmlformats.org/drawingml/2006/wordprocessingDrawing" xmlns:wp14="http://schemas.microsoft.com/office/word/2010/wordprocessingDrawing" xmlns:wpc="http://schemas.microsoft.com/office/word/2010/wordprocessingCanvas" xmlns:wpg="http://schemas.microsoft.com/office/word/2010/wordprocessingGroup" xmlns:wpi="http://schemas.microsoft.com/office/word/2010/wordprocessingInk" xmlns:wps="http://schemas.microsoft.com/office/word/2010/wordprocessingShape" mc:Ignorable="w14 wp14">
+<w:numbering xmlns:mc="http://schemas.openxmlformats.org/markup-compatibility/2006" xmlns:w="http://schemas.openxmlformats.org/wordprocessingml/2006/main" xmlns:m="http://schemas.openxmlformats.org/officeDocument/2006/math" xmlns:mo="http://schemas.microsoft.com/office/mac/office/2008/main" xmlns:mv="urn:schemas-microsoft-com:mac:vml" xmlns:o="urn:schemas-microsoft-com:office:office" xmlns:r="http://schemas.openxmlformats.org/officeDocument/2006/relationships" xmlns:v="urn:schemas-microsoft-com:vml" xmlns:w10="urn:schemas-microsoft-com:office:word" xmlns:w14="http://schemas.microsoft.com/office/word/2010/wordml" xmlns:wne="http://schemas.microsoft.com/office/word/2006/wordml" xmlns:wp="http://schemas.openxmlformats.org/drawingml/2006/wordprocessingDrawing" xmlns:wp14="http://schemas.microsoft.com/office/word/2010/wordprocessingDrawing" xmlns:wpc="http://schemas.microsoft.com/office/word/2010/wordprocessingCanvas" xmlns:wpg="http://schemas.microsoft.com/office/word/2010/wordprocessingGroup" xmlns:wpi="http://schemas.microsoft.com/office/word/2010/wordprocessingInk" xmlns:wps="http://schemas.microsoft.com/office/word/2010/wordprocessingShape" mc:Ignorable="w14 wp14">
   <w:abstractNum w:abstractNumId="0">
     <w:nsid w:val="FFFFFF7C"/>
     <w:multiLevelType w:val="singleLevel"/>
@@ -2518,7 +2738,7 @@
         <w:ind w:hanging="360" w:left="1440"/>
       </w:pPr>
       <w:rPr>
-        <w:rFonts w:ascii="Symbol" w:hAnsi="Symbol" w:hint="default"/>
+        <w:rFonts w:ascii="Symbol" w:hAnsi="Symbol" w:hint="default" w:eastAsia="黑体"/>
       </w:rPr>
     </w:lvl>
   </w:abstractNum>
@@ -2539,7 +2759,7 @@
         <w:ind w:hanging="360" w:left="1080"/>
       </w:pPr>
       <w:rPr>
-        <w:rFonts w:ascii="Symbol" w:hAnsi="Symbol" w:hint="default"/>
+        <w:rFonts w:ascii="Symbol" w:hAnsi="Symbol" w:hint="default" w:eastAsia="黑体"/>
       </w:rPr>
     </w:lvl>
   </w:abstractNum>
@@ -2560,7 +2780,7 @@
         <w:ind w:hanging="360" w:left="720"/>
       </w:pPr>
       <w:rPr>
-        <w:rFonts w:ascii="Symbol" w:hAnsi="Symbol" w:hint="default"/>
+        <w:rFonts w:ascii="Symbol" w:hAnsi="Symbol" w:hint="default" w:eastAsia="黑体"/>
       </w:rPr>
     </w:lvl>
   </w:abstractNum>
@@ -2599,7 +2819,7 @@
         <w:ind w:hanging="360" w:left="360"/>
       </w:pPr>
       <w:rPr>
-        <w:rFonts w:ascii="Symbol" w:hAnsi="Symbol" w:hint="default"/>
+        <w:rFonts w:ascii="Symbol" w:hAnsi="Symbol" w:hint="default" w:eastAsia="黑体"/>
       </w:rPr>
     </w:lvl>
   </w:abstractNum>
@@ -2690,7 +2910,7 @@
         <w:ind w:left="720" w:hanging="360"/>
       </w:pPr>
       <w:rPr>
-        <w:rFonts w:ascii="Symbol" w:hAnsi="Symbol" w:cs="Symbol" w:hint="default"/>
+        <w:rFonts w:ascii="Symbol" w:hAnsi="Symbol" w:cs="Symbol" w:hint="default" w:eastAsia="黑体"/>
       </w:rPr>
     </w:lvl>
     <w:lvl w:ilvl="1">
@@ -2701,7 +2921,7 @@
         <w:ind w:left="1440" w:hanging="360"/>
       </w:pPr>
       <w:rPr>
-        <w:rFonts w:ascii="Courier New" w:hAnsi="Courier New" w:cs="Courier New" w:hint="default"/>
+        <w:rFonts w:ascii="Courier New" w:hAnsi="Courier New" w:cs="Courier New" w:hint="default" w:eastAsia="黑体"/>
       </w:rPr>
     </w:lvl>
     <w:lvl w:ilvl="2">
@@ -2712,7 +2932,7 @@
         <w:ind w:left="2160" w:hanging="360"/>
       </w:pPr>
       <w:rPr>
-        <w:rFonts w:ascii="Wingdings" w:hAnsi="Wingdings" w:cs="Wingdings" w:hint="default"/>
+        <w:rFonts w:ascii="Wingdings" w:hAnsi="Wingdings" w:cs="Wingdings" w:hint="default" w:eastAsia="黑体"/>
       </w:rPr>
     </w:lvl>
     <w:lvl w:ilvl="3">
@@ -2723,7 +2943,7 @@
         <w:ind w:left="2880" w:hanging="360"/>
       </w:pPr>
       <w:rPr>
-        <w:rFonts w:ascii="Symbol" w:hAnsi="Symbol" w:cs="Symbol" w:hint="default"/>
+        <w:rFonts w:ascii="Symbol" w:hAnsi="Symbol" w:cs="Symbol" w:hint="default" w:eastAsia="黑体"/>
       </w:rPr>
     </w:lvl>
     <w:lvl w:ilvl="4">
@@ -2734,7 +2954,7 @@
         <w:ind w:left="3600" w:hanging="360"/>
       </w:pPr>
       <w:rPr>
-        <w:rFonts w:ascii="Courier New" w:hAnsi="Courier New" w:cs="Courier New" w:hint="default"/>
+        <w:rFonts w:ascii="Courier New" w:hAnsi="Courier New" w:cs="Courier New" w:hint="default" w:eastAsia="黑体"/>
       </w:rPr>
     </w:lvl>
     <w:lvl w:ilvl="5">
@@ -2745,7 +2965,7 @@
         <w:ind w:left="4320" w:hanging="360"/>
       </w:pPr>
       <w:rPr>
-        <w:rFonts w:ascii="Wingdings" w:hAnsi="Wingdings" w:cs="Wingdings" w:hint="default"/>
+        <w:rFonts w:ascii="Wingdings" w:hAnsi="Wingdings" w:cs="Wingdings" w:hint="default" w:eastAsia="黑体"/>
       </w:rPr>
     </w:lvl>
     <w:lvl w:ilvl="6">
@@ -2756,7 +2976,7 @@
         <w:ind w:left="5040" w:hanging="360"/>
       </w:pPr>
       <w:rPr>
-        <w:rFonts w:ascii="Symbol" w:hAnsi="Symbol" w:cs="Symbol" w:hint="default"/>
+        <w:rFonts w:ascii="Symbol" w:hAnsi="Symbol" w:cs="Symbol" w:hint="default" w:eastAsia="黑体"/>
       </w:rPr>
     </w:lvl>
     <w:lvl w:ilvl="7">
@@ -2767,7 +2987,7 @@
         <w:ind w:left="5760" w:hanging="360"/>
       </w:pPr>
       <w:rPr>
-        <w:rFonts w:ascii="Courier New" w:hAnsi="Courier New" w:cs="Courier New" w:hint="default"/>
+        <w:rFonts w:ascii="Courier New" w:hAnsi="Courier New" w:cs="Courier New" w:hint="default" w:eastAsia="黑体"/>
       </w:rPr>
     </w:lvl>
     <w:lvl w:ilvl="8">
@@ -2778,7 +2998,7 @@
         <w:ind w:left="6480" w:hanging="360"/>
       </w:pPr>
       <w:rPr>
-        <w:rFonts w:ascii="Wingdings" w:hAnsi="Wingdings" w:cs="Wingdings" w:hint="default"/>
+        <w:rFonts w:ascii="Wingdings" w:hAnsi="Wingdings" w:cs="Wingdings" w:hint="default" w:eastAsia="黑体"/>
       </w:rPr>
     </w:lvl>
   </w:abstractNum>
@@ -2834,11 +3054,11 @@
 </file>
 
 <file path=word/styles.xml><?xml version="1.0" encoding="utf-8"?>
-<w:styles xmlns:mc="http://schemas.openxmlformats.org/markup-compatibility/2006" xmlns:r="http://schemas.openxmlformats.org/officeDocument/2006/relationships" xmlns:w="http://schemas.openxmlformats.org/wordprocessingml/2006/main" xmlns:w14="http://schemas.microsoft.com/office/word/2010/wordml" mc:Ignorable="w14">
+<w:styles xmlns:mc="http://schemas.openxmlformats.org/markup-compatibility/2006" xmlns:w="http://schemas.openxmlformats.org/wordprocessingml/2006/main" xmlns:r="http://schemas.openxmlformats.org/officeDocument/2006/relationships" xmlns:w14="http://schemas.microsoft.com/office/word/2010/wordml" mc:Ignorable="w14">
   <w:docDefaults>
     <w:rPrDefault>
       <w:rPr>
-        <w:rFonts w:asciiTheme="minorHAnsi" w:cstheme="minorBidi" w:eastAsiaTheme="minorEastAsia" w:hAnsiTheme="minorHAnsi"/>
+        <w:rFonts w:asciiTheme="minorHAnsi" w:cstheme="minorBidi" w:hAnsiTheme="minorHAnsi" w:eastAsia="黑体"/>
         <w:sz w:val="22"/>
         <w:szCs w:val="22"/>
         <w:lang w:bidi="ar-SA" w:eastAsia="en-US" w:val="en-US"/>
@@ -3060,7 +3280,7 @@
       <w:outlineLvl w:val="0"/>
     </w:pPr>
     <w:rPr>
-      <w:rFonts w:ascii="Times New Roman" w:asciiTheme="majorHAnsi" w:cstheme="majorBidi" w:eastAsia="黑体" w:eastAsiaTheme="majorEastAsia" w:hAnsi="Times New Roman" w:hAnsiTheme="majorHAnsi"/>
+      <w:rFonts w:ascii="Times New Roman" w:asciiTheme="majorHAnsi" w:cstheme="majorBidi" w:eastAsia="黑体" w:hAnsi="Times New Roman" w:hAnsiTheme="majorHAnsi"/>
       <w:b/>
       <w:bCs/>
       <w:color w:val="1F3864"/>
@@ -3084,7 +3304,7 @@
       <w:outlineLvl w:val="1"/>
     </w:pPr>
     <w:rPr>
-      <w:rFonts w:ascii="Times New Roman" w:asciiTheme="majorHAnsi" w:cstheme="majorBidi" w:eastAsia="黑体" w:eastAsiaTheme="majorEastAsia" w:hAnsi="Times New Roman" w:hAnsiTheme="majorHAnsi"/>
+      <w:rFonts w:ascii="Times New Roman" w:asciiTheme="majorHAnsi" w:cstheme="majorBidi" w:eastAsia="黑体" w:hAnsi="Times New Roman" w:hAnsiTheme="majorHAnsi"/>
       <w:b/>
       <w:bCs/>
       <w:color w:val="2E4E7E"/>
@@ -3108,7 +3328,7 @@
       <w:outlineLvl w:val="2"/>
     </w:pPr>
     <w:rPr>
-      <w:rFonts w:ascii="Times New Roman" w:asciiTheme="majorHAnsi" w:cstheme="majorBidi" w:eastAsia="黑体" w:eastAsiaTheme="majorEastAsia" w:hAnsi="Times New Roman" w:hAnsiTheme="majorHAnsi"/>
+      <w:rFonts w:ascii="Times New Roman" w:asciiTheme="majorHAnsi" w:cstheme="majorBidi" w:eastAsia="黑体" w:hAnsi="Times New Roman" w:hAnsiTheme="majorHAnsi"/>
       <w:b/>
       <w:bCs/>
       <w:color w:val="2E4E7E"/>
@@ -3132,7 +3352,7 @@
       <w:outlineLvl w:val="3"/>
     </w:pPr>
     <w:rPr>
-      <w:rFonts w:ascii="Times New Roman" w:asciiTheme="majorHAnsi" w:cstheme="majorBidi" w:eastAsia="黑体" w:eastAsiaTheme="majorEastAsia" w:hAnsi="Times New Roman" w:hAnsiTheme="majorHAnsi"/>
+      <w:rFonts w:ascii="Times New Roman" w:asciiTheme="majorHAnsi" w:cstheme="majorBidi" w:eastAsia="黑体" w:hAnsi="Times New Roman" w:hAnsiTheme="majorHAnsi"/>
       <w:b/>
       <w:bCs/>
       <w:i/>
@@ -3158,7 +3378,7 @@
       <w:outlineLvl w:val="4"/>
     </w:pPr>
     <w:rPr>
-      <w:rFonts w:ascii="Times New Roman" w:asciiTheme="majorHAnsi" w:cstheme="majorBidi" w:eastAsia="黑体" w:eastAsiaTheme="majorEastAsia" w:hAnsi="Times New Roman" w:hAnsiTheme="majorHAnsi"/>
+      <w:rFonts w:ascii="Times New Roman" w:asciiTheme="majorHAnsi" w:cstheme="majorBidi" w:eastAsia="黑体" w:hAnsi="Times New Roman" w:hAnsiTheme="majorHAnsi"/>
       <w:b/>
       <w:color w:val="333333"/>
       <w:sz w:val="22"/>
@@ -3181,7 +3401,7 @@
       <w:outlineLvl w:val="5"/>
     </w:pPr>
     <w:rPr>
-      <w:rFonts w:asciiTheme="majorHAnsi" w:cstheme="majorBidi" w:eastAsiaTheme="majorEastAsia" w:hAnsiTheme="majorHAnsi"/>
+      <w:rFonts w:asciiTheme="majorHAnsi" w:cstheme="majorBidi" w:hAnsiTheme="majorHAnsi" w:eastAsia="黑体"/>
       <w:i/>
       <w:iCs/>
       <w:color w:themeColor="accent1" w:themeShade="7F" w:val="243F60"/>
@@ -3204,7 +3424,7 @@
       <w:outlineLvl w:val="6"/>
     </w:pPr>
     <w:rPr>
-      <w:rFonts w:asciiTheme="majorHAnsi" w:cstheme="majorBidi" w:eastAsiaTheme="majorEastAsia" w:hAnsiTheme="majorHAnsi"/>
+      <w:rFonts w:asciiTheme="majorHAnsi" w:cstheme="majorBidi" w:hAnsiTheme="majorHAnsi" w:eastAsia="黑体"/>
       <w:i/>
       <w:iCs/>
       <w:color w:themeColor="text1" w:themeTint="BF" w:val="404040"/>
@@ -3227,7 +3447,7 @@
       <w:outlineLvl w:val="7"/>
     </w:pPr>
     <w:rPr>
-      <w:rFonts w:asciiTheme="majorHAnsi" w:cstheme="majorBidi" w:eastAsiaTheme="majorEastAsia" w:hAnsiTheme="majorHAnsi"/>
+      <w:rFonts w:asciiTheme="majorHAnsi" w:cstheme="majorBidi" w:hAnsiTheme="majorHAnsi" w:eastAsia="黑体"/>
       <w:color w:themeColor="accent1" w:val="4F81BD"/>
       <w:sz w:val="20"/>
       <w:szCs w:val="20"/>
@@ -3250,7 +3470,7 @@
       <w:outlineLvl w:val="8"/>
     </w:pPr>
     <w:rPr>
-      <w:rFonts w:asciiTheme="majorHAnsi" w:cstheme="majorBidi" w:eastAsiaTheme="majorEastAsia" w:hAnsiTheme="majorHAnsi"/>
+      <w:rFonts w:asciiTheme="majorHAnsi" w:cstheme="majorBidi" w:hAnsiTheme="majorHAnsi" w:eastAsia="黑体"/>
       <w:i/>
       <w:iCs/>
       <w:color w:themeColor="text1" w:themeTint="BF" w:val="404040"/>
@@ -3301,7 +3521,7 @@
     <w:uiPriority w:val="9"/>
     <w:rsid w:val="00FC693F"/>
     <w:rPr>
-      <w:rFonts w:asciiTheme="majorHAnsi" w:cstheme="majorBidi" w:eastAsiaTheme="majorEastAsia" w:hAnsiTheme="majorHAnsi"/>
+      <w:rFonts w:asciiTheme="majorHAnsi" w:cstheme="majorBidi" w:hAnsiTheme="majorHAnsi" w:eastAsia="黑体"/>
       <w:b/>
       <w:bCs/>
       <w:color w:themeColor="accent1" w:themeShade="BF" w:val="365F91"/>
@@ -3316,7 +3536,7 @@
     <w:uiPriority w:val="9"/>
     <w:rsid w:val="00FC693F"/>
     <w:rPr>
-      <w:rFonts w:asciiTheme="majorHAnsi" w:cstheme="majorBidi" w:eastAsiaTheme="majorEastAsia" w:hAnsiTheme="majorHAnsi"/>
+      <w:rFonts w:asciiTheme="majorHAnsi" w:cstheme="majorBidi" w:hAnsiTheme="majorHAnsi" w:eastAsia="黑体"/>
       <w:b/>
       <w:bCs/>
       <w:color w:themeColor="accent1" w:val="4F81BD"/>
@@ -3331,7 +3551,7 @@
     <w:uiPriority w:val="9"/>
     <w:rsid w:val="00FC693F"/>
     <w:rPr>
-      <w:rFonts w:asciiTheme="majorHAnsi" w:cstheme="majorBidi" w:eastAsiaTheme="majorEastAsia" w:hAnsiTheme="majorHAnsi"/>
+      <w:rFonts w:asciiTheme="majorHAnsi" w:cstheme="majorBidi" w:hAnsiTheme="majorHAnsi" w:eastAsia="黑体"/>
       <w:b/>
       <w:bCs/>
       <w:color w:themeColor="accent1" w:val="4F81BD"/>
@@ -3354,7 +3574,7 @@
       <w:contextualSpacing/>
     </w:pPr>
     <w:rPr>
-      <w:rFonts w:ascii="Times New Roman" w:asciiTheme="majorHAnsi" w:cstheme="majorBidi" w:eastAsia="黑体" w:eastAsiaTheme="majorEastAsia" w:hAnsi="Times New Roman" w:hAnsiTheme="majorHAnsi"/>
+      <w:rFonts w:ascii="Times New Roman" w:asciiTheme="majorHAnsi" w:cstheme="majorBidi" w:eastAsia="黑体" w:hAnsi="Times New Roman" w:hAnsiTheme="majorHAnsi"/>
       <w:b/>
       <w:color w:val="1F3864"/>
       <w:spacing w:val="5"/>
@@ -3370,7 +3590,7 @@
     <w:uiPriority w:val="10"/>
     <w:rsid w:val="00FC693F"/>
     <w:rPr>
-      <w:rFonts w:asciiTheme="majorHAnsi" w:cstheme="majorBidi" w:eastAsiaTheme="majorEastAsia" w:hAnsiTheme="majorHAnsi"/>
+      <w:rFonts w:asciiTheme="majorHAnsi" w:cstheme="majorBidi" w:hAnsiTheme="majorHAnsi" w:eastAsia="黑体"/>
       <w:color w:themeColor="text2" w:themeShade="BF" w:val="17365D"/>
       <w:spacing w:val="5"/>
       <w:kern w:val="28"/>
@@ -3392,7 +3612,7 @@
       </w:numPr>
     </w:pPr>
     <w:rPr>
-      <w:rFonts w:asciiTheme="majorHAnsi" w:cstheme="majorBidi" w:eastAsiaTheme="majorEastAsia" w:hAnsiTheme="majorHAnsi"/>
+      <w:rFonts w:asciiTheme="majorHAnsi" w:cstheme="majorBidi" w:hAnsiTheme="majorHAnsi" w:eastAsia="黑体"/>
       <w:i/>
       <w:iCs/>
       <w:color w:themeColor="accent1" w:val="4F81BD"/>
@@ -3408,7 +3628,7 @@
     <w:uiPriority w:val="11"/>
     <w:rsid w:val="00FC693F"/>
     <w:rPr>
-      <w:rFonts w:asciiTheme="majorHAnsi" w:cstheme="majorBidi" w:eastAsiaTheme="majorEastAsia" w:hAnsiTheme="majorHAnsi"/>
+      <w:rFonts w:asciiTheme="majorHAnsi" w:cstheme="majorBidi" w:hAnsiTheme="majorHAnsi" w:eastAsia="黑体"/>
       <w:i/>
       <w:iCs/>
       <w:color w:themeColor="accent1" w:val="4F81BD"/>
@@ -3475,6 +3695,7 @@
       <w:spacing w:after="120"/>
     </w:pPr>
     <w:rPr>
+      <w:rFonts w:eastAsia="黑体"/>
       <w:sz w:val="16"/>
       <w:szCs w:val="16"/>
     </w:rPr>
@@ -3486,6 +3707,7 @@
     <w:uiPriority w:val="99"/>
     <w:rsid w:val="00AA1D8D"/>
     <w:rPr>
+      <w:rFonts w:eastAsia="黑体"/>
       <w:sz w:val="16"/>
       <w:szCs w:val="16"/>
     </w:rPr>
@@ -3655,7 +3877,7 @@
       </w:tabs>
     </w:pPr>
     <w:rPr>
-      <w:rFonts w:ascii="Courier" w:hAnsi="Courier"/>
+      <w:rFonts w:ascii="Courier" w:hAnsi="Courier" w:eastAsia="黑体"/>
       <w:sz w:val="20"/>
       <w:szCs w:val="20"/>
     </w:rPr>
@@ -3667,7 +3889,7 @@
     <w:uiPriority w:val="99"/>
     <w:rsid w:val="0029639D"/>
     <w:rPr>
-      <w:rFonts w:ascii="Courier" w:hAnsi="Courier"/>
+      <w:rFonts w:ascii="Courier" w:hAnsi="Courier" w:eastAsia="黑体"/>
       <w:sz w:val="20"/>
       <w:szCs w:val="20"/>
     </w:rPr>
@@ -3703,6 +3925,7 @@
     <w:uiPriority w:val="29"/>
     <w:rsid w:val="00FC693F"/>
     <w:rPr>
+      <w:rFonts w:eastAsia="黑体"/>
       <w:i/>
       <w:iCs/>
       <w:color w:themeColor="text1" w:val="000000"/>
@@ -3716,7 +3939,7 @@
     <w:semiHidden/>
     <w:rsid w:val="00FC693F"/>
     <w:rPr>
-      <w:rFonts w:asciiTheme="majorHAnsi" w:cstheme="majorBidi" w:eastAsiaTheme="majorEastAsia" w:hAnsiTheme="majorHAnsi"/>
+      <w:rFonts w:asciiTheme="majorHAnsi" w:cstheme="majorBidi" w:hAnsiTheme="majorHAnsi" w:eastAsia="黑体"/>
       <w:b/>
       <w:bCs/>
       <w:i/>
@@ -3732,7 +3955,7 @@
     <w:semiHidden/>
     <w:rsid w:val="00FC693F"/>
     <w:rPr>
-      <w:rFonts w:asciiTheme="majorHAnsi" w:cstheme="majorBidi" w:eastAsiaTheme="majorEastAsia" w:hAnsiTheme="majorHAnsi"/>
+      <w:rFonts w:asciiTheme="majorHAnsi" w:cstheme="majorBidi" w:hAnsiTheme="majorHAnsi" w:eastAsia="黑体"/>
       <w:color w:themeColor="accent1" w:themeShade="7F" w:val="243F60"/>
     </w:rPr>
   </w:style>
@@ -3744,7 +3967,7 @@
     <w:semiHidden/>
     <w:rsid w:val="00FC693F"/>
     <w:rPr>
-      <w:rFonts w:asciiTheme="majorHAnsi" w:cstheme="majorBidi" w:eastAsiaTheme="majorEastAsia" w:hAnsiTheme="majorHAnsi"/>
+      <w:rFonts w:asciiTheme="majorHAnsi" w:cstheme="majorBidi" w:hAnsiTheme="majorHAnsi" w:eastAsia="黑体"/>
       <w:i/>
       <w:iCs/>
       <w:color w:themeColor="accent1" w:themeShade="7F" w:val="243F60"/>
@@ -3758,7 +3981,7 @@
     <w:semiHidden/>
     <w:rsid w:val="00FC693F"/>
     <w:rPr>
-      <w:rFonts w:asciiTheme="majorHAnsi" w:cstheme="majorBidi" w:eastAsiaTheme="majorEastAsia" w:hAnsiTheme="majorHAnsi"/>
+      <w:rFonts w:asciiTheme="majorHAnsi" w:cstheme="majorBidi" w:hAnsiTheme="majorHAnsi" w:eastAsia="黑体"/>
       <w:i/>
       <w:iCs/>
       <w:color w:themeColor="text1" w:themeTint="BF" w:val="404040"/>
@@ -3772,7 +3995,7 @@
     <w:semiHidden/>
     <w:rsid w:val="00FC693F"/>
     <w:rPr>
-      <w:rFonts w:asciiTheme="majorHAnsi" w:cstheme="majorBidi" w:eastAsiaTheme="majorEastAsia" w:hAnsiTheme="majorHAnsi"/>
+      <w:rFonts w:asciiTheme="majorHAnsi" w:cstheme="majorBidi" w:hAnsiTheme="majorHAnsi" w:eastAsia="黑体"/>
       <w:color w:themeColor="accent1" w:val="4F81BD"/>
       <w:sz w:val="20"/>
       <w:szCs w:val="20"/>
@@ -3786,7 +4009,7 @@
     <w:semiHidden/>
     <w:rsid w:val="00FC693F"/>
     <w:rPr>
-      <w:rFonts w:asciiTheme="majorHAnsi" w:cstheme="majorBidi" w:eastAsiaTheme="majorEastAsia" w:hAnsiTheme="majorHAnsi"/>
+      <w:rFonts w:asciiTheme="majorHAnsi" w:cstheme="majorBidi" w:hAnsiTheme="majorHAnsi" w:eastAsia="黑体"/>
       <w:i/>
       <w:iCs/>
       <w:color w:themeColor="text1" w:themeTint="BF" w:val="404040"/>
@@ -3807,6 +4030,7 @@
       <w:spacing w:line="240" w:lineRule="auto"/>
     </w:pPr>
     <w:rPr>
+      <w:rFonts w:eastAsia="黑体"/>
       <w:b/>
       <w:bCs/>
       <w:color w:themeColor="accent1" w:val="4F81BD"/>
@@ -3821,6 +4045,7 @@
     <w:qFormat/>
     <w:rsid w:val="00FC693F"/>
     <w:rPr>
+      <w:rFonts w:eastAsia="黑体"/>
       <w:b/>
       <w:bCs/>
     </w:rPr>
@@ -3832,6 +4057,7 @@
     <w:qFormat/>
     <w:rsid w:val="00FC693F"/>
     <w:rPr>
+      <w:rFonts w:eastAsia="黑体"/>
       <w:i/>
       <w:iCs/>
     </w:rPr>
@@ -3852,6 +4078,7 @@
       <w:ind w:left="936" w:right="936"/>
     </w:pPr>
     <w:rPr>
+      <w:rFonts w:eastAsia="黑体"/>
       <w:b/>
       <w:bCs/>
       <w:i/>
@@ -3866,6 +4093,7 @@
     <w:uiPriority w:val="30"/>
     <w:rsid w:val="00FC693F"/>
     <w:rPr>
+      <w:rFonts w:eastAsia="黑体"/>
       <w:b/>
       <w:bCs/>
       <w:i/>
@@ -3880,6 +4108,7 @@
     <w:qFormat/>
     <w:rsid w:val="00FC693F"/>
     <w:rPr>
+      <w:rFonts w:eastAsia="黑体"/>
       <w:i/>
       <w:iCs/>
       <w:color w:themeColor="text1" w:themeTint="7F" w:val="808080"/>
@@ -3892,6 +4121,7 @@
     <w:qFormat/>
     <w:rsid w:val="00FC693F"/>
     <w:rPr>
+      <w:rFonts w:eastAsia="黑体"/>
       <w:b/>
       <w:bCs/>
       <w:i/>
@@ -3906,6 +4136,7 @@
     <w:qFormat/>
     <w:rsid w:val="00FC693F"/>
     <w:rPr>
+      <w:rFonts w:eastAsia="黑体"/>
       <w:smallCaps/>
       <w:color w:themeColor="accent2" w:val="C0504D"/>
       <w:u w:val="single"/>
@@ -3918,6 +4149,7 @@
     <w:qFormat/>
     <w:rsid w:val="00FC693F"/>
     <w:rPr>
+      <w:rFonts w:eastAsia="黑体"/>
       <w:b/>
       <w:bCs/>
       <w:smallCaps/>
@@ -3933,6 +4165,7 @@
     <w:qFormat/>
     <w:rsid w:val="00FC693F"/>
     <w:rPr>
+      <w:rFonts w:eastAsia="黑体"/>
       <w:b/>
       <w:bCs/>
       <w:smallCaps/>
@@ -3987,6 +4220,7 @@
       <w:spacing w:after="0" w:line="240" w:lineRule="auto"/>
     </w:pPr>
     <w:rPr>
+      <w:rFonts w:eastAsia="黑体"/>
       <w:color w:themeColor="text1" w:themeShade="BF" w:val="000000"/>
     </w:rPr>
     <w:tblPr>
@@ -4009,6 +4243,7 @@
         <w:spacing w:after="0" w:before="0" w:line="240" w:lineRule="auto"/>
       </w:pPr>
       <w:rPr>
+        <w:rFonts w:eastAsia="黑体"/>
         <w:b/>
         <w:bCs/>
       </w:rPr>
@@ -4029,6 +4264,7 @@
         <w:spacing w:after="0" w:before="0" w:line="240" w:lineRule="auto"/>
       </w:pPr>
       <w:rPr>
+        <w:rFonts w:eastAsia="黑体"/>
         <w:b/>
         <w:bCs/>
       </w:rPr>
@@ -4046,12 +4282,14 @@
     </w:tblStylePr>
     <w:tblStylePr w:type="firstCol">
       <w:rPr>
+        <w:rFonts w:eastAsia="黑体"/>
         <w:b/>
         <w:bCs/>
       </w:rPr>
     </w:tblStylePr>
     <w:tblStylePr w:type="lastCol">
       <w:rPr>
+        <w:rFonts w:eastAsia="黑体"/>
         <w:b/>
         <w:bCs/>
       </w:rPr>
@@ -4090,6 +4328,7 @@
       <w:spacing w:after="0" w:line="240" w:lineRule="auto"/>
     </w:pPr>
     <w:rPr>
+      <w:rFonts w:eastAsia="黑体"/>
       <w:color w:themeColor="accent1" w:themeShade="BF" w:val="365F91"/>
     </w:rPr>
     <w:tblPr>
@@ -4112,6 +4351,7 @@
         <w:spacing w:after="0" w:before="0" w:line="240" w:lineRule="auto"/>
       </w:pPr>
       <w:rPr>
+        <w:rFonts w:eastAsia="黑体"/>
         <w:b/>
         <w:bCs/>
       </w:rPr>
@@ -4132,6 +4372,7 @@
         <w:spacing w:after="0" w:before="0" w:line="240" w:lineRule="auto"/>
       </w:pPr>
       <w:rPr>
+        <w:rFonts w:eastAsia="黑体"/>
         <w:b/>
         <w:bCs/>
       </w:rPr>
@@ -4149,12 +4390,14 @@
     </w:tblStylePr>
     <w:tblStylePr w:type="firstCol">
       <w:rPr>
+        <w:rFonts w:eastAsia="黑体"/>
         <w:b/>
         <w:bCs/>
       </w:rPr>
     </w:tblStylePr>
     <w:tblStylePr w:type="lastCol">
       <w:rPr>
+        <w:rFonts w:eastAsia="黑体"/>
         <w:b/>
         <w:bCs/>
       </w:rPr>
@@ -4193,6 +4436,7 @@
       <w:spacing w:after="0" w:line="240" w:lineRule="auto"/>
     </w:pPr>
     <w:rPr>
+      <w:rFonts w:eastAsia="黑体"/>
       <w:color w:themeColor="accent2" w:themeShade="BF" w:val="943634"/>
     </w:rPr>
     <w:tblPr>
@@ -4215,6 +4459,7 @@
         <w:spacing w:after="0" w:before="0" w:line="240" w:lineRule="auto"/>
       </w:pPr>
       <w:rPr>
+        <w:rFonts w:eastAsia="黑体"/>
         <w:b/>
         <w:bCs/>
       </w:rPr>
@@ -4235,6 +4480,7 @@
         <w:spacing w:after="0" w:before="0" w:line="240" w:lineRule="auto"/>
       </w:pPr>
       <w:rPr>
+        <w:rFonts w:eastAsia="黑体"/>
         <w:b/>
         <w:bCs/>
       </w:rPr>
@@ -4252,12 +4498,14 @@
     </w:tblStylePr>
     <w:tblStylePr w:type="firstCol">
       <w:rPr>
+        <w:rFonts w:eastAsia="黑体"/>
         <w:b/>
         <w:bCs/>
       </w:rPr>
     </w:tblStylePr>
     <w:tblStylePr w:type="lastCol">
       <w:rPr>
+        <w:rFonts w:eastAsia="黑体"/>
         <w:b/>
         <w:bCs/>
       </w:rPr>
@@ -4296,6 +4544,7 @@
       <w:spacing w:after="0" w:line="240" w:lineRule="auto"/>
     </w:pPr>
     <w:rPr>
+      <w:rFonts w:eastAsia="黑体"/>
       <w:color w:themeColor="accent3" w:themeShade="BF" w:val="76923C"/>
     </w:rPr>
     <w:tblPr>
@@ -4318,6 +4567,7 @@
         <w:spacing w:after="0" w:before="0" w:line="240" w:lineRule="auto"/>
       </w:pPr>
       <w:rPr>
+        <w:rFonts w:eastAsia="黑体"/>
         <w:b/>
         <w:bCs/>
       </w:rPr>
@@ -4338,6 +4588,7 @@
         <w:spacing w:after="0" w:before="0" w:line="240" w:lineRule="auto"/>
       </w:pPr>
       <w:rPr>
+        <w:rFonts w:eastAsia="黑体"/>
         <w:b/>
         <w:bCs/>
       </w:rPr>
@@ -4355,12 +4606,14 @@
     </w:tblStylePr>
     <w:tblStylePr w:type="firstCol">
       <w:rPr>
+        <w:rFonts w:eastAsia="黑体"/>
         <w:b/>
         <w:bCs/>
       </w:rPr>
     </w:tblStylePr>
     <w:tblStylePr w:type="lastCol">
       <w:rPr>
+        <w:rFonts w:eastAsia="黑体"/>
         <w:b/>
         <w:bCs/>
       </w:rPr>
@@ -4399,6 +4652,7 @@
       <w:spacing w:after="0" w:line="240" w:lineRule="auto"/>
     </w:pPr>
     <w:rPr>
+      <w:rFonts w:eastAsia="黑体"/>
       <w:color w:themeColor="accent4" w:themeShade="BF" w:val="5F497A"/>
     </w:rPr>
     <w:tblPr>
@@ -4421,6 +4675,7 @@
         <w:spacing w:after="0" w:before="0" w:line="240" w:lineRule="auto"/>
       </w:pPr>
       <w:rPr>
+        <w:rFonts w:eastAsia="黑体"/>
         <w:b/>
         <w:bCs/>
       </w:rPr>
@@ -4441,6 +4696,7 @@
         <w:spacing w:after="0" w:before="0" w:line="240" w:lineRule="auto"/>
       </w:pPr>
       <w:rPr>
+        <w:rFonts w:eastAsia="黑体"/>
         <w:b/>
         <w:bCs/>
       </w:rPr>
@@ -4458,12 +4714,14 @@
     </w:tblStylePr>
     <w:tblStylePr w:type="firstCol">
       <w:rPr>
+        <w:rFonts w:eastAsia="黑体"/>
         <w:b/>
         <w:bCs/>
       </w:rPr>
     </w:tblStylePr>
     <w:tblStylePr w:type="lastCol">
       <w:rPr>
+        <w:rFonts w:eastAsia="黑体"/>
         <w:b/>
         <w:bCs/>
       </w:rPr>
@@ -4502,6 +4760,7 @@
       <w:spacing w:after="0" w:line="240" w:lineRule="auto"/>
     </w:pPr>
     <w:rPr>
+      <w:rFonts w:eastAsia="黑体"/>
       <w:color w:themeColor="accent5" w:themeShade="BF" w:val="31849B"/>
     </w:rPr>
     <w:tblPr>
@@ -4524,6 +4783,7 @@
         <w:spacing w:after="0" w:before="0" w:line="240" w:lineRule="auto"/>
       </w:pPr>
       <w:rPr>
+        <w:rFonts w:eastAsia="黑体"/>
         <w:b/>
         <w:bCs/>
       </w:rPr>
@@ -4544,6 +4804,7 @@
         <w:spacing w:after="0" w:before="0" w:line="240" w:lineRule="auto"/>
       </w:pPr>
       <w:rPr>
+        <w:rFonts w:eastAsia="黑体"/>
         <w:b/>
         <w:bCs/>
       </w:rPr>
@@ -4561,12 +4822,14 @@
     </w:tblStylePr>
     <w:tblStylePr w:type="firstCol">
       <w:rPr>
+        <w:rFonts w:eastAsia="黑体"/>
         <w:b/>
         <w:bCs/>
       </w:rPr>
     </w:tblStylePr>
     <w:tblStylePr w:type="lastCol">
       <w:rPr>
+        <w:rFonts w:eastAsia="黑体"/>
         <w:b/>
         <w:bCs/>
       </w:rPr>
@@ -4605,6 +4868,7 @@
       <w:spacing w:after="0" w:line="240" w:lineRule="auto"/>
     </w:pPr>
     <w:rPr>
+      <w:rFonts w:eastAsia="黑体"/>
       <w:color w:themeColor="accent6" w:themeShade="BF" w:val="E36C0A"/>
     </w:rPr>
     <w:tblPr>
@@ -4627,6 +4891,7 @@
         <w:spacing w:after="0" w:before="0" w:line="240" w:lineRule="auto"/>
       </w:pPr>
       <w:rPr>
+        <w:rFonts w:eastAsia="黑体"/>
         <w:b/>
         <w:bCs/>
       </w:rPr>
@@ -4647,6 +4912,7 @@
         <w:spacing w:after="0" w:before="0" w:line="240" w:lineRule="auto"/>
       </w:pPr>
       <w:rPr>
+        <w:rFonts w:eastAsia="黑体"/>
         <w:b/>
         <w:bCs/>
       </w:rPr>
@@ -4664,12 +4930,14 @@
     </w:tblStylePr>
     <w:tblStylePr w:type="firstCol">
       <w:rPr>
+        <w:rFonts w:eastAsia="黑体"/>
         <w:b/>
         <w:bCs/>
       </w:rPr>
     </w:tblStylePr>
     <w:tblStylePr w:type="lastCol">
       <w:rPr>
+        <w:rFonts w:eastAsia="黑体"/>
         <w:b/>
         <w:bCs/>
       </w:rPr>
@@ -4729,6 +4997,7 @@
         <w:spacing w:after="0" w:before="0" w:line="240" w:lineRule="auto"/>
       </w:pPr>
       <w:rPr>
+        <w:rFonts w:eastAsia="黑体"/>
         <w:b/>
         <w:bCs/>
         <w:color w:themeColor="background1" w:val="FFFFFF"/>
@@ -4743,6 +5012,7 @@
         <w:spacing w:after="0" w:before="0" w:line="240" w:lineRule="auto"/>
       </w:pPr>
       <w:rPr>
+        <w:rFonts w:eastAsia="黑体"/>
         <w:b/>
         <w:bCs/>
       </w:rPr>
@@ -4758,12 +5028,14 @@
     </w:tblStylePr>
     <w:tblStylePr w:type="firstCol">
       <w:rPr>
+        <w:rFonts w:eastAsia="黑体"/>
         <w:b/>
         <w:bCs/>
       </w:rPr>
     </w:tblStylePr>
     <w:tblStylePr w:type="lastCol">
       <w:rPr>
+        <w:rFonts w:eastAsia="黑体"/>
         <w:b/>
         <w:bCs/>
       </w:rPr>
@@ -4821,6 +5093,7 @@
         <w:spacing w:after="0" w:before="0" w:line="240" w:lineRule="auto"/>
       </w:pPr>
       <w:rPr>
+        <w:rFonts w:eastAsia="黑体"/>
         <w:b/>
         <w:bCs/>
         <w:color w:themeColor="background1" w:val="FFFFFF"/>
@@ -4835,6 +5108,7 @@
         <w:spacing w:after="0" w:before="0" w:line="240" w:lineRule="auto"/>
       </w:pPr>
       <w:rPr>
+        <w:rFonts w:eastAsia="黑体"/>
         <w:b/>
         <w:bCs/>
       </w:rPr>
@@ -4850,12 +5124,14 @@
     </w:tblStylePr>
     <w:tblStylePr w:type="firstCol">
       <w:rPr>
+        <w:rFonts w:eastAsia="黑体"/>
         <w:b/>
         <w:bCs/>
       </w:rPr>
     </w:tblStylePr>
     <w:tblStylePr w:type="lastCol">
       <w:rPr>
+        <w:rFonts w:eastAsia="黑体"/>
         <w:b/>
         <w:bCs/>
       </w:rPr>
@@ -4913,6 +5189,7 @@
         <w:spacing w:after="0" w:before="0" w:line="240" w:lineRule="auto"/>
       </w:pPr>
       <w:rPr>
+        <w:rFonts w:eastAsia="黑体"/>
         <w:b/>
         <w:bCs/>
         <w:color w:themeColor="background1" w:val="FFFFFF"/>
@@ -4927,6 +5204,7 @@
         <w:spacing w:after="0" w:before="0" w:line="240" w:lineRule="auto"/>
       </w:pPr>
       <w:rPr>
+        <w:rFonts w:eastAsia="黑体"/>
         <w:b/>
         <w:bCs/>
       </w:rPr>
@@ -4942,12 +5220,14 @@
     </w:tblStylePr>
     <w:tblStylePr w:type="firstCol">
       <w:rPr>
+        <w:rFonts w:eastAsia="黑体"/>
         <w:b/>
         <w:bCs/>
       </w:rPr>
     </w:tblStylePr>
     <w:tblStylePr w:type="lastCol">
       <w:rPr>
+        <w:rFonts w:eastAsia="黑体"/>
         <w:b/>
         <w:bCs/>
       </w:rPr>
@@ -5005,6 +5285,7 @@
         <w:spacing w:after="0" w:before="0" w:line="240" w:lineRule="auto"/>
       </w:pPr>
       <w:rPr>
+        <w:rFonts w:eastAsia="黑体"/>
         <w:b/>
         <w:bCs/>
         <w:color w:themeColor="background1" w:val="FFFFFF"/>
@@ -5019,6 +5300,7 @@
         <w:spacing w:after="0" w:before="0" w:line="240" w:lineRule="auto"/>
       </w:pPr>
       <w:rPr>
+        <w:rFonts w:eastAsia="黑体"/>
         <w:b/>
         <w:bCs/>
       </w:rPr>
@@ -5034,12 +5316,14 @@
     </w:tblStylePr>
     <w:tblStylePr w:type="firstCol">
       <w:rPr>
+        <w:rFonts w:eastAsia="黑体"/>
         <w:b/>
         <w:bCs/>
       </w:rPr>
     </w:tblStylePr>
     <w:tblStylePr w:type="lastCol">
       <w:rPr>
+        <w:rFonts w:eastAsia="黑体"/>
         <w:b/>
         <w:bCs/>
       </w:rPr>
@@ -5097,6 +5381,7 @@
         <w:spacing w:after="0" w:before="0" w:line="240" w:lineRule="auto"/>
       </w:pPr>
       <w:rPr>
+        <w:rFonts w:eastAsia="黑体"/>
         <w:b/>
         <w:bCs/>
         <w:color w:themeColor="background1" w:val="FFFFFF"/>
@@ -5111,6 +5396,7 @@
         <w:spacing w:after="0" w:before="0" w:line="240" w:lineRule="auto"/>
       </w:pPr>
       <w:rPr>
+        <w:rFonts w:eastAsia="黑体"/>
         <w:b/>
         <w:bCs/>
       </w:rPr>
@@ -5126,12 +5412,14 @@
     </w:tblStylePr>
     <w:tblStylePr w:type="firstCol">
       <w:rPr>
+        <w:rFonts w:eastAsia="黑体"/>
         <w:b/>
         <w:bCs/>
       </w:rPr>
     </w:tblStylePr>
     <w:tblStylePr w:type="lastCol">
       <w:rPr>
+        <w:rFonts w:eastAsia="黑体"/>
         <w:b/>
         <w:bCs/>
       </w:rPr>
@@ -5189,6 +5477,7 @@
         <w:spacing w:after="0" w:before="0" w:line="240" w:lineRule="auto"/>
       </w:pPr>
       <w:rPr>
+        <w:rFonts w:eastAsia="黑体"/>
         <w:b/>
         <w:bCs/>
         <w:color w:themeColor="background1" w:val="FFFFFF"/>
@@ -5203,6 +5492,7 @@
         <w:spacing w:after="0" w:before="0" w:line="240" w:lineRule="auto"/>
       </w:pPr>
       <w:rPr>
+        <w:rFonts w:eastAsia="黑体"/>
         <w:b/>
         <w:bCs/>
       </w:rPr>
@@ -5218,12 +5508,14 @@
     </w:tblStylePr>
     <w:tblStylePr w:type="firstCol">
       <w:rPr>
+        <w:rFonts w:eastAsia="黑体"/>
         <w:b/>
         <w:bCs/>
       </w:rPr>
     </w:tblStylePr>
     <w:tblStylePr w:type="lastCol">
       <w:rPr>
+        <w:rFonts w:eastAsia="黑体"/>
         <w:b/>
         <w:bCs/>
       </w:rPr>
@@ -5281,6 +5573,7 @@
         <w:spacing w:after="0" w:before="0" w:line="240" w:lineRule="auto"/>
       </w:pPr>
       <w:rPr>
+        <w:rFonts w:eastAsia="黑体"/>
         <w:b/>
         <w:bCs/>
         <w:color w:themeColor="background1" w:val="FFFFFF"/>
@@ -5295,6 +5588,7 @@
         <w:spacing w:after="0" w:before="0" w:line="240" w:lineRule="auto"/>
       </w:pPr>
       <w:rPr>
+        <w:rFonts w:eastAsia="黑体"/>
         <w:b/>
         <w:bCs/>
       </w:rPr>
@@ -5310,12 +5604,14 @@
     </w:tblStylePr>
     <w:tblStylePr w:type="firstCol">
       <w:rPr>
+        <w:rFonts w:eastAsia="黑体"/>
         <w:b/>
         <w:bCs/>
       </w:rPr>
     </w:tblStylePr>
     <w:tblStylePr w:type="lastCol">
       <w:rPr>
+        <w:rFonts w:eastAsia="黑体"/>
         <w:b/>
         <w:bCs/>
       </w:rPr>
@@ -5375,7 +5671,7 @@
         <w:spacing w:after="0" w:before="0" w:line="240" w:lineRule="auto"/>
       </w:pPr>
       <w:rPr>
-        <w:rFonts w:asciiTheme="majorHAnsi" w:cstheme="majorBidi" w:eastAsiaTheme="majorEastAsia" w:hAnsiTheme="majorHAnsi"/>
+        <w:rFonts w:asciiTheme="majorHAnsi" w:cstheme="majorBidi" w:hAnsiTheme="majorHAnsi" w:eastAsia="黑体"/>
         <w:b/>
         <w:bCs/>
       </w:rPr>
@@ -5396,7 +5692,7 @@
         <w:spacing w:after="0" w:before="0" w:line="240" w:lineRule="auto"/>
       </w:pPr>
       <w:rPr>
-        <w:rFonts w:asciiTheme="majorHAnsi" w:cstheme="majorBidi" w:eastAsiaTheme="majorEastAsia" w:hAnsiTheme="majorHAnsi"/>
+        <w:rFonts w:asciiTheme="majorHAnsi" w:cstheme="majorBidi" w:hAnsiTheme="majorHAnsi" w:eastAsia="黑体"/>
         <w:b/>
         <w:bCs/>
       </w:rPr>
@@ -5414,14 +5710,14 @@
     </w:tblStylePr>
     <w:tblStylePr w:type="firstCol">
       <w:rPr>
-        <w:rFonts w:asciiTheme="majorHAnsi" w:cstheme="majorBidi" w:eastAsiaTheme="majorEastAsia" w:hAnsiTheme="majorHAnsi"/>
+        <w:rFonts w:asciiTheme="majorHAnsi" w:cstheme="majorBidi" w:hAnsiTheme="majorHAnsi" w:eastAsia="黑体"/>
         <w:b/>
         <w:bCs/>
       </w:rPr>
     </w:tblStylePr>
     <w:tblStylePr w:type="lastCol">
       <w:rPr>
-        <w:rFonts w:asciiTheme="majorHAnsi" w:cstheme="majorBidi" w:eastAsiaTheme="majorEastAsia" w:hAnsiTheme="majorHAnsi"/>
+        <w:rFonts w:asciiTheme="majorHAnsi" w:cstheme="majorBidi" w:hAnsiTheme="majorHAnsi" w:eastAsia="黑体"/>
         <w:b/>
         <w:bCs/>
       </w:rPr>
@@ -5505,7 +5801,7 @@
         <w:spacing w:after="0" w:before="0" w:line="240" w:lineRule="auto"/>
       </w:pPr>
       <w:rPr>
-        <w:rFonts w:asciiTheme="majorHAnsi" w:cstheme="majorBidi" w:eastAsiaTheme="majorEastAsia" w:hAnsiTheme="majorHAnsi"/>
+        <w:rFonts w:asciiTheme="majorHAnsi" w:cstheme="majorBidi" w:hAnsiTheme="majorHAnsi" w:eastAsia="黑体"/>
         <w:b/>
         <w:bCs/>
       </w:rPr>
@@ -5526,7 +5822,7 @@
         <w:spacing w:after="0" w:before="0" w:line="240" w:lineRule="auto"/>
       </w:pPr>
       <w:rPr>
-        <w:rFonts w:asciiTheme="majorHAnsi" w:cstheme="majorBidi" w:eastAsiaTheme="majorEastAsia" w:hAnsiTheme="majorHAnsi"/>
+        <w:rFonts w:asciiTheme="majorHAnsi" w:cstheme="majorBidi" w:hAnsiTheme="majorHAnsi" w:eastAsia="黑体"/>
         <w:b/>
         <w:bCs/>
       </w:rPr>
@@ -5544,14 +5840,14 @@
     </w:tblStylePr>
     <w:tblStylePr w:type="firstCol">
       <w:rPr>
-        <w:rFonts w:asciiTheme="majorHAnsi" w:cstheme="majorBidi" w:eastAsiaTheme="majorEastAsia" w:hAnsiTheme="majorHAnsi"/>
+        <w:rFonts w:asciiTheme="majorHAnsi" w:cstheme="majorBidi" w:hAnsiTheme="majorHAnsi" w:eastAsia="黑体"/>
         <w:b/>
         <w:bCs/>
       </w:rPr>
     </w:tblStylePr>
     <w:tblStylePr w:type="lastCol">
       <w:rPr>
-        <w:rFonts w:asciiTheme="majorHAnsi" w:cstheme="majorBidi" w:eastAsiaTheme="majorEastAsia" w:hAnsiTheme="majorHAnsi"/>
+        <w:rFonts w:asciiTheme="majorHAnsi" w:cstheme="majorBidi" w:hAnsiTheme="majorHAnsi" w:eastAsia="黑体"/>
         <w:b/>
         <w:bCs/>
       </w:rPr>
@@ -5635,7 +5931,7 @@
         <w:spacing w:after="0" w:before="0" w:line="240" w:lineRule="auto"/>
       </w:pPr>
       <w:rPr>
-        <w:rFonts w:asciiTheme="majorHAnsi" w:cstheme="majorBidi" w:eastAsiaTheme="majorEastAsia" w:hAnsiTheme="majorHAnsi"/>
+        <w:rFonts w:asciiTheme="majorHAnsi" w:cstheme="majorBidi" w:hAnsiTheme="majorHAnsi" w:eastAsia="黑体"/>
         <w:b/>
         <w:bCs/>
       </w:rPr>
@@ -5656,7 +5952,7 @@
         <w:spacing w:after="0" w:before="0" w:line="240" w:lineRule="auto"/>
       </w:pPr>
       <w:rPr>
-        <w:rFonts w:asciiTheme="majorHAnsi" w:cstheme="majorBidi" w:eastAsiaTheme="majorEastAsia" w:hAnsiTheme="majorHAnsi"/>
+        <w:rFonts w:asciiTheme="majorHAnsi" w:cstheme="majorBidi" w:hAnsiTheme="majorHAnsi" w:eastAsia="黑体"/>
         <w:b/>
         <w:bCs/>
       </w:rPr>
@@ -5674,14 +5970,14 @@
     </w:tblStylePr>
     <w:tblStylePr w:type="firstCol">
       <w:rPr>
-        <w:rFonts w:asciiTheme="majorHAnsi" w:cstheme="majorBidi" w:eastAsiaTheme="majorEastAsia" w:hAnsiTheme="majorHAnsi"/>
+        <w:rFonts w:asciiTheme="majorHAnsi" w:cstheme="majorBidi" w:hAnsiTheme="majorHAnsi" w:eastAsia="黑体"/>
         <w:b/>
         <w:bCs/>
       </w:rPr>
     </w:tblStylePr>
     <w:tblStylePr w:type="lastCol">
       <w:rPr>
-        <w:rFonts w:asciiTheme="majorHAnsi" w:cstheme="majorBidi" w:eastAsiaTheme="majorEastAsia" w:hAnsiTheme="majorHAnsi"/>
+        <w:rFonts w:asciiTheme="majorHAnsi" w:cstheme="majorBidi" w:hAnsiTheme="majorHAnsi" w:eastAsia="黑体"/>
         <w:b/>
         <w:bCs/>
       </w:rPr>
@@ -5765,7 +6061,7 @@
         <w:spacing w:after="0" w:before="0" w:line="240" w:lineRule="auto"/>
       </w:pPr>
       <w:rPr>
-        <w:rFonts w:asciiTheme="majorHAnsi" w:cstheme="majorBidi" w:eastAsiaTheme="majorEastAsia" w:hAnsiTheme="majorHAnsi"/>
+        <w:rFonts w:asciiTheme="majorHAnsi" w:cstheme="majorBidi" w:hAnsiTheme="majorHAnsi" w:eastAsia="黑体"/>
         <w:b/>
         <w:bCs/>
       </w:rPr>
@@ -5786,7 +6082,7 @@
         <w:spacing w:after="0" w:before="0" w:line="240" w:lineRule="auto"/>
       </w:pPr>
       <w:rPr>
-        <w:rFonts w:asciiTheme="majorHAnsi" w:cstheme="majorBidi" w:eastAsiaTheme="majorEastAsia" w:hAnsiTheme="majorHAnsi"/>
+        <w:rFonts w:asciiTheme="majorHAnsi" w:cstheme="majorBidi" w:hAnsiTheme="majorHAnsi" w:eastAsia="黑体"/>
         <w:b/>
         <w:bCs/>
       </w:rPr>
@@ -5804,14 +6100,14 @@
     </w:tblStylePr>
     <w:tblStylePr w:type="firstCol">
       <w:rPr>
-        <w:rFonts w:asciiTheme="majorHAnsi" w:cstheme="majorBidi" w:eastAsiaTheme="majorEastAsia" w:hAnsiTheme="majorHAnsi"/>
+        <w:rFonts w:asciiTheme="majorHAnsi" w:cstheme="majorBidi" w:hAnsiTheme="majorHAnsi" w:eastAsia="黑体"/>
         <w:b/>
         <w:bCs/>
       </w:rPr>
     </w:tblStylePr>
     <w:tblStylePr w:type="lastCol">
       <w:rPr>
-        <w:rFonts w:asciiTheme="majorHAnsi" w:cstheme="majorBidi" w:eastAsiaTheme="majorEastAsia" w:hAnsiTheme="majorHAnsi"/>
+        <w:rFonts w:asciiTheme="majorHAnsi" w:cstheme="majorBidi" w:hAnsiTheme="majorHAnsi" w:eastAsia="黑体"/>
         <w:b/>
         <w:bCs/>
       </w:rPr>
@@ -5895,7 +6191,7 @@
         <w:spacing w:after="0" w:before="0" w:line="240" w:lineRule="auto"/>
       </w:pPr>
       <w:rPr>
-        <w:rFonts w:asciiTheme="majorHAnsi" w:cstheme="majorBidi" w:eastAsiaTheme="majorEastAsia" w:hAnsiTheme="majorHAnsi"/>
+        <w:rFonts w:asciiTheme="majorHAnsi" w:cstheme="majorBidi" w:hAnsiTheme="majorHAnsi" w:eastAsia="黑体"/>
         <w:b/>
         <w:bCs/>
       </w:rPr>
@@ -5916,7 +6212,7 @@
         <w:spacing w:after="0" w:before="0" w:line="240" w:lineRule="auto"/>
       </w:pPr>
       <w:rPr>
-        <w:rFonts w:asciiTheme="majorHAnsi" w:cstheme="majorBidi" w:eastAsiaTheme="majorEastAsia" w:hAnsiTheme="majorHAnsi"/>
+        <w:rFonts w:asciiTheme="majorHAnsi" w:cstheme="majorBidi" w:hAnsiTheme="majorHAnsi" w:eastAsia="黑体"/>
         <w:b/>
         <w:bCs/>
       </w:rPr>
@@ -5934,14 +6230,14 @@
     </w:tblStylePr>
     <w:tblStylePr w:type="firstCol">
       <w:rPr>
-        <w:rFonts w:asciiTheme="majorHAnsi" w:cstheme="majorBidi" w:eastAsiaTheme="majorEastAsia" w:hAnsiTheme="majorHAnsi"/>
+        <w:rFonts w:asciiTheme="majorHAnsi" w:cstheme="majorBidi" w:hAnsiTheme="majorHAnsi" w:eastAsia="黑体"/>
         <w:b/>
         <w:bCs/>
       </w:rPr>
     </w:tblStylePr>
     <w:tblStylePr w:type="lastCol">
       <w:rPr>
-        <w:rFonts w:asciiTheme="majorHAnsi" w:cstheme="majorBidi" w:eastAsiaTheme="majorEastAsia" w:hAnsiTheme="majorHAnsi"/>
+        <w:rFonts w:asciiTheme="majorHAnsi" w:cstheme="majorBidi" w:hAnsiTheme="majorHAnsi" w:eastAsia="黑体"/>
         <w:b/>
         <w:bCs/>
       </w:rPr>
@@ -6025,7 +6321,7 @@
         <w:spacing w:after="0" w:before="0" w:line="240" w:lineRule="auto"/>
       </w:pPr>
       <w:rPr>
-        <w:rFonts w:asciiTheme="majorHAnsi" w:cstheme="majorBidi" w:eastAsiaTheme="majorEastAsia" w:hAnsiTheme="majorHAnsi"/>
+        <w:rFonts w:asciiTheme="majorHAnsi" w:cstheme="majorBidi" w:hAnsiTheme="majorHAnsi" w:eastAsia="黑体"/>
         <w:b/>
         <w:bCs/>
       </w:rPr>
@@ -6046,7 +6342,7 @@
         <w:spacing w:after="0" w:before="0" w:line="240" w:lineRule="auto"/>
       </w:pPr>
       <w:rPr>
-        <w:rFonts w:asciiTheme="majorHAnsi" w:cstheme="majorBidi" w:eastAsiaTheme="majorEastAsia" w:hAnsiTheme="majorHAnsi"/>
+        <w:rFonts w:asciiTheme="majorHAnsi" w:cstheme="majorBidi" w:hAnsiTheme="majorHAnsi" w:eastAsia="黑体"/>
         <w:b/>
         <w:bCs/>
       </w:rPr>
@@ -6064,14 +6360,14 @@
     </w:tblStylePr>
     <w:tblStylePr w:type="firstCol">
       <w:rPr>
-        <w:rFonts w:asciiTheme="majorHAnsi" w:cstheme="majorBidi" w:eastAsiaTheme="majorEastAsia" w:hAnsiTheme="majorHAnsi"/>
+        <w:rFonts w:asciiTheme="majorHAnsi" w:cstheme="majorBidi" w:hAnsiTheme="majorHAnsi" w:eastAsia="黑体"/>
         <w:b/>
         <w:bCs/>
       </w:rPr>
     </w:tblStylePr>
     <w:tblStylePr w:type="lastCol">
       <w:rPr>
-        <w:rFonts w:asciiTheme="majorHAnsi" w:cstheme="majorBidi" w:eastAsiaTheme="majorEastAsia" w:hAnsiTheme="majorHAnsi"/>
+        <w:rFonts w:asciiTheme="majorHAnsi" w:cstheme="majorBidi" w:hAnsiTheme="majorHAnsi" w:eastAsia="黑体"/>
         <w:b/>
         <w:bCs/>
       </w:rPr>
@@ -6155,7 +6451,7 @@
         <w:spacing w:after="0" w:before="0" w:line="240" w:lineRule="auto"/>
       </w:pPr>
       <w:rPr>
-        <w:rFonts w:asciiTheme="majorHAnsi" w:cstheme="majorBidi" w:eastAsiaTheme="majorEastAsia" w:hAnsiTheme="majorHAnsi"/>
+        <w:rFonts w:asciiTheme="majorHAnsi" w:cstheme="majorBidi" w:hAnsiTheme="majorHAnsi" w:eastAsia="黑体"/>
         <w:b/>
         <w:bCs/>
       </w:rPr>
@@ -6176,7 +6472,7 @@
         <w:spacing w:after="0" w:before="0" w:line="240" w:lineRule="auto"/>
       </w:pPr>
       <w:rPr>
-        <w:rFonts w:asciiTheme="majorHAnsi" w:cstheme="majorBidi" w:eastAsiaTheme="majorEastAsia" w:hAnsiTheme="majorHAnsi"/>
+        <w:rFonts w:asciiTheme="majorHAnsi" w:cstheme="majorBidi" w:hAnsiTheme="majorHAnsi" w:eastAsia="黑体"/>
         <w:b/>
         <w:bCs/>
       </w:rPr>
@@ -6194,14 +6490,14 @@
     </w:tblStylePr>
     <w:tblStylePr w:type="firstCol">
       <w:rPr>
-        <w:rFonts w:asciiTheme="majorHAnsi" w:cstheme="majorBidi" w:eastAsiaTheme="majorEastAsia" w:hAnsiTheme="majorHAnsi"/>
+        <w:rFonts w:asciiTheme="majorHAnsi" w:cstheme="majorBidi" w:hAnsiTheme="majorHAnsi" w:eastAsia="黑体"/>
         <w:b/>
         <w:bCs/>
       </w:rPr>
     </w:tblStylePr>
     <w:tblStylePr w:type="lastCol">
       <w:rPr>
-        <w:rFonts w:asciiTheme="majorHAnsi" w:cstheme="majorBidi" w:eastAsiaTheme="majorEastAsia" w:hAnsiTheme="majorHAnsi"/>
+        <w:rFonts w:asciiTheme="majorHAnsi" w:cstheme="majorBidi" w:hAnsiTheme="majorHAnsi" w:eastAsia="黑体"/>
         <w:b/>
         <w:bCs/>
       </w:rPr>
@@ -6284,6 +6580,7 @@
         <w:spacing w:after="0" w:before="0" w:line="240" w:lineRule="auto"/>
       </w:pPr>
       <w:rPr>
+        <w:rFonts w:eastAsia="黑体"/>
         <w:b/>
         <w:bCs/>
         <w:color w:themeColor="background1" w:val="FFFFFF"/>
@@ -6306,6 +6603,7 @@
         <w:spacing w:after="0" w:before="0" w:line="240" w:lineRule="auto"/>
       </w:pPr>
       <w:rPr>
+        <w:rFonts w:eastAsia="黑体"/>
         <w:b/>
         <w:bCs/>
       </w:rPr>
@@ -6323,12 +6621,14 @@
     </w:tblStylePr>
     <w:tblStylePr w:type="firstCol">
       <w:rPr>
+        <w:rFonts w:eastAsia="黑体"/>
         <w:b/>
         <w:bCs/>
       </w:rPr>
     </w:tblStylePr>
     <w:tblStylePr w:type="lastCol">
       <w:rPr>
+        <w:rFonts w:eastAsia="黑体"/>
         <w:b/>
         <w:bCs/>
       </w:rPr>
@@ -6390,6 +6690,7 @@
         <w:spacing w:after="0" w:before="0" w:line="240" w:lineRule="auto"/>
       </w:pPr>
       <w:rPr>
+        <w:rFonts w:eastAsia="黑体"/>
         <w:b/>
         <w:bCs/>
         <w:color w:themeColor="background1" w:val="FFFFFF"/>
@@ -6412,6 +6713,7 @@
         <w:spacing w:after="0" w:before="0" w:line="240" w:lineRule="auto"/>
       </w:pPr>
       <w:rPr>
+        <w:rFonts w:eastAsia="黑体"/>
         <w:b/>
         <w:bCs/>
       </w:rPr>
@@ -6429,12 +6731,14 @@
     </w:tblStylePr>
     <w:tblStylePr w:type="firstCol">
       <w:rPr>
+        <w:rFonts w:eastAsia="黑体"/>
         <w:b/>
         <w:bCs/>
       </w:rPr>
     </w:tblStylePr>
     <w:tblStylePr w:type="lastCol">
       <w:rPr>
+        <w:rFonts w:eastAsia="黑体"/>
         <w:b/>
         <w:bCs/>
       </w:rPr>
@@ -6496,6 +6800,7 @@
         <w:spacing w:after="0" w:before="0" w:line="240" w:lineRule="auto"/>
       </w:pPr>
       <w:rPr>
+        <w:rFonts w:eastAsia="黑体"/>
         <w:b/>
         <w:bCs/>
         <w:color w:themeColor="background1" w:val="FFFFFF"/>
@@ -6518,6 +6823,7 @@
         <w:spacing w:after="0" w:before="0" w:line="240" w:lineRule="auto"/>
       </w:pPr>
       <w:rPr>
+        <w:rFonts w:eastAsia="黑体"/>
         <w:b/>
         <w:bCs/>
       </w:rPr>
@@ -6535,12 +6841,14 @@
     </w:tblStylePr>
     <w:tblStylePr w:type="firstCol">
       <w:rPr>
+        <w:rFonts w:eastAsia="黑体"/>
         <w:b/>
         <w:bCs/>
       </w:rPr>
     </w:tblStylePr>
     <w:tblStylePr w:type="lastCol">
       <w:rPr>
+        <w:rFonts w:eastAsia="黑体"/>
         <w:b/>
         <w:bCs/>
       </w:rPr>
@@ -6602,6 +6910,7 @@
         <w:spacing w:after="0" w:before="0" w:line="240" w:lineRule="auto"/>
       </w:pPr>
       <w:rPr>
+        <w:rFonts w:eastAsia="黑体"/>
         <w:b/>
         <w:bCs/>
         <w:color w:themeColor="background1" w:val="FFFFFF"/>
@@ -6624,6 +6933,7 @@
         <w:spacing w:after="0" w:before="0" w:line="240" w:lineRule="auto"/>
       </w:pPr>
       <w:rPr>
+        <w:rFonts w:eastAsia="黑体"/>
         <w:b/>
         <w:bCs/>
       </w:rPr>
@@ -6641,12 +6951,14 @@
     </w:tblStylePr>
     <w:tblStylePr w:type="firstCol">
       <w:rPr>
+        <w:rFonts w:eastAsia="黑体"/>
         <w:b/>
         <w:bCs/>
       </w:rPr>
     </w:tblStylePr>
     <w:tblStylePr w:type="lastCol">
       <w:rPr>
+        <w:rFonts w:eastAsia="黑体"/>
         <w:b/>
         <w:bCs/>
       </w:rPr>
@@ -6708,6 +7020,7 @@
         <w:spacing w:after="0" w:before="0" w:line="240" w:lineRule="auto"/>
       </w:pPr>
       <w:rPr>
+        <w:rFonts w:eastAsia="黑体"/>
         <w:b/>
         <w:bCs/>
         <w:color w:themeColor="background1" w:val="FFFFFF"/>
@@ -6730,6 +7043,7 @@
         <w:spacing w:after="0" w:before="0" w:line="240" w:lineRule="auto"/>
       </w:pPr>
       <w:rPr>
+        <w:rFonts w:eastAsia="黑体"/>
         <w:b/>
         <w:bCs/>
       </w:rPr>
@@ -6747,12 +7061,14 @@
     </w:tblStylePr>
     <w:tblStylePr w:type="firstCol">
       <w:rPr>
+        <w:rFonts w:eastAsia="黑体"/>
         <w:b/>
         <w:bCs/>
       </w:rPr>
     </w:tblStylePr>
     <w:tblStylePr w:type="lastCol">
       <w:rPr>
+        <w:rFonts w:eastAsia="黑体"/>
         <w:b/>
         <w:bCs/>
       </w:rPr>
@@ -6814,6 +7130,7 @@
         <w:spacing w:after="0" w:before="0" w:line="240" w:lineRule="auto"/>
       </w:pPr>
       <w:rPr>
+        <w:rFonts w:eastAsia="黑体"/>
         <w:b/>
         <w:bCs/>
         <w:color w:themeColor="background1" w:val="FFFFFF"/>
@@ -6836,6 +7153,7 @@
         <w:spacing w:after="0" w:before="0" w:line="240" w:lineRule="auto"/>
       </w:pPr>
       <w:rPr>
+        <w:rFonts w:eastAsia="黑体"/>
         <w:b/>
         <w:bCs/>
       </w:rPr>
@@ -6853,12 +7171,14 @@
     </w:tblStylePr>
     <w:tblStylePr w:type="firstCol">
       <w:rPr>
+        <w:rFonts w:eastAsia="黑体"/>
         <w:b/>
         <w:bCs/>
       </w:rPr>
     </w:tblStylePr>
     <w:tblStylePr w:type="lastCol">
       <w:rPr>
+        <w:rFonts w:eastAsia="黑体"/>
         <w:b/>
         <w:bCs/>
       </w:rPr>
@@ -6920,6 +7240,7 @@
         <w:spacing w:after="0" w:before="0" w:line="240" w:lineRule="auto"/>
       </w:pPr>
       <w:rPr>
+        <w:rFonts w:eastAsia="黑体"/>
         <w:b/>
         <w:bCs/>
         <w:color w:themeColor="background1" w:val="FFFFFF"/>
@@ -6942,6 +7263,7 @@
         <w:spacing w:after="0" w:before="0" w:line="240" w:lineRule="auto"/>
       </w:pPr>
       <w:rPr>
+        <w:rFonts w:eastAsia="黑体"/>
         <w:b/>
         <w:bCs/>
       </w:rPr>
@@ -6959,12 +7281,14 @@
     </w:tblStylePr>
     <w:tblStylePr w:type="firstCol">
       <w:rPr>
+        <w:rFonts w:eastAsia="黑体"/>
         <w:b/>
         <w:bCs/>
       </w:rPr>
     </w:tblStylePr>
     <w:tblStylePr w:type="lastCol">
       <w:rPr>
+        <w:rFonts w:eastAsia="黑体"/>
         <w:b/>
         <w:bCs/>
       </w:rPr>
@@ -7023,6 +7347,7 @@
         <w:spacing w:after="0" w:before="0" w:line="240" w:lineRule="auto"/>
       </w:pPr>
       <w:rPr>
+        <w:rFonts w:eastAsia="黑体"/>
         <w:b/>
         <w:bCs/>
         <w:color w:themeColor="background1" w:val="FFFFFF"/>
@@ -7045,6 +7370,7 @@
         <w:spacing w:after="0" w:before="0" w:line="240" w:lineRule="auto"/>
       </w:pPr>
       <w:rPr>
+        <w:rFonts w:eastAsia="黑体"/>
         <w:color w:val="auto"/>
       </w:rPr>
       <w:tblPr/>
@@ -7062,6 +7388,7 @@
     </w:tblStylePr>
     <w:tblStylePr w:type="firstCol">
       <w:rPr>
+        <w:rFonts w:eastAsia="黑体"/>
         <w:b/>
         <w:bCs/>
         <w:color w:themeColor="background1" w:val="FFFFFF"/>
@@ -7081,6 +7408,7 @@
     </w:tblStylePr>
     <w:tblStylePr w:type="lastCol">
       <w:rPr>
+        <w:rFonts w:eastAsia="黑体"/>
         <w:b/>
         <w:bCs/>
         <w:color w:themeColor="background1" w:val="FFFFFF"/>
@@ -7129,6 +7457,7 @@
     </w:tblStylePr>
     <w:tblStylePr w:type="nwCell">
       <w:rPr>
+        <w:rFonts w:eastAsia="黑体"/>
         <w:color w:themeColor="background1" w:val="FFFFFF"/>
       </w:rPr>
       <w:tblPr/>
@@ -7172,6 +7501,7 @@
         <w:spacing w:after="0" w:before="0" w:line="240" w:lineRule="auto"/>
       </w:pPr>
       <w:rPr>
+        <w:rFonts w:eastAsia="黑体"/>
         <w:b/>
         <w:bCs/>
         <w:color w:themeColor="background1" w:val="FFFFFF"/>
@@ -7194,6 +7524,7 @@
         <w:spacing w:after="0" w:before="0" w:line="240" w:lineRule="auto"/>
       </w:pPr>
       <w:rPr>
+        <w:rFonts w:eastAsia="黑体"/>
         <w:color w:val="auto"/>
       </w:rPr>
       <w:tblPr/>
@@ -7211,6 +7542,7 @@
     </w:tblStylePr>
     <w:tblStylePr w:type="firstCol">
       <w:rPr>
+        <w:rFonts w:eastAsia="黑体"/>
         <w:b/>
         <w:bCs/>
         <w:color w:themeColor="background1" w:val="FFFFFF"/>
@@ -7230,6 +7562,7 @@
     </w:tblStylePr>
     <w:tblStylePr w:type="lastCol">
       <w:rPr>
+        <w:rFonts w:eastAsia="黑体"/>
         <w:b/>
         <w:bCs/>
         <w:color w:themeColor="background1" w:val="FFFFFF"/>
@@ -7278,6 +7611,7 @@
     </w:tblStylePr>
     <w:tblStylePr w:type="nwCell">
       <w:rPr>
+        <w:rFonts w:eastAsia="黑体"/>
         <w:color w:themeColor="background1" w:val="FFFFFF"/>
       </w:rPr>
       <w:tblPr/>
@@ -7321,6 +7655,7 @@
         <w:spacing w:after="0" w:before="0" w:line="240" w:lineRule="auto"/>
       </w:pPr>
       <w:rPr>
+        <w:rFonts w:eastAsia="黑体"/>
         <w:b/>
         <w:bCs/>
         <w:color w:themeColor="background1" w:val="FFFFFF"/>
@@ -7343,6 +7678,7 @@
         <w:spacing w:after="0" w:before="0" w:line="240" w:lineRule="auto"/>
       </w:pPr>
       <w:rPr>
+        <w:rFonts w:eastAsia="黑体"/>
         <w:color w:val="auto"/>
       </w:rPr>
       <w:tblPr/>
@@ -7360,6 +7696,7 @@
     </w:tblStylePr>
     <w:tblStylePr w:type="firstCol">
       <w:rPr>
+        <w:rFonts w:eastAsia="黑体"/>
         <w:b/>
         <w:bCs/>
         <w:color w:themeColor="background1" w:val="FFFFFF"/>
@@ -7379,6 +7716,7 @@
     </w:tblStylePr>
     <w:tblStylePr w:type="lastCol">
       <w:rPr>
+        <w:rFonts w:eastAsia="黑体"/>
         <w:b/>
         <w:bCs/>
         <w:color w:themeColor="background1" w:val="FFFFFF"/>
@@ -7427,6 +7765,7 @@
     </w:tblStylePr>
     <w:tblStylePr w:type="nwCell">
       <w:rPr>
+        <w:rFonts w:eastAsia="黑体"/>
         <w:color w:themeColor="background1" w:val="FFFFFF"/>
       </w:rPr>
       <w:tblPr/>
@@ -7470,6 +7809,7 @@
         <w:spacing w:after="0" w:before="0" w:line="240" w:lineRule="auto"/>
       </w:pPr>
       <w:rPr>
+        <w:rFonts w:eastAsia="黑体"/>
         <w:b/>
         <w:bCs/>
         <w:color w:themeColor="background1" w:val="FFFFFF"/>
@@ -7492,6 +7832,7 @@
         <w:spacing w:after="0" w:before="0" w:line="240" w:lineRule="auto"/>
       </w:pPr>
       <w:rPr>
+        <w:rFonts w:eastAsia="黑体"/>
         <w:color w:val="auto"/>
       </w:rPr>
       <w:tblPr/>
@@ -7509,6 +7850,7 @@
     </w:tblStylePr>
     <w:tblStylePr w:type="firstCol">
       <w:rPr>
+        <w:rFonts w:eastAsia="黑体"/>
         <w:b/>
         <w:bCs/>
         <w:color w:themeColor="background1" w:val="FFFFFF"/>
@@ -7528,6 +7870,7 @@
     </w:tblStylePr>
     <w:tblStylePr w:type="lastCol">
       <w:rPr>
+        <w:rFonts w:eastAsia="黑体"/>
         <w:b/>
         <w:bCs/>
         <w:color w:themeColor="background1" w:val="FFFFFF"/>
@@ -7576,6 +7919,7 @@
     </w:tblStylePr>
     <w:tblStylePr w:type="nwCell">
       <w:rPr>
+        <w:rFonts w:eastAsia="黑体"/>
         <w:color w:themeColor="background1" w:val="FFFFFF"/>
       </w:rPr>
       <w:tblPr/>
@@ -7619,6 +7963,7 @@
         <w:spacing w:after="0" w:before="0" w:line="240" w:lineRule="auto"/>
       </w:pPr>
       <w:rPr>
+        <w:rFonts w:eastAsia="黑体"/>
         <w:b/>
         <w:bCs/>
         <w:color w:themeColor="background1" w:val="FFFFFF"/>
@@ -7641,6 +7986,7 @@
         <w:spacing w:after="0" w:before="0" w:line="240" w:lineRule="auto"/>
       </w:pPr>
       <w:rPr>
+        <w:rFonts w:eastAsia="黑体"/>
         <w:color w:val="auto"/>
       </w:rPr>
       <w:tblPr/>
@@ -7658,6 +8004,7 @@
     </w:tblStylePr>
     <w:tblStylePr w:type="firstCol">
       <w:rPr>
+        <w:rFonts w:eastAsia="黑体"/>
         <w:b/>
         <w:bCs/>
         <w:color w:themeColor="background1" w:val="FFFFFF"/>
@@ -7677,6 +8024,7 @@
     </w:tblStylePr>
     <w:tblStylePr w:type="lastCol">
       <w:rPr>
+        <w:rFonts w:eastAsia="黑体"/>
         <w:b/>
         <w:bCs/>
         <w:color w:themeColor="background1" w:val="FFFFFF"/>
@@ -7725,6 +8073,7 @@
     </w:tblStylePr>
     <w:tblStylePr w:type="nwCell">
       <w:rPr>
+        <w:rFonts w:eastAsia="黑体"/>
         <w:color w:themeColor="background1" w:val="FFFFFF"/>
       </w:rPr>
       <w:tblPr/>
@@ -7768,6 +8117,7 @@
         <w:spacing w:after="0" w:before="0" w:line="240" w:lineRule="auto"/>
       </w:pPr>
       <w:rPr>
+        <w:rFonts w:eastAsia="黑体"/>
         <w:b/>
         <w:bCs/>
         <w:color w:themeColor="background1" w:val="FFFFFF"/>
@@ -7790,6 +8140,7 @@
         <w:spacing w:after="0" w:before="0" w:line="240" w:lineRule="auto"/>
       </w:pPr>
       <w:rPr>
+        <w:rFonts w:eastAsia="黑体"/>
         <w:color w:val="auto"/>
       </w:rPr>
       <w:tblPr/>
@@ -7807,6 +8158,7 @@
     </w:tblStylePr>
     <w:tblStylePr w:type="firstCol">
       <w:rPr>
+        <w:rFonts w:eastAsia="黑体"/>
         <w:b/>
         <w:bCs/>
         <w:color w:themeColor="background1" w:val="FFFFFF"/>
@@ -7826,6 +8178,7 @@
     </w:tblStylePr>
     <w:tblStylePr w:type="lastCol">
       <w:rPr>
+        <w:rFonts w:eastAsia="黑体"/>
         <w:b/>
         <w:bCs/>
         <w:color w:themeColor="background1" w:val="FFFFFF"/>
@@ -7874,6 +8227,7 @@
     </w:tblStylePr>
     <w:tblStylePr w:type="nwCell">
       <w:rPr>
+        <w:rFonts w:eastAsia="黑体"/>
         <w:color w:themeColor="background1" w:val="FFFFFF"/>
       </w:rPr>
       <w:tblPr/>
@@ -7917,6 +8271,7 @@
         <w:spacing w:after="0" w:before="0" w:line="240" w:lineRule="auto"/>
       </w:pPr>
       <w:rPr>
+        <w:rFonts w:eastAsia="黑体"/>
         <w:b/>
         <w:bCs/>
         <w:color w:themeColor="background1" w:val="FFFFFF"/>
@@ -7939,6 +8294,7 @@
         <w:spacing w:after="0" w:before="0" w:line="240" w:lineRule="auto"/>
       </w:pPr>
       <w:rPr>
+        <w:rFonts w:eastAsia="黑体"/>
         <w:color w:val="auto"/>
       </w:rPr>
       <w:tblPr/>
@@ -7956,6 +8312,7 @@
     </w:tblStylePr>
     <w:tblStylePr w:type="firstCol">
       <w:rPr>
+        <w:rFonts w:eastAsia="黑体"/>
         <w:b/>
         <w:bCs/>
         <w:color w:themeColor="background1" w:val="FFFFFF"/>
@@ -7975,6 +8332,7 @@
     </w:tblStylePr>
     <w:tblStylePr w:type="lastCol">
       <w:rPr>
+        <w:rFonts w:eastAsia="黑体"/>
         <w:b/>
         <w:bCs/>
         <w:color w:themeColor="background1" w:val="FFFFFF"/>
@@ -8023,6 +8381,7 @@
     </w:tblStylePr>
     <w:tblStylePr w:type="nwCell">
       <w:rPr>
+        <w:rFonts w:eastAsia="黑体"/>
         <w:color w:themeColor="background1" w:val="FFFFFF"/>
       </w:rPr>
       <w:tblPr/>
@@ -8047,6 +8406,7 @@
       <w:spacing w:after="0" w:line="240" w:lineRule="auto"/>
     </w:pPr>
     <w:rPr>
+      <w:rFonts w:eastAsia="黑体"/>
       <w:color w:themeColor="text1" w:val="000000"/>
     </w:rPr>
     <w:tblPr>
@@ -8066,7 +8426,7 @@
     </w:tblPr>
     <w:tblStylePr w:type="firstRow">
       <w:rPr>
-        <w:rFonts w:asciiTheme="majorHAnsi" w:cstheme="majorBidi" w:eastAsiaTheme="majorEastAsia" w:hAnsiTheme="majorHAnsi"/>
+        <w:rFonts w:asciiTheme="majorHAnsi" w:cstheme="majorBidi" w:hAnsiTheme="majorHAnsi" w:eastAsia="黑体"/>
       </w:rPr>
       <w:tblPr/>
       <w:tcPr>
@@ -8078,6 +8438,7 @@
     </w:tblStylePr>
     <w:tblStylePr w:type="lastRow">
       <w:rPr>
+        <w:rFonts w:eastAsia="黑体"/>
         <w:b/>
         <w:bCs/>
         <w:color w:themeColor="text2" w:val="1F497D"/>
@@ -8092,12 +8453,14 @@
     </w:tblStylePr>
     <w:tblStylePr w:type="firstCol">
       <w:rPr>
+        <w:rFonts w:eastAsia="黑体"/>
         <w:b/>
         <w:bCs/>
       </w:rPr>
     </w:tblStylePr>
     <w:tblStylePr w:type="lastCol">
       <w:rPr>
+        <w:rFonts w:eastAsia="黑体"/>
         <w:b/>
         <w:bCs/>
       </w:rPr>
@@ -8131,6 +8494,7 @@
       <w:spacing w:after="0" w:line="240" w:lineRule="auto"/>
     </w:pPr>
     <w:rPr>
+      <w:rFonts w:eastAsia="黑体"/>
       <w:color w:themeColor="text1" w:val="000000"/>
     </w:rPr>
     <w:tblPr>
@@ -8150,7 +8514,7 @@
     </w:tblPr>
     <w:tblStylePr w:type="firstRow">
       <w:rPr>
-        <w:rFonts w:asciiTheme="majorHAnsi" w:cstheme="majorBidi" w:eastAsiaTheme="majorEastAsia" w:hAnsiTheme="majorHAnsi"/>
+        <w:rFonts w:asciiTheme="majorHAnsi" w:cstheme="majorBidi" w:hAnsiTheme="majorHAnsi" w:eastAsia="黑体"/>
       </w:rPr>
       <w:tblPr/>
       <w:tcPr>
@@ -8162,6 +8526,7 @@
     </w:tblStylePr>
     <w:tblStylePr w:type="lastRow">
       <w:rPr>
+        <w:rFonts w:eastAsia="黑体"/>
         <w:b/>
         <w:bCs/>
         <w:color w:themeColor="text2" w:val="1F497D"/>
@@ -8176,12 +8541,14 @@
     </w:tblStylePr>
     <w:tblStylePr w:type="firstCol">
       <w:rPr>
+        <w:rFonts w:eastAsia="黑体"/>
         <w:b/>
         <w:bCs/>
       </w:rPr>
     </w:tblStylePr>
     <w:tblStylePr w:type="lastCol">
       <w:rPr>
+        <w:rFonts w:eastAsia="黑体"/>
         <w:b/>
         <w:bCs/>
       </w:rPr>
@@ -8215,6 +8582,7 @@
       <w:spacing w:after="0" w:line="240" w:lineRule="auto"/>
     </w:pPr>
     <w:rPr>
+      <w:rFonts w:eastAsia="黑体"/>
       <w:color w:themeColor="text1" w:val="000000"/>
     </w:rPr>
     <w:tblPr>
@@ -8234,7 +8602,7 @@
     </w:tblPr>
     <w:tblStylePr w:type="firstRow">
       <w:rPr>
-        <w:rFonts w:asciiTheme="majorHAnsi" w:cstheme="majorBidi" w:eastAsiaTheme="majorEastAsia" w:hAnsiTheme="majorHAnsi"/>
+        <w:rFonts w:asciiTheme="majorHAnsi" w:cstheme="majorBidi" w:hAnsiTheme="majorHAnsi" w:eastAsia="黑体"/>
       </w:rPr>
       <w:tblPr/>
       <w:tcPr>
@@ -8246,6 +8614,7 @@
     </w:tblStylePr>
     <w:tblStylePr w:type="lastRow">
       <w:rPr>
+        <w:rFonts w:eastAsia="黑体"/>
         <w:b/>
         <w:bCs/>
         <w:color w:themeColor="text2" w:val="1F497D"/>
@@ -8260,12 +8629,14 @@
     </w:tblStylePr>
     <w:tblStylePr w:type="firstCol">
       <w:rPr>
+        <w:rFonts w:eastAsia="黑体"/>
         <w:b/>
         <w:bCs/>
       </w:rPr>
     </w:tblStylePr>
     <w:tblStylePr w:type="lastCol">
       <w:rPr>
+        <w:rFonts w:eastAsia="黑体"/>
         <w:b/>
         <w:bCs/>
       </w:rPr>
@@ -8299,6 +8670,7 @@
       <w:spacing w:after="0" w:line="240" w:lineRule="auto"/>
     </w:pPr>
     <w:rPr>
+      <w:rFonts w:eastAsia="黑体"/>
       <w:color w:themeColor="text1" w:val="000000"/>
     </w:rPr>
     <w:tblPr>
@@ -8318,7 +8690,7 @@
     </w:tblPr>
     <w:tblStylePr w:type="firstRow">
       <w:rPr>
-        <w:rFonts w:asciiTheme="majorHAnsi" w:cstheme="majorBidi" w:eastAsiaTheme="majorEastAsia" w:hAnsiTheme="majorHAnsi"/>
+        <w:rFonts w:asciiTheme="majorHAnsi" w:cstheme="majorBidi" w:hAnsiTheme="majorHAnsi" w:eastAsia="黑体"/>
       </w:rPr>
       <w:tblPr/>
       <w:tcPr>
@@ -8330,6 +8702,7 @@
     </w:tblStylePr>
     <w:tblStylePr w:type="lastRow">
       <w:rPr>
+        <w:rFonts w:eastAsia="黑体"/>
         <w:b/>
         <w:bCs/>
         <w:color w:themeColor="text2" w:val="1F497D"/>
@@ -8344,12 +8717,14 @@
     </w:tblStylePr>
     <w:tblStylePr w:type="firstCol">
       <w:rPr>
+        <w:rFonts w:eastAsia="黑体"/>
         <w:b/>
         <w:bCs/>
       </w:rPr>
     </w:tblStylePr>
     <w:tblStylePr w:type="lastCol">
       <w:rPr>
+        <w:rFonts w:eastAsia="黑体"/>
         <w:b/>
         <w:bCs/>
       </w:rPr>
@@ -8383,6 +8758,7 @@
       <w:spacing w:after="0" w:line="240" w:lineRule="auto"/>
     </w:pPr>
     <w:rPr>
+      <w:rFonts w:eastAsia="黑体"/>
       <w:color w:themeColor="text1" w:val="000000"/>
     </w:rPr>
     <w:tblPr>
@@ -8402,7 +8778,7 @@
     </w:tblPr>
     <w:tblStylePr w:type="firstRow">
       <w:rPr>
-        <w:rFonts w:asciiTheme="majorHAnsi" w:cstheme="majorBidi" w:eastAsiaTheme="majorEastAsia" w:hAnsiTheme="majorHAnsi"/>
+        <w:rFonts w:asciiTheme="majorHAnsi" w:cstheme="majorBidi" w:hAnsiTheme="majorHAnsi" w:eastAsia="黑体"/>
       </w:rPr>
       <w:tblPr/>
       <w:tcPr>
@@ -8414,6 +8790,7 @@
     </w:tblStylePr>
     <w:tblStylePr w:type="lastRow">
       <w:rPr>
+        <w:rFonts w:eastAsia="黑体"/>
         <w:b/>
         <w:bCs/>
         <w:color w:themeColor="text2" w:val="1F497D"/>
@@ -8428,12 +8805,14 @@
     </w:tblStylePr>
     <w:tblStylePr w:type="firstCol">
       <w:rPr>
+        <w:rFonts w:eastAsia="黑体"/>
         <w:b/>
         <w:bCs/>
       </w:rPr>
     </w:tblStylePr>
     <w:tblStylePr w:type="lastCol">
       <w:rPr>
+        <w:rFonts w:eastAsia="黑体"/>
         <w:b/>
         <w:bCs/>
       </w:rPr>
@@ -8467,6 +8846,7 @@
       <w:spacing w:after="0" w:line="240" w:lineRule="auto"/>
     </w:pPr>
     <w:rPr>
+      <w:rFonts w:eastAsia="黑体"/>
       <w:color w:themeColor="text1" w:val="000000"/>
     </w:rPr>
     <w:tblPr>
@@ -8486,7 +8866,7 @@
     </w:tblPr>
     <w:tblStylePr w:type="firstRow">
       <w:rPr>
-        <w:rFonts w:asciiTheme="majorHAnsi" w:cstheme="majorBidi" w:eastAsiaTheme="majorEastAsia" w:hAnsiTheme="majorHAnsi"/>
+        <w:rFonts w:asciiTheme="majorHAnsi" w:cstheme="majorBidi" w:hAnsiTheme="majorHAnsi" w:eastAsia="黑体"/>
       </w:rPr>
       <w:tblPr/>
       <w:tcPr>
@@ -8498,6 +8878,7 @@
     </w:tblStylePr>
     <w:tblStylePr w:type="lastRow">
       <w:rPr>
+        <w:rFonts w:eastAsia="黑体"/>
         <w:b/>
         <w:bCs/>
         <w:color w:themeColor="text2" w:val="1F497D"/>
@@ -8512,12 +8893,14 @@
     </w:tblStylePr>
     <w:tblStylePr w:type="firstCol">
       <w:rPr>
+        <w:rFonts w:eastAsia="黑体"/>
         <w:b/>
         <w:bCs/>
       </w:rPr>
     </w:tblStylePr>
     <w:tblStylePr w:type="lastCol">
       <w:rPr>
+        <w:rFonts w:eastAsia="黑体"/>
         <w:b/>
         <w:bCs/>
       </w:rPr>
@@ -8551,6 +8934,7 @@
       <w:spacing w:after="0" w:line="240" w:lineRule="auto"/>
     </w:pPr>
     <w:rPr>
+      <w:rFonts w:eastAsia="黑体"/>
       <w:color w:themeColor="text1" w:val="000000"/>
     </w:rPr>
     <w:tblPr>
@@ -8570,7 +8954,7 @@
     </w:tblPr>
     <w:tblStylePr w:type="firstRow">
       <w:rPr>
-        <w:rFonts w:asciiTheme="majorHAnsi" w:cstheme="majorBidi" w:eastAsiaTheme="majorEastAsia" w:hAnsiTheme="majorHAnsi"/>
+        <w:rFonts w:asciiTheme="majorHAnsi" w:cstheme="majorBidi" w:hAnsiTheme="majorHAnsi" w:eastAsia="黑体"/>
       </w:rPr>
       <w:tblPr/>
       <w:tcPr>
@@ -8582,6 +8966,7 @@
     </w:tblStylePr>
     <w:tblStylePr w:type="lastRow">
       <w:rPr>
+        <w:rFonts w:eastAsia="黑体"/>
         <w:b/>
         <w:bCs/>
         <w:color w:themeColor="text2" w:val="1F497D"/>
@@ -8596,12 +8981,14 @@
     </w:tblStylePr>
     <w:tblStylePr w:type="firstCol">
       <w:rPr>
+        <w:rFonts w:eastAsia="黑体"/>
         <w:b/>
         <w:bCs/>
       </w:rPr>
     </w:tblStylePr>
     <w:tblStylePr w:type="lastCol">
       <w:rPr>
+        <w:rFonts w:eastAsia="黑体"/>
         <w:b/>
         <w:bCs/>
       </w:rPr>
@@ -8635,7 +9022,7 @@
       <w:spacing w:after="0" w:line="240" w:lineRule="auto"/>
     </w:pPr>
     <w:rPr>
-      <w:rFonts w:asciiTheme="majorHAnsi" w:cstheme="majorBidi" w:eastAsiaTheme="majorEastAsia" w:hAnsiTheme="majorHAnsi"/>
+      <w:rFonts w:asciiTheme="majorHAnsi" w:cstheme="majorBidi" w:hAnsiTheme="majorHAnsi" w:eastAsia="黑体"/>
       <w:color w:themeColor="text1" w:val="000000"/>
     </w:rPr>
     <w:tblPr>
@@ -8657,6 +9044,7 @@
     </w:tblPr>
     <w:tblStylePr w:type="firstRow">
       <w:rPr>
+        <w:rFonts w:eastAsia="黑体"/>
         <w:sz w:val="24"/>
         <w:szCs w:val="24"/>
       </w:rPr>
@@ -8763,7 +9151,7 @@
       <w:spacing w:after="0" w:line="240" w:lineRule="auto"/>
     </w:pPr>
     <w:rPr>
-      <w:rFonts w:asciiTheme="majorHAnsi" w:cstheme="majorBidi" w:eastAsiaTheme="majorEastAsia" w:hAnsiTheme="majorHAnsi"/>
+      <w:rFonts w:asciiTheme="majorHAnsi" w:cstheme="majorBidi" w:hAnsiTheme="majorHAnsi" w:eastAsia="黑体"/>
       <w:color w:themeColor="text1" w:val="000000"/>
     </w:rPr>
     <w:tblPr>
@@ -8785,6 +9173,7 @@
     </w:tblPr>
     <w:tblStylePr w:type="firstRow">
       <w:rPr>
+        <w:rFonts w:eastAsia="黑体"/>
         <w:sz w:val="24"/>
         <w:szCs w:val="24"/>
       </w:rPr>
@@ -8891,7 +9280,7 @@
       <w:spacing w:after="0" w:line="240" w:lineRule="auto"/>
     </w:pPr>
     <w:rPr>
-      <w:rFonts w:asciiTheme="majorHAnsi" w:cstheme="majorBidi" w:eastAsiaTheme="majorEastAsia" w:hAnsiTheme="majorHAnsi"/>
+      <w:rFonts w:asciiTheme="majorHAnsi" w:cstheme="majorBidi" w:hAnsiTheme="majorHAnsi" w:eastAsia="黑体"/>
       <w:color w:themeColor="text1" w:val="000000"/>
     </w:rPr>
     <w:tblPr>
@@ -8913,6 +9302,7 @@
     </w:tblPr>
     <w:tblStylePr w:type="firstRow">
       <w:rPr>
+        <w:rFonts w:eastAsia="黑体"/>
         <w:sz w:val="24"/>
         <w:szCs w:val="24"/>
       </w:rPr>
@@ -9019,7 +9409,7 @@
       <w:spacing w:after="0" w:line="240" w:lineRule="auto"/>
     </w:pPr>
     <w:rPr>
-      <w:rFonts w:asciiTheme="majorHAnsi" w:cstheme="majorBidi" w:eastAsiaTheme="majorEastAsia" w:hAnsiTheme="majorHAnsi"/>
+      <w:rFonts w:asciiTheme="majorHAnsi" w:cstheme="majorBidi" w:hAnsiTheme="majorHAnsi" w:eastAsia="黑体"/>
       <w:color w:themeColor="text1" w:val="000000"/>
     </w:rPr>
     <w:tblPr>
@@ -9041,6 +9431,7 @@
     </w:tblPr>
     <w:tblStylePr w:type="firstRow">
       <w:rPr>
+        <w:rFonts w:eastAsia="黑体"/>
         <w:sz w:val="24"/>
         <w:szCs w:val="24"/>
       </w:rPr>
@@ -9147,7 +9538,7 @@
       <w:spacing w:after="0" w:line="240" w:lineRule="auto"/>
     </w:pPr>
     <w:rPr>
-      <w:rFonts w:asciiTheme="majorHAnsi" w:cstheme="majorBidi" w:eastAsiaTheme="majorEastAsia" w:hAnsiTheme="majorHAnsi"/>
+      <w:rFonts w:asciiTheme="majorHAnsi" w:cstheme="majorBidi" w:hAnsiTheme="majorHAnsi" w:eastAsia="黑体"/>
       <w:color w:themeColor="text1" w:val="000000"/>
     </w:rPr>
     <w:tblPr>
@@ -9169,6 +9560,7 @@
     </w:tblPr>
     <w:tblStylePr w:type="firstRow">
       <w:rPr>
+        <w:rFonts w:eastAsia="黑体"/>
         <w:sz w:val="24"/>
         <w:szCs w:val="24"/>
       </w:rPr>
@@ -9275,7 +9667,7 @@
       <w:spacing w:after="0" w:line="240" w:lineRule="auto"/>
     </w:pPr>
     <w:rPr>
-      <w:rFonts w:asciiTheme="majorHAnsi" w:cstheme="majorBidi" w:eastAsiaTheme="majorEastAsia" w:hAnsiTheme="majorHAnsi"/>
+      <w:rFonts w:asciiTheme="majorHAnsi" w:cstheme="majorBidi" w:hAnsiTheme="majorHAnsi" w:eastAsia="黑体"/>
       <w:color w:themeColor="text1" w:val="000000"/>
     </w:rPr>
     <w:tblPr>
@@ -9297,6 +9689,7 @@
     </w:tblPr>
     <w:tblStylePr w:type="firstRow">
       <w:rPr>
+        <w:rFonts w:eastAsia="黑体"/>
         <w:sz w:val="24"/>
         <w:szCs w:val="24"/>
       </w:rPr>
@@ -9403,7 +9796,7 @@
       <w:spacing w:after="0" w:line="240" w:lineRule="auto"/>
     </w:pPr>
     <w:rPr>
-      <w:rFonts w:asciiTheme="majorHAnsi" w:cstheme="majorBidi" w:eastAsiaTheme="majorEastAsia" w:hAnsiTheme="majorHAnsi"/>
+      <w:rFonts w:asciiTheme="majorHAnsi" w:cstheme="majorBidi" w:hAnsiTheme="majorHAnsi" w:eastAsia="黑体"/>
       <w:color w:themeColor="text1" w:val="000000"/>
     </w:rPr>
     <w:tblPr>
@@ -9425,6 +9818,7 @@
     </w:tblPr>
     <w:tblStylePr w:type="firstRow">
       <w:rPr>
+        <w:rFonts w:eastAsia="黑体"/>
         <w:sz w:val="24"/>
         <w:szCs w:val="24"/>
       </w:rPr>
@@ -9554,12 +9948,14 @@
     </w:tcPr>
     <w:tblStylePr w:type="firstRow">
       <w:rPr>
+        <w:rFonts w:eastAsia="黑体"/>
         <w:b/>
         <w:bCs/>
       </w:rPr>
     </w:tblStylePr>
     <w:tblStylePr w:type="lastRow">
       <w:rPr>
+        <w:rFonts w:eastAsia="黑体"/>
         <w:b/>
         <w:bCs/>
       </w:rPr>
@@ -9572,12 +9968,14 @@
     </w:tblStylePr>
     <w:tblStylePr w:type="firstCol">
       <w:rPr>
+        <w:rFonts w:eastAsia="黑体"/>
         <w:b/>
         <w:bCs/>
       </w:rPr>
     </w:tblStylePr>
     <w:tblStylePr w:type="lastCol">
       <w:rPr>
+        <w:rFonts w:eastAsia="黑体"/>
         <w:b/>
         <w:bCs/>
       </w:rPr>
@@ -9627,12 +10025,14 @@
     </w:tcPr>
     <w:tblStylePr w:type="firstRow">
       <w:rPr>
+        <w:rFonts w:eastAsia="黑体"/>
         <w:b/>
         <w:bCs/>
       </w:rPr>
     </w:tblStylePr>
     <w:tblStylePr w:type="lastRow">
       <w:rPr>
+        <w:rFonts w:eastAsia="黑体"/>
         <w:b/>
         <w:bCs/>
       </w:rPr>
@@ -9645,12 +10045,14 @@
     </w:tblStylePr>
     <w:tblStylePr w:type="firstCol">
       <w:rPr>
+        <w:rFonts w:eastAsia="黑体"/>
         <w:b/>
         <w:bCs/>
       </w:rPr>
     </w:tblStylePr>
     <w:tblStylePr w:type="lastCol">
       <w:rPr>
+        <w:rFonts w:eastAsia="黑体"/>
         <w:b/>
         <w:bCs/>
       </w:rPr>
@@ -9700,12 +10102,14 @@
     </w:tcPr>
     <w:tblStylePr w:type="firstRow">
       <w:rPr>
+        <w:rFonts w:eastAsia="黑体"/>
         <w:b/>
         <w:bCs/>
       </w:rPr>
     </w:tblStylePr>
     <w:tblStylePr w:type="lastRow">
       <w:rPr>
+        <w:rFonts w:eastAsia="黑体"/>
         <w:b/>
         <w:bCs/>
       </w:rPr>
@@ -9718,12 +10122,14 @@
     </w:tblStylePr>
     <w:tblStylePr w:type="firstCol">
       <w:rPr>
+        <w:rFonts w:eastAsia="黑体"/>
         <w:b/>
         <w:bCs/>
       </w:rPr>
     </w:tblStylePr>
     <w:tblStylePr w:type="lastCol">
       <w:rPr>
+        <w:rFonts w:eastAsia="黑体"/>
         <w:b/>
         <w:bCs/>
       </w:rPr>
@@ -9773,12 +10179,14 @@
     </w:tcPr>
     <w:tblStylePr w:type="firstRow">
       <w:rPr>
+        <w:rFonts w:eastAsia="黑体"/>
         <w:b/>
         <w:bCs/>
       </w:rPr>
     </w:tblStylePr>
     <w:tblStylePr w:type="lastRow">
       <w:rPr>
+        <w:rFonts w:eastAsia="黑体"/>
         <w:b/>
         <w:bCs/>
       </w:rPr>
@@ -9791,12 +10199,14 @@
     </w:tblStylePr>
     <w:tblStylePr w:type="firstCol">
       <w:rPr>
+        <w:rFonts w:eastAsia="黑体"/>
         <w:b/>
         <w:bCs/>
       </w:rPr>
     </w:tblStylePr>
     <w:tblStylePr w:type="lastCol">
       <w:rPr>
+        <w:rFonts w:eastAsia="黑体"/>
         <w:b/>
         <w:bCs/>
       </w:rPr>
@@ -9846,12 +10256,14 @@
     </w:tcPr>
     <w:tblStylePr w:type="firstRow">
       <w:rPr>
+        <w:rFonts w:eastAsia="黑体"/>
         <w:b/>
         <w:bCs/>
       </w:rPr>
     </w:tblStylePr>
     <w:tblStylePr w:type="lastRow">
       <w:rPr>
+        <w:rFonts w:eastAsia="黑体"/>
         <w:b/>
         <w:bCs/>
       </w:rPr>
@@ -9864,12 +10276,14 @@
     </w:tblStylePr>
     <w:tblStylePr w:type="firstCol">
       <w:rPr>
+        <w:rFonts w:eastAsia="黑体"/>
         <w:b/>
         <w:bCs/>
       </w:rPr>
     </w:tblStylePr>
     <w:tblStylePr w:type="lastCol">
       <w:rPr>
+        <w:rFonts w:eastAsia="黑体"/>
         <w:b/>
         <w:bCs/>
       </w:rPr>
@@ -9919,12 +10333,14 @@
     </w:tcPr>
     <w:tblStylePr w:type="firstRow">
       <w:rPr>
+        <w:rFonts w:eastAsia="黑体"/>
         <w:b/>
         <w:bCs/>
       </w:rPr>
     </w:tblStylePr>
     <w:tblStylePr w:type="lastRow">
       <w:rPr>
+        <w:rFonts w:eastAsia="黑体"/>
         <w:b/>
         <w:bCs/>
       </w:rPr>
@@ -9937,12 +10353,14 @@
     </w:tblStylePr>
     <w:tblStylePr w:type="firstCol">
       <w:rPr>
+        <w:rFonts w:eastAsia="黑体"/>
         <w:b/>
         <w:bCs/>
       </w:rPr>
     </w:tblStylePr>
     <w:tblStylePr w:type="lastCol">
       <w:rPr>
+        <w:rFonts w:eastAsia="黑体"/>
         <w:b/>
         <w:bCs/>
       </w:rPr>
@@ -9992,12 +10410,14 @@
     </w:tcPr>
     <w:tblStylePr w:type="firstRow">
       <w:rPr>
+        <w:rFonts w:eastAsia="黑体"/>
         <w:b/>
         <w:bCs/>
       </w:rPr>
     </w:tblStylePr>
     <w:tblStylePr w:type="lastRow">
       <w:rPr>
+        <w:rFonts w:eastAsia="黑体"/>
         <w:b/>
         <w:bCs/>
       </w:rPr>
@@ -10010,12 +10430,14 @@
     </w:tblStylePr>
     <w:tblStylePr w:type="firstCol">
       <w:rPr>
+        <w:rFonts w:eastAsia="黑体"/>
         <w:b/>
         <w:bCs/>
       </w:rPr>
     </w:tblStylePr>
     <w:tblStylePr w:type="lastCol">
       <w:rPr>
+        <w:rFonts w:eastAsia="黑体"/>
         <w:b/>
         <w:bCs/>
       </w:rPr>
@@ -10042,7 +10464,7 @@
       <w:spacing w:after="0" w:line="240" w:lineRule="auto"/>
     </w:pPr>
     <w:rPr>
-      <w:rFonts w:asciiTheme="majorHAnsi" w:cstheme="majorBidi" w:eastAsiaTheme="majorEastAsia" w:hAnsiTheme="majorHAnsi"/>
+      <w:rFonts w:asciiTheme="majorHAnsi" w:cstheme="majorBidi" w:hAnsiTheme="majorHAnsi" w:eastAsia="黑体"/>
       <w:color w:themeColor="text1" w:val="000000"/>
     </w:rPr>
     <w:tblPr>
@@ -10069,6 +10491,7 @@
     </w:tcPr>
     <w:tblStylePr w:type="firstRow">
       <w:rPr>
+        <w:rFonts w:eastAsia="黑体"/>
         <w:b/>
         <w:bCs/>
         <w:color w:themeColor="text1" w:val="000000"/>
@@ -10080,6 +10503,7 @@
     </w:tblStylePr>
     <w:tblStylePr w:type="lastRow">
       <w:rPr>
+        <w:rFonts w:eastAsia="黑体"/>
         <w:b/>
         <w:bCs/>
         <w:color w:themeColor="text1" w:val="000000"/>
@@ -10099,6 +10523,7 @@
     </w:tblStylePr>
     <w:tblStylePr w:type="firstCol">
       <w:rPr>
+        <w:rFonts w:eastAsia="黑体"/>
         <w:b/>
         <w:bCs/>
         <w:color w:themeColor="text1" w:val="000000"/>
@@ -10118,6 +10543,7 @@
     </w:tblStylePr>
     <w:tblStylePr w:type="lastCol">
       <w:rPr>
+        <w:rFonts w:eastAsia="黑体"/>
         <w:b w:val="0"/>
         <w:bCs w:val="0"/>
         <w:color w:themeColor="text1" w:val="000000"/>
@@ -10167,7 +10593,7 @@
       <w:spacing w:after="0" w:line="240" w:lineRule="auto"/>
     </w:pPr>
     <w:rPr>
-      <w:rFonts w:asciiTheme="majorHAnsi" w:cstheme="majorBidi" w:eastAsiaTheme="majorEastAsia" w:hAnsiTheme="majorHAnsi"/>
+      <w:rFonts w:asciiTheme="majorHAnsi" w:cstheme="majorBidi" w:hAnsiTheme="majorHAnsi" w:eastAsia="黑体"/>
       <w:color w:themeColor="text1" w:val="000000"/>
     </w:rPr>
     <w:tblPr>
@@ -10194,6 +10620,7 @@
     </w:tcPr>
     <w:tblStylePr w:type="firstRow">
       <w:rPr>
+        <w:rFonts w:eastAsia="黑体"/>
         <w:b/>
         <w:bCs/>
         <w:color w:themeColor="text1" w:val="000000"/>
@@ -10205,6 +10632,7 @@
     </w:tblStylePr>
     <w:tblStylePr w:type="lastRow">
       <w:rPr>
+        <w:rFonts w:eastAsia="黑体"/>
         <w:b/>
         <w:bCs/>
         <w:color w:themeColor="text1" w:val="000000"/>
@@ -10224,6 +10652,7 @@
     </w:tblStylePr>
     <w:tblStylePr w:type="firstCol">
       <w:rPr>
+        <w:rFonts w:eastAsia="黑体"/>
         <w:b/>
         <w:bCs/>
         <w:color w:themeColor="text1" w:val="000000"/>
@@ -10243,6 +10672,7 @@
     </w:tblStylePr>
     <w:tblStylePr w:type="lastCol">
       <w:rPr>
+        <w:rFonts w:eastAsia="黑体"/>
         <w:b w:val="0"/>
         <w:bCs w:val="0"/>
         <w:color w:themeColor="text1" w:val="000000"/>
@@ -10292,7 +10722,7 @@
       <w:spacing w:after="0" w:line="240" w:lineRule="auto"/>
     </w:pPr>
     <w:rPr>
-      <w:rFonts w:asciiTheme="majorHAnsi" w:cstheme="majorBidi" w:eastAsiaTheme="majorEastAsia" w:hAnsiTheme="majorHAnsi"/>
+      <w:rFonts w:asciiTheme="majorHAnsi" w:cstheme="majorBidi" w:hAnsiTheme="majorHAnsi" w:eastAsia="黑体"/>
       <w:color w:themeColor="text1" w:val="000000"/>
     </w:rPr>
     <w:tblPr>
@@ -10319,6 +10749,7 @@
     </w:tcPr>
     <w:tblStylePr w:type="firstRow">
       <w:rPr>
+        <w:rFonts w:eastAsia="黑体"/>
         <w:b/>
         <w:bCs/>
         <w:color w:themeColor="text1" w:val="000000"/>
@@ -10330,6 +10761,7 @@
     </w:tblStylePr>
     <w:tblStylePr w:type="lastRow">
       <w:rPr>
+        <w:rFonts w:eastAsia="黑体"/>
         <w:b/>
         <w:bCs/>
         <w:color w:themeColor="text1" w:val="000000"/>
@@ -10349,6 +10781,7 @@
     </w:tblStylePr>
     <w:tblStylePr w:type="firstCol">
       <w:rPr>
+        <w:rFonts w:eastAsia="黑体"/>
         <w:b/>
         <w:bCs/>
         <w:color w:themeColor="text1" w:val="000000"/>
@@ -10368,6 +10801,7 @@
     </w:tblStylePr>
     <w:tblStylePr w:type="lastCol">
       <w:rPr>
+        <w:rFonts w:eastAsia="黑体"/>
         <w:b w:val="0"/>
         <w:bCs w:val="0"/>
         <w:color w:themeColor="text1" w:val="000000"/>
@@ -10417,7 +10851,7 @@
       <w:spacing w:after="0" w:line="240" w:lineRule="auto"/>
     </w:pPr>
     <w:rPr>
-      <w:rFonts w:asciiTheme="majorHAnsi" w:cstheme="majorBidi" w:eastAsiaTheme="majorEastAsia" w:hAnsiTheme="majorHAnsi"/>
+      <w:rFonts w:asciiTheme="majorHAnsi" w:cstheme="majorBidi" w:hAnsiTheme="majorHAnsi" w:eastAsia="黑体"/>
       <w:color w:themeColor="text1" w:val="000000"/>
     </w:rPr>
     <w:tblPr>
@@ -10444,6 +10878,7 @@
     </w:tcPr>
     <w:tblStylePr w:type="firstRow">
       <w:rPr>
+        <w:rFonts w:eastAsia="黑体"/>
         <w:b/>
         <w:bCs/>
         <w:color w:themeColor="text1" w:val="000000"/>
@@ -10455,6 +10890,7 @@
     </w:tblStylePr>
     <w:tblStylePr w:type="lastRow">
       <w:rPr>
+        <w:rFonts w:eastAsia="黑体"/>
         <w:b/>
         <w:bCs/>
         <w:color w:themeColor="text1" w:val="000000"/>
@@ -10474,6 +10910,7 @@
     </w:tblStylePr>
     <w:tblStylePr w:type="firstCol">
       <w:rPr>
+        <w:rFonts w:eastAsia="黑体"/>
         <w:b/>
         <w:bCs/>
         <w:color w:themeColor="text1" w:val="000000"/>
@@ -10493,6 +10930,7 @@
     </w:tblStylePr>
     <w:tblStylePr w:type="lastCol">
       <w:rPr>
+        <w:rFonts w:eastAsia="黑体"/>
         <w:b w:val="0"/>
         <w:bCs w:val="0"/>
         <w:color w:themeColor="text1" w:val="000000"/>
@@ -10542,7 +10980,7 @@
       <w:spacing w:after="0" w:line="240" w:lineRule="auto"/>
     </w:pPr>
     <w:rPr>
-      <w:rFonts w:asciiTheme="majorHAnsi" w:cstheme="majorBidi" w:eastAsiaTheme="majorEastAsia" w:hAnsiTheme="majorHAnsi"/>
+      <w:rFonts w:asciiTheme="majorHAnsi" w:cstheme="majorBidi" w:hAnsiTheme="majorHAnsi" w:eastAsia="黑体"/>
       <w:color w:themeColor="text1" w:val="000000"/>
     </w:rPr>
     <w:tblPr>
@@ -10569,6 +11007,7 @@
     </w:tcPr>
     <w:tblStylePr w:type="firstRow">
       <w:rPr>
+        <w:rFonts w:eastAsia="黑体"/>
         <w:b/>
         <w:bCs/>
         <w:color w:themeColor="text1" w:val="000000"/>
@@ -10580,6 +11019,7 @@
     </w:tblStylePr>
     <w:tblStylePr w:type="lastRow">
       <w:rPr>
+        <w:rFonts w:eastAsia="黑体"/>
         <w:b/>
         <w:bCs/>
         <w:color w:themeColor="text1" w:val="000000"/>
@@ -10599,6 +11039,7 @@
     </w:tblStylePr>
     <w:tblStylePr w:type="firstCol">
       <w:rPr>
+        <w:rFonts w:eastAsia="黑体"/>
         <w:b/>
         <w:bCs/>
         <w:color w:themeColor="text1" w:val="000000"/>
@@ -10618,6 +11059,7 @@
     </w:tblStylePr>
     <w:tblStylePr w:type="lastCol">
       <w:rPr>
+        <w:rFonts w:eastAsia="黑体"/>
         <w:b w:val="0"/>
         <w:bCs w:val="0"/>
         <w:color w:themeColor="text1" w:val="000000"/>
@@ -10667,7 +11109,7 @@
       <w:spacing w:after="0" w:line="240" w:lineRule="auto"/>
     </w:pPr>
     <w:rPr>
-      <w:rFonts w:asciiTheme="majorHAnsi" w:cstheme="majorBidi" w:eastAsiaTheme="majorEastAsia" w:hAnsiTheme="majorHAnsi"/>
+      <w:rFonts w:asciiTheme="majorHAnsi" w:cstheme="majorBidi" w:hAnsiTheme="majorHAnsi" w:eastAsia="黑体"/>
       <w:color w:themeColor="text1" w:val="000000"/>
     </w:rPr>
     <w:tblPr>
@@ -10694,6 +11136,7 @@
     </w:tcPr>
     <w:tblStylePr w:type="firstRow">
       <w:rPr>
+        <w:rFonts w:eastAsia="黑体"/>
         <w:b/>
         <w:bCs/>
         <w:color w:themeColor="text1" w:val="000000"/>
@@ -10705,6 +11148,7 @@
     </w:tblStylePr>
     <w:tblStylePr w:type="lastRow">
       <w:rPr>
+        <w:rFonts w:eastAsia="黑体"/>
         <w:b/>
         <w:bCs/>
         <w:color w:themeColor="text1" w:val="000000"/>
@@ -10724,6 +11168,7 @@
     </w:tblStylePr>
     <w:tblStylePr w:type="firstCol">
       <w:rPr>
+        <w:rFonts w:eastAsia="黑体"/>
         <w:b/>
         <w:bCs/>
         <w:color w:themeColor="text1" w:val="000000"/>
@@ -10743,6 +11188,7 @@
     </w:tblStylePr>
     <w:tblStylePr w:type="lastCol">
       <w:rPr>
+        <w:rFonts w:eastAsia="黑体"/>
         <w:b w:val="0"/>
         <w:bCs w:val="0"/>
         <w:color w:themeColor="text1" w:val="000000"/>
@@ -10792,7 +11238,7 @@
       <w:spacing w:after="0" w:line="240" w:lineRule="auto"/>
     </w:pPr>
     <w:rPr>
-      <w:rFonts w:asciiTheme="majorHAnsi" w:cstheme="majorBidi" w:eastAsiaTheme="majorEastAsia" w:hAnsiTheme="majorHAnsi"/>
+      <w:rFonts w:asciiTheme="majorHAnsi" w:cstheme="majorBidi" w:hAnsiTheme="majorHAnsi" w:eastAsia="黑体"/>
       <w:color w:themeColor="text1" w:val="000000"/>
     </w:rPr>
     <w:tblPr>
@@ -10819,6 +11265,7 @@
     </w:tcPr>
     <w:tblStylePr w:type="firstRow">
       <w:rPr>
+        <w:rFonts w:eastAsia="黑体"/>
         <w:b/>
         <w:bCs/>
         <w:color w:themeColor="text1" w:val="000000"/>
@@ -10830,6 +11277,7 @@
     </w:tblStylePr>
     <w:tblStylePr w:type="lastRow">
       <w:rPr>
+        <w:rFonts w:eastAsia="黑体"/>
         <w:b/>
         <w:bCs/>
         <w:color w:themeColor="text1" w:val="000000"/>
@@ -10849,6 +11297,7 @@
     </w:tblStylePr>
     <w:tblStylePr w:type="firstCol">
       <w:rPr>
+        <w:rFonts w:eastAsia="黑体"/>
         <w:b/>
         <w:bCs/>
         <w:color w:themeColor="text1" w:val="000000"/>
@@ -10868,6 +11317,7 @@
     </w:tblStylePr>
     <w:tblStylePr w:type="lastCol">
       <w:rPr>
+        <w:rFonts w:eastAsia="黑体"/>
         <w:b w:val="0"/>
         <w:bCs w:val="0"/>
         <w:color w:themeColor="text1" w:val="000000"/>
@@ -10940,6 +11390,7 @@
     </w:tcPr>
     <w:tblStylePr w:type="firstRow">
       <w:rPr>
+        <w:rFonts w:eastAsia="黑体"/>
         <w:b/>
         <w:bCs/>
         <w:i w:val="0"/>
@@ -10961,6 +11412,7 @@
     </w:tblStylePr>
     <w:tblStylePr w:type="lastRow">
       <w:rPr>
+        <w:rFonts w:eastAsia="黑体"/>
         <w:b/>
         <w:bCs/>
         <w:i w:val="0"/>
@@ -10982,6 +11434,7 @@
     </w:tblStylePr>
     <w:tblStylePr w:type="firstCol">
       <w:rPr>
+        <w:rFonts w:eastAsia="黑体"/>
         <w:b/>
         <w:bCs/>
         <w:i w:val="0"/>
@@ -11001,6 +11454,7 @@
     </w:tblStylePr>
     <w:tblStylePr w:type="lastCol">
       <w:rPr>
+        <w:rFonts w:eastAsia="黑体"/>
         <w:b/>
         <w:bCs/>
         <w:i w:val="0"/>
@@ -11081,6 +11535,7 @@
     </w:tcPr>
     <w:tblStylePr w:type="firstRow">
       <w:rPr>
+        <w:rFonts w:eastAsia="黑体"/>
         <w:b/>
         <w:bCs/>
         <w:i w:val="0"/>
@@ -11102,6 +11557,7 @@
     </w:tblStylePr>
     <w:tblStylePr w:type="lastRow">
       <w:rPr>
+        <w:rFonts w:eastAsia="黑体"/>
         <w:b/>
         <w:bCs/>
         <w:i w:val="0"/>
@@ -11123,6 +11579,7 @@
     </w:tblStylePr>
     <w:tblStylePr w:type="firstCol">
       <w:rPr>
+        <w:rFonts w:eastAsia="黑体"/>
         <w:b/>
         <w:bCs/>
         <w:i w:val="0"/>
@@ -11142,6 +11599,7 @@
     </w:tblStylePr>
     <w:tblStylePr w:type="lastCol">
       <w:rPr>
+        <w:rFonts w:eastAsia="黑体"/>
         <w:b/>
         <w:bCs/>
         <w:i w:val="0"/>
@@ -11222,6 +11680,7 @@
     </w:tcPr>
     <w:tblStylePr w:type="firstRow">
       <w:rPr>
+        <w:rFonts w:eastAsia="黑体"/>
         <w:b/>
         <w:bCs/>
         <w:i w:val="0"/>
@@ -11243,6 +11702,7 @@
     </w:tblStylePr>
     <w:tblStylePr w:type="lastRow">
       <w:rPr>
+        <w:rFonts w:eastAsia="黑体"/>
         <w:b/>
         <w:bCs/>
         <w:i w:val="0"/>
@@ -11264,6 +11724,7 @@
     </w:tblStylePr>
     <w:tblStylePr w:type="firstCol">
       <w:rPr>
+        <w:rFonts w:eastAsia="黑体"/>
         <w:b/>
         <w:bCs/>
         <w:i w:val="0"/>
@@ -11283,6 +11744,7 @@
     </w:tblStylePr>
     <w:tblStylePr w:type="lastCol">
       <w:rPr>
+        <w:rFonts w:eastAsia="黑体"/>
         <w:b/>
         <w:bCs/>
         <w:i w:val="0"/>
@@ -11363,6 +11825,7 @@
     </w:tcPr>
     <w:tblStylePr w:type="firstRow">
       <w:rPr>
+        <w:rFonts w:eastAsia="黑体"/>
         <w:b/>
         <w:bCs/>
         <w:i w:val="0"/>
@@ -11384,6 +11847,7 @@
     </w:tblStylePr>
     <w:tblStylePr w:type="lastRow">
       <w:rPr>
+        <w:rFonts w:eastAsia="黑体"/>
         <w:b/>
         <w:bCs/>
         <w:i w:val="0"/>
@@ -11405,6 +11869,7 @@
     </w:tblStylePr>
     <w:tblStylePr w:type="firstCol">
       <w:rPr>
+        <w:rFonts w:eastAsia="黑体"/>
         <w:b/>
         <w:bCs/>
         <w:i w:val="0"/>
@@ -11424,6 +11889,7 @@
     </w:tblStylePr>
     <w:tblStylePr w:type="lastCol">
       <w:rPr>
+        <w:rFonts w:eastAsia="黑体"/>
         <w:b/>
         <w:bCs/>
         <w:i w:val="0"/>
@@ -11504,6 +11970,7 @@
     </w:tcPr>
     <w:tblStylePr w:type="firstRow">
       <w:rPr>
+        <w:rFonts w:eastAsia="黑体"/>
         <w:b/>
         <w:bCs/>
         <w:i w:val="0"/>
@@ -11525,6 +11992,7 @@
     </w:tblStylePr>
     <w:tblStylePr w:type="lastRow">
       <w:rPr>
+        <w:rFonts w:eastAsia="黑体"/>
         <w:b/>
         <w:bCs/>
         <w:i w:val="0"/>
@@ -11546,6 +12014,7 @@
     </w:tblStylePr>
     <w:tblStylePr w:type="firstCol">
       <w:rPr>
+        <w:rFonts w:eastAsia="黑体"/>
         <w:b/>
         <w:bCs/>
         <w:i w:val="0"/>
@@ -11565,6 +12034,7 @@
     </w:tblStylePr>
     <w:tblStylePr w:type="lastCol">
       <w:rPr>
+        <w:rFonts w:eastAsia="黑体"/>
         <w:b/>
         <w:bCs/>
         <w:i w:val="0"/>
@@ -11645,6 +12115,7 @@
     </w:tcPr>
     <w:tblStylePr w:type="firstRow">
       <w:rPr>
+        <w:rFonts w:eastAsia="黑体"/>
         <w:b/>
         <w:bCs/>
         <w:i w:val="0"/>
@@ -11666,6 +12137,7 @@
     </w:tblStylePr>
     <w:tblStylePr w:type="lastRow">
       <w:rPr>
+        <w:rFonts w:eastAsia="黑体"/>
         <w:b/>
         <w:bCs/>
         <w:i w:val="0"/>
@@ -11687,6 +12159,7 @@
     </w:tblStylePr>
     <w:tblStylePr w:type="firstCol">
       <w:rPr>
+        <w:rFonts w:eastAsia="黑体"/>
         <w:b/>
         <w:bCs/>
         <w:i w:val="0"/>
@@ -11706,6 +12179,7 @@
     </w:tblStylePr>
     <w:tblStylePr w:type="lastCol">
       <w:rPr>
+        <w:rFonts w:eastAsia="黑体"/>
         <w:b/>
         <w:bCs/>
         <w:i w:val="0"/>
@@ -11786,6 +12260,7 @@
     </w:tcPr>
     <w:tblStylePr w:type="firstRow">
       <w:rPr>
+        <w:rFonts w:eastAsia="黑体"/>
         <w:b/>
         <w:bCs/>
         <w:i w:val="0"/>
@@ -11807,6 +12282,7 @@
     </w:tblStylePr>
     <w:tblStylePr w:type="lastRow">
       <w:rPr>
+        <w:rFonts w:eastAsia="黑体"/>
         <w:b/>
         <w:bCs/>
         <w:i w:val="0"/>
@@ -11828,6 +12304,7 @@
     </w:tblStylePr>
     <w:tblStylePr w:type="firstCol">
       <w:rPr>
+        <w:rFonts w:eastAsia="黑体"/>
         <w:b/>
         <w:bCs/>
         <w:i w:val="0"/>
@@ -11847,6 +12324,7 @@
     </w:tblStylePr>
     <w:tblStylePr w:type="lastCol">
       <w:rPr>
+        <w:rFonts w:eastAsia="黑体"/>
         <w:b/>
         <w:bCs/>
         <w:i w:val="0"/>
@@ -11904,6 +12382,7 @@
       <w:spacing w:after="0" w:line="240" w:lineRule="auto"/>
     </w:pPr>
     <w:rPr>
+      <w:rFonts w:eastAsia="黑体"/>
       <w:color w:themeColor="background1" w:val="FFFFFF"/>
     </w:rPr>
     <w:tblPr>
@@ -11922,6 +12401,7 @@
     </w:tcPr>
     <w:tblStylePr w:type="firstRow">
       <w:rPr>
+        <w:rFonts w:eastAsia="黑体"/>
         <w:b/>
         <w:bCs/>
       </w:rPr>
@@ -12018,6 +12498,7 @@
       <w:spacing w:after="0" w:line="240" w:lineRule="auto"/>
     </w:pPr>
     <w:rPr>
+      <w:rFonts w:eastAsia="黑体"/>
       <w:color w:themeColor="background1" w:val="FFFFFF"/>
     </w:rPr>
     <w:tblPr>
@@ -12036,6 +12517,7 @@
     </w:tcPr>
     <w:tblStylePr w:type="firstRow">
       <w:rPr>
+        <w:rFonts w:eastAsia="黑体"/>
         <w:b/>
         <w:bCs/>
       </w:rPr>
@@ -12132,6 +12614,7 @@
       <w:spacing w:after="0" w:line="240" w:lineRule="auto"/>
     </w:pPr>
     <w:rPr>
+      <w:rFonts w:eastAsia="黑体"/>
       <w:color w:themeColor="background1" w:val="FFFFFF"/>
     </w:rPr>
     <w:tblPr>
@@ -12150,6 +12633,7 @@
     </w:tcPr>
     <w:tblStylePr w:type="firstRow">
       <w:rPr>
+        <w:rFonts w:eastAsia="黑体"/>
         <w:b/>
         <w:bCs/>
       </w:rPr>
@@ -12246,6 +12730,7 @@
       <w:spacing w:after="0" w:line="240" w:lineRule="auto"/>
     </w:pPr>
     <w:rPr>
+      <w:rFonts w:eastAsia="黑体"/>
       <w:color w:themeColor="background1" w:val="FFFFFF"/>
     </w:rPr>
     <w:tblPr>
@@ -12264,6 +12749,7 @@
     </w:tcPr>
     <w:tblStylePr w:type="firstRow">
       <w:rPr>
+        <w:rFonts w:eastAsia="黑体"/>
         <w:b/>
         <w:bCs/>
       </w:rPr>
@@ -12360,6 +12846,7 @@
       <w:spacing w:after="0" w:line="240" w:lineRule="auto"/>
     </w:pPr>
     <w:rPr>
+      <w:rFonts w:eastAsia="黑体"/>
       <w:color w:themeColor="background1" w:val="FFFFFF"/>
     </w:rPr>
     <w:tblPr>
@@ -12378,6 +12865,7 @@
     </w:tcPr>
     <w:tblStylePr w:type="firstRow">
       <w:rPr>
+        <w:rFonts w:eastAsia="黑体"/>
         <w:b/>
         <w:bCs/>
       </w:rPr>
@@ -12474,6 +12962,7 @@
       <w:spacing w:after="0" w:line="240" w:lineRule="auto"/>
     </w:pPr>
     <w:rPr>
+      <w:rFonts w:eastAsia="黑体"/>
       <w:color w:themeColor="background1" w:val="FFFFFF"/>
     </w:rPr>
     <w:tblPr>
@@ -12492,6 +12981,7 @@
     </w:tcPr>
     <w:tblStylePr w:type="firstRow">
       <w:rPr>
+        <w:rFonts w:eastAsia="黑体"/>
         <w:b/>
         <w:bCs/>
       </w:rPr>
@@ -12588,6 +13078,7 @@
       <w:spacing w:after="0" w:line="240" w:lineRule="auto"/>
     </w:pPr>
     <w:rPr>
+      <w:rFonts w:eastAsia="黑体"/>
       <w:color w:themeColor="background1" w:val="FFFFFF"/>
     </w:rPr>
     <w:tblPr>
@@ -12606,6 +13097,7 @@
     </w:tcPr>
     <w:tblStylePr w:type="firstRow">
       <w:rPr>
+        <w:rFonts w:eastAsia="黑体"/>
         <w:b/>
         <w:bCs/>
       </w:rPr>
@@ -12702,6 +13194,7 @@
       <w:spacing w:after="0" w:line="240" w:lineRule="auto"/>
     </w:pPr>
     <w:rPr>
+      <w:rFonts w:eastAsia="黑体"/>
       <w:color w:themeColor="text1" w:val="000000"/>
     </w:rPr>
     <w:tblPr>
@@ -12728,6 +13221,7 @@
     </w:tcPr>
     <w:tblStylePr w:type="firstRow">
       <w:rPr>
+        <w:rFonts w:eastAsia="黑体"/>
         <w:b/>
         <w:bCs/>
       </w:rPr>
@@ -12746,6 +13240,7 @@
     </w:tblStylePr>
     <w:tblStylePr w:type="lastRow">
       <w:rPr>
+        <w:rFonts w:eastAsia="黑体"/>
         <w:b/>
         <w:bCs/>
         <w:color w:themeColor="background1" w:val="FFFFFF"/>
@@ -12760,6 +13255,7 @@
     </w:tblStylePr>
     <w:tblStylePr w:type="firstCol">
       <w:rPr>
+        <w:rFonts w:eastAsia="黑体"/>
         <w:color w:themeColor="background1" w:val="FFFFFF"/>
       </w:rPr>
       <w:tblPr/>
@@ -12777,6 +13273,7 @@
     </w:tblStylePr>
     <w:tblStylePr w:type="lastCol">
       <w:rPr>
+        <w:rFonts w:eastAsia="黑体"/>
         <w:color w:themeColor="background1" w:val="FFFFFF"/>
       </w:rPr>
       <w:tblPr/>
@@ -12806,11 +13303,13 @@
     </w:tblStylePr>
     <w:tblStylePr w:type="neCell">
       <w:rPr>
+        <w:rFonts w:eastAsia="黑体"/>
         <w:color w:themeColor="text1" w:val="000000"/>
       </w:rPr>
     </w:tblStylePr>
     <w:tblStylePr w:type="nwCell">
       <w:rPr>
+        <w:rFonts w:eastAsia="黑体"/>
         <w:color w:themeColor="text1" w:val="000000"/>
       </w:rPr>
     </w:tblStylePr>
@@ -12824,6 +13323,7 @@
       <w:spacing w:after="0" w:line="240" w:lineRule="auto"/>
     </w:pPr>
     <w:rPr>
+      <w:rFonts w:eastAsia="黑体"/>
       <w:color w:themeColor="text1" w:val="000000"/>
     </w:rPr>
     <w:tblPr>
@@ -12850,6 +13350,7 @@
     </w:tcPr>
     <w:tblStylePr w:type="firstRow">
       <w:rPr>
+        <w:rFonts w:eastAsia="黑体"/>
         <w:b/>
         <w:bCs/>
       </w:rPr>
@@ -12868,6 +13369,7 @@
     </w:tblStylePr>
     <w:tblStylePr w:type="lastRow">
       <w:rPr>
+        <w:rFonts w:eastAsia="黑体"/>
         <w:b/>
         <w:bCs/>
         <w:color w:themeColor="background1" w:val="FFFFFF"/>
@@ -12882,6 +13384,7 @@
     </w:tblStylePr>
     <w:tblStylePr w:type="firstCol">
       <w:rPr>
+        <w:rFonts w:eastAsia="黑体"/>
         <w:color w:themeColor="background1" w:val="FFFFFF"/>
       </w:rPr>
       <w:tblPr/>
@@ -12899,6 +13402,7 @@
     </w:tblStylePr>
     <w:tblStylePr w:type="lastCol">
       <w:rPr>
+        <w:rFonts w:eastAsia="黑体"/>
         <w:color w:themeColor="background1" w:val="FFFFFF"/>
       </w:rPr>
       <w:tblPr/>
@@ -12928,11 +13432,13 @@
     </w:tblStylePr>
     <w:tblStylePr w:type="neCell">
       <w:rPr>
+        <w:rFonts w:eastAsia="黑体"/>
         <w:color w:themeColor="text1" w:val="000000"/>
       </w:rPr>
     </w:tblStylePr>
     <w:tblStylePr w:type="nwCell">
       <w:rPr>
+        <w:rFonts w:eastAsia="黑体"/>
         <w:color w:themeColor="text1" w:val="000000"/>
       </w:rPr>
     </w:tblStylePr>
@@ -12946,6 +13452,7 @@
       <w:spacing w:after="0" w:line="240" w:lineRule="auto"/>
     </w:pPr>
     <w:rPr>
+      <w:rFonts w:eastAsia="黑体"/>
       <w:color w:themeColor="text1" w:val="000000"/>
     </w:rPr>
     <w:tblPr>
@@ -12972,6 +13479,7 @@
     </w:tcPr>
     <w:tblStylePr w:type="firstRow">
       <w:rPr>
+        <w:rFonts w:eastAsia="黑体"/>
         <w:b/>
         <w:bCs/>
       </w:rPr>
@@ -12990,6 +13498,7 @@
     </w:tblStylePr>
     <w:tblStylePr w:type="lastRow">
       <w:rPr>
+        <w:rFonts w:eastAsia="黑体"/>
         <w:b/>
         <w:bCs/>
         <w:color w:themeColor="background1" w:val="FFFFFF"/>
@@ -13004,6 +13513,7 @@
     </w:tblStylePr>
     <w:tblStylePr w:type="firstCol">
       <w:rPr>
+        <w:rFonts w:eastAsia="黑体"/>
         <w:color w:themeColor="background1" w:val="FFFFFF"/>
       </w:rPr>
       <w:tblPr/>
@@ -13021,6 +13531,7 @@
     </w:tblStylePr>
     <w:tblStylePr w:type="lastCol">
       <w:rPr>
+        <w:rFonts w:eastAsia="黑体"/>
         <w:color w:themeColor="background1" w:val="FFFFFF"/>
       </w:rPr>
       <w:tblPr/>
@@ -13050,11 +13561,13 @@
     </w:tblStylePr>
     <w:tblStylePr w:type="neCell">
       <w:rPr>
+        <w:rFonts w:eastAsia="黑体"/>
         <w:color w:themeColor="text1" w:val="000000"/>
       </w:rPr>
     </w:tblStylePr>
     <w:tblStylePr w:type="nwCell">
       <w:rPr>
+        <w:rFonts w:eastAsia="黑体"/>
         <w:color w:themeColor="text1" w:val="000000"/>
       </w:rPr>
     </w:tblStylePr>
@@ -13068,6 +13581,7 @@
       <w:spacing w:after="0" w:line="240" w:lineRule="auto"/>
     </w:pPr>
     <w:rPr>
+      <w:rFonts w:eastAsia="黑体"/>
       <w:color w:themeColor="text1" w:val="000000"/>
     </w:rPr>
     <w:tblPr>
@@ -13094,6 +13608,7 @@
     </w:tcPr>
     <w:tblStylePr w:type="firstRow">
       <w:rPr>
+        <w:rFonts w:eastAsia="黑体"/>
         <w:b/>
         <w:bCs/>
       </w:rPr>
@@ -13112,6 +13627,7 @@
     </w:tblStylePr>
     <w:tblStylePr w:type="lastRow">
       <w:rPr>
+        <w:rFonts w:eastAsia="黑体"/>
         <w:b/>
         <w:bCs/>
         <w:color w:themeColor="background1" w:val="FFFFFF"/>
@@ -13126,6 +13642,7 @@
     </w:tblStylePr>
     <w:tblStylePr w:type="firstCol">
       <w:rPr>
+        <w:rFonts w:eastAsia="黑体"/>
         <w:color w:themeColor="background1" w:val="FFFFFF"/>
       </w:rPr>
       <w:tblPr/>
@@ -13143,6 +13660,7 @@
     </w:tblStylePr>
     <w:tblStylePr w:type="lastCol">
       <w:rPr>
+        <w:rFonts w:eastAsia="黑体"/>
         <w:color w:themeColor="background1" w:val="FFFFFF"/>
       </w:rPr>
       <w:tblPr/>
@@ -13180,6 +13698,7 @@
       <w:spacing w:after="0" w:line="240" w:lineRule="auto"/>
     </w:pPr>
     <w:rPr>
+      <w:rFonts w:eastAsia="黑体"/>
       <w:color w:themeColor="text1" w:val="000000"/>
     </w:rPr>
     <w:tblPr>
@@ -13206,6 +13725,7 @@
     </w:tcPr>
     <w:tblStylePr w:type="firstRow">
       <w:rPr>
+        <w:rFonts w:eastAsia="黑体"/>
         <w:b/>
         <w:bCs/>
       </w:rPr>
@@ -13224,6 +13744,7 @@
     </w:tblStylePr>
     <w:tblStylePr w:type="lastRow">
       <w:rPr>
+        <w:rFonts w:eastAsia="黑体"/>
         <w:b/>
         <w:bCs/>
         <w:color w:themeColor="background1" w:val="FFFFFF"/>
@@ -13238,6 +13759,7 @@
     </w:tblStylePr>
     <w:tblStylePr w:type="firstCol">
       <w:rPr>
+        <w:rFonts w:eastAsia="黑体"/>
         <w:color w:themeColor="background1" w:val="FFFFFF"/>
       </w:rPr>
       <w:tblPr/>
@@ -13255,6 +13777,7 @@
     </w:tblStylePr>
     <w:tblStylePr w:type="lastCol">
       <w:rPr>
+        <w:rFonts w:eastAsia="黑体"/>
         <w:color w:themeColor="background1" w:val="FFFFFF"/>
       </w:rPr>
       <w:tblPr/>
@@ -13284,11 +13807,13 @@
     </w:tblStylePr>
     <w:tblStylePr w:type="neCell">
       <w:rPr>
+        <w:rFonts w:eastAsia="黑体"/>
         <w:color w:themeColor="text1" w:val="000000"/>
       </w:rPr>
     </w:tblStylePr>
     <w:tblStylePr w:type="nwCell">
       <w:rPr>
+        <w:rFonts w:eastAsia="黑体"/>
         <w:color w:themeColor="text1" w:val="000000"/>
       </w:rPr>
     </w:tblStylePr>
@@ -13302,6 +13827,7 @@
       <w:spacing w:after="0" w:line="240" w:lineRule="auto"/>
     </w:pPr>
     <w:rPr>
+      <w:rFonts w:eastAsia="黑体"/>
       <w:color w:themeColor="text1" w:val="000000"/>
     </w:rPr>
     <w:tblPr>
@@ -13328,6 +13854,7 @@
     </w:tcPr>
     <w:tblStylePr w:type="firstRow">
       <w:rPr>
+        <w:rFonts w:eastAsia="黑体"/>
         <w:b/>
         <w:bCs/>
       </w:rPr>
@@ -13346,6 +13873,7 @@
     </w:tblStylePr>
     <w:tblStylePr w:type="lastRow">
       <w:rPr>
+        <w:rFonts w:eastAsia="黑体"/>
         <w:b/>
         <w:bCs/>
         <w:color w:themeColor="background1" w:val="FFFFFF"/>
@@ -13360,6 +13888,7 @@
     </w:tblStylePr>
     <w:tblStylePr w:type="firstCol">
       <w:rPr>
+        <w:rFonts w:eastAsia="黑体"/>
         <w:color w:themeColor="background1" w:val="FFFFFF"/>
       </w:rPr>
       <w:tblPr/>
@@ -13377,6 +13906,7 @@
     </w:tblStylePr>
     <w:tblStylePr w:type="lastCol">
       <w:rPr>
+        <w:rFonts w:eastAsia="黑体"/>
         <w:color w:themeColor="background1" w:val="FFFFFF"/>
       </w:rPr>
       <w:tblPr/>
@@ -13406,11 +13936,13 @@
     </w:tblStylePr>
     <w:tblStylePr w:type="neCell">
       <w:rPr>
+        <w:rFonts w:eastAsia="黑体"/>
         <w:color w:themeColor="text1" w:val="000000"/>
       </w:rPr>
     </w:tblStylePr>
     <w:tblStylePr w:type="nwCell">
       <w:rPr>
+        <w:rFonts w:eastAsia="黑体"/>
         <w:color w:themeColor="text1" w:val="000000"/>
       </w:rPr>
     </w:tblStylePr>
@@ -13424,6 +13956,7 @@
       <w:spacing w:after="0" w:line="240" w:lineRule="auto"/>
     </w:pPr>
     <w:rPr>
+      <w:rFonts w:eastAsia="黑体"/>
       <w:color w:themeColor="text1" w:val="000000"/>
     </w:rPr>
     <w:tblPr>
@@ -13450,6 +13983,7 @@
     </w:tcPr>
     <w:tblStylePr w:type="firstRow">
       <w:rPr>
+        <w:rFonts w:eastAsia="黑体"/>
         <w:b/>
         <w:bCs/>
       </w:rPr>
@@ -13468,6 +14002,7 @@
     </w:tblStylePr>
     <w:tblStylePr w:type="lastRow">
       <w:rPr>
+        <w:rFonts w:eastAsia="黑体"/>
         <w:b/>
         <w:bCs/>
         <w:color w:themeColor="background1" w:val="FFFFFF"/>
@@ -13482,6 +14017,7 @@
     </w:tblStylePr>
     <w:tblStylePr w:type="firstCol">
       <w:rPr>
+        <w:rFonts w:eastAsia="黑体"/>
         <w:color w:themeColor="background1" w:val="FFFFFF"/>
       </w:rPr>
       <w:tblPr/>
@@ -13499,6 +14035,7 @@
     </w:tblStylePr>
     <w:tblStylePr w:type="lastCol">
       <w:rPr>
+        <w:rFonts w:eastAsia="黑体"/>
         <w:color w:themeColor="background1" w:val="FFFFFF"/>
       </w:rPr>
       <w:tblPr/>
@@ -13528,11 +14065,13 @@
     </w:tblStylePr>
     <w:tblStylePr w:type="neCell">
       <w:rPr>
+        <w:rFonts w:eastAsia="黑体"/>
         <w:color w:themeColor="text1" w:val="000000"/>
       </w:rPr>
     </w:tblStylePr>
     <w:tblStylePr w:type="nwCell">
       <w:rPr>
+        <w:rFonts w:eastAsia="黑体"/>
         <w:color w:themeColor="text1" w:val="000000"/>
       </w:rPr>
     </w:tblStylePr>
@@ -13546,6 +14085,7 @@
       <w:spacing w:after="0" w:line="240" w:lineRule="auto"/>
     </w:pPr>
     <w:rPr>
+      <w:rFonts w:eastAsia="黑体"/>
       <w:color w:themeColor="text1" w:val="000000"/>
     </w:rPr>
     <w:tblPr>
@@ -13564,6 +14104,7 @@
     </w:tcPr>
     <w:tblStylePr w:type="firstRow">
       <w:rPr>
+        <w:rFonts w:eastAsia="黑体"/>
         <w:b/>
         <w:bCs/>
         <w:color w:themeColor="background1" w:val="FFFFFF"/>
@@ -13578,6 +14119,7 @@
     </w:tblStylePr>
     <w:tblStylePr w:type="lastRow">
       <w:rPr>
+        <w:rFonts w:eastAsia="黑体"/>
         <w:b/>
         <w:bCs/>
         <w:color w:themeColor="accent2" w:themeShade="CC" w:val="9E3A38"/>
@@ -13592,12 +14134,14 @@
     </w:tblStylePr>
     <w:tblStylePr w:type="firstCol">
       <w:rPr>
+        <w:rFonts w:eastAsia="黑体"/>
         <w:b/>
         <w:bCs/>
       </w:rPr>
     </w:tblStylePr>
     <w:tblStylePr w:type="lastCol">
       <w:rPr>
+        <w:rFonts w:eastAsia="黑体"/>
         <w:b/>
         <w:bCs/>
       </w:rPr>
@@ -13632,6 +14176,7 @@
       <w:spacing w:after="0" w:line="240" w:lineRule="auto"/>
     </w:pPr>
     <w:rPr>
+      <w:rFonts w:eastAsia="黑体"/>
       <w:color w:themeColor="text1" w:val="000000"/>
     </w:rPr>
     <w:tblPr>
@@ -13650,6 +14195,7 @@
     </w:tcPr>
     <w:tblStylePr w:type="firstRow">
       <w:rPr>
+        <w:rFonts w:eastAsia="黑体"/>
         <w:b/>
         <w:bCs/>
         <w:color w:themeColor="background1" w:val="FFFFFF"/>
@@ -13664,6 +14210,7 @@
     </w:tblStylePr>
     <w:tblStylePr w:type="lastRow">
       <w:rPr>
+        <w:rFonts w:eastAsia="黑体"/>
         <w:b/>
         <w:bCs/>
         <w:color w:themeColor="accent2" w:themeShade="CC" w:val="9E3A38"/>
@@ -13678,12 +14225,14 @@
     </w:tblStylePr>
     <w:tblStylePr w:type="firstCol">
       <w:rPr>
+        <w:rFonts w:eastAsia="黑体"/>
         <w:b/>
         <w:bCs/>
       </w:rPr>
     </w:tblStylePr>
     <w:tblStylePr w:type="lastCol">
       <w:rPr>
+        <w:rFonts w:eastAsia="黑体"/>
         <w:b/>
         <w:bCs/>
       </w:rPr>
@@ -13718,6 +14267,7 @@
       <w:spacing w:after="0" w:line="240" w:lineRule="auto"/>
     </w:pPr>
     <w:rPr>
+      <w:rFonts w:eastAsia="黑体"/>
       <w:color w:themeColor="text1" w:val="000000"/>
     </w:rPr>
     <w:tblPr>
@@ -13736,6 +14286,7 @@
     </w:tcPr>
     <w:tblStylePr w:type="firstRow">
       <w:rPr>
+        <w:rFonts w:eastAsia="黑体"/>
         <w:b/>
         <w:bCs/>
         <w:color w:themeColor="background1" w:val="FFFFFF"/>
@@ -13750,6 +14301,7 @@
     </w:tblStylePr>
     <w:tblStylePr w:type="lastRow">
       <w:rPr>
+        <w:rFonts w:eastAsia="黑体"/>
         <w:b/>
         <w:bCs/>
         <w:color w:themeColor="accent2" w:themeShade="CC" w:val="9E3A38"/>
@@ -13764,12 +14316,14 @@
     </w:tblStylePr>
     <w:tblStylePr w:type="firstCol">
       <w:rPr>
+        <w:rFonts w:eastAsia="黑体"/>
         <w:b/>
         <w:bCs/>
       </w:rPr>
     </w:tblStylePr>
     <w:tblStylePr w:type="lastCol">
       <w:rPr>
+        <w:rFonts w:eastAsia="黑体"/>
         <w:b/>
         <w:bCs/>
       </w:rPr>
@@ -13804,6 +14358,7 @@
       <w:spacing w:after="0" w:line="240" w:lineRule="auto"/>
     </w:pPr>
     <w:rPr>
+      <w:rFonts w:eastAsia="黑体"/>
       <w:color w:themeColor="text1" w:val="000000"/>
     </w:rPr>
     <w:tblPr>
@@ -13822,6 +14377,7 @@
     </w:tcPr>
     <w:tblStylePr w:type="firstRow">
       <w:rPr>
+        <w:rFonts w:eastAsia="黑体"/>
         <w:b/>
         <w:bCs/>
         <w:color w:themeColor="background1" w:val="FFFFFF"/>
@@ -13836,6 +14392,7 @@
     </w:tblStylePr>
     <w:tblStylePr w:type="lastRow">
       <w:rPr>
+        <w:rFonts w:eastAsia="黑体"/>
         <w:b/>
         <w:bCs/>
         <w:color w:themeColor="accent4" w:themeShade="CC" w:val="664E82"/>
@@ -13850,12 +14407,14 @@
     </w:tblStylePr>
     <w:tblStylePr w:type="firstCol">
       <w:rPr>
+        <w:rFonts w:eastAsia="黑体"/>
         <w:b/>
         <w:bCs/>
       </w:rPr>
     </w:tblStylePr>
     <w:tblStylePr w:type="lastCol">
       <w:rPr>
+        <w:rFonts w:eastAsia="黑体"/>
         <w:b/>
         <w:bCs/>
       </w:rPr>
@@ -13890,6 +14449,7 @@
       <w:spacing w:after="0" w:line="240" w:lineRule="auto"/>
     </w:pPr>
     <w:rPr>
+      <w:rFonts w:eastAsia="黑体"/>
       <w:color w:themeColor="text1" w:val="000000"/>
     </w:rPr>
     <w:tblPr>
@@ -13908,6 +14468,7 @@
     </w:tcPr>
     <w:tblStylePr w:type="firstRow">
       <w:rPr>
+        <w:rFonts w:eastAsia="黑体"/>
         <w:b/>
         <w:bCs/>
         <w:color w:themeColor="background1" w:val="FFFFFF"/>
@@ -13922,6 +14483,7 @@
     </w:tblStylePr>
     <w:tblStylePr w:type="lastRow">
       <w:rPr>
+        <w:rFonts w:eastAsia="黑体"/>
         <w:b/>
         <w:bCs/>
         <w:color w:themeColor="accent3" w:themeShade="CC" w:val="7E9C40"/>
@@ -13936,12 +14498,14 @@
     </w:tblStylePr>
     <w:tblStylePr w:type="firstCol">
       <w:rPr>
+        <w:rFonts w:eastAsia="黑体"/>
         <w:b/>
         <w:bCs/>
       </w:rPr>
     </w:tblStylePr>
     <w:tblStylePr w:type="lastCol">
       <w:rPr>
+        <w:rFonts w:eastAsia="黑体"/>
         <w:b/>
         <w:bCs/>
       </w:rPr>
@@ -13976,6 +14540,7 @@
       <w:spacing w:after="0" w:line="240" w:lineRule="auto"/>
     </w:pPr>
     <w:rPr>
+      <w:rFonts w:eastAsia="黑体"/>
       <w:color w:themeColor="text1" w:val="000000"/>
     </w:rPr>
     <w:tblPr>
@@ -13994,6 +14559,7 @@
     </w:tcPr>
     <w:tblStylePr w:type="firstRow">
       <w:rPr>
+        <w:rFonts w:eastAsia="黑体"/>
         <w:b/>
         <w:bCs/>
         <w:color w:themeColor="background1" w:val="FFFFFF"/>
@@ -14008,6 +14574,7 @@
     </w:tblStylePr>
     <w:tblStylePr w:type="lastRow">
       <w:rPr>
+        <w:rFonts w:eastAsia="黑体"/>
         <w:b/>
         <w:bCs/>
         <w:color w:themeColor="accent6" w:themeShade="CC" w:val="F2730A"/>
@@ -14022,12 +14589,14 @@
     </w:tblStylePr>
     <w:tblStylePr w:type="firstCol">
       <w:rPr>
+        <w:rFonts w:eastAsia="黑体"/>
         <w:b/>
         <w:bCs/>
       </w:rPr>
     </w:tblStylePr>
     <w:tblStylePr w:type="lastCol">
       <w:rPr>
+        <w:rFonts w:eastAsia="黑体"/>
         <w:b/>
         <w:bCs/>
       </w:rPr>
@@ -14062,6 +14631,7 @@
       <w:spacing w:after="0" w:line="240" w:lineRule="auto"/>
     </w:pPr>
     <w:rPr>
+      <w:rFonts w:eastAsia="黑体"/>
       <w:color w:themeColor="text1" w:val="000000"/>
     </w:rPr>
     <w:tblPr>
@@ -14080,6 +14650,7 @@
     </w:tcPr>
     <w:tblStylePr w:type="firstRow">
       <w:rPr>
+        <w:rFonts w:eastAsia="黑体"/>
         <w:b/>
         <w:bCs/>
         <w:color w:themeColor="background1" w:val="FFFFFF"/>
@@ -14094,6 +14665,7 @@
     </w:tblStylePr>
     <w:tblStylePr w:type="lastRow">
       <w:rPr>
+        <w:rFonts w:eastAsia="黑体"/>
         <w:b/>
         <w:bCs/>
         <w:color w:themeColor="accent5" w:themeShade="CC" w:val="348DA5"/>
@@ -14108,12 +14680,14 @@
     </w:tblStylePr>
     <w:tblStylePr w:type="firstCol">
       <w:rPr>
+        <w:rFonts w:eastAsia="黑体"/>
         <w:b/>
         <w:bCs/>
       </w:rPr>
     </w:tblStylePr>
     <w:tblStylePr w:type="lastCol">
       <w:rPr>
+        <w:rFonts w:eastAsia="黑体"/>
         <w:b/>
         <w:bCs/>
       </w:rPr>
@@ -14148,6 +14722,7 @@
       <w:spacing w:after="0" w:line="240" w:lineRule="auto"/>
     </w:pPr>
     <w:rPr>
+      <w:rFonts w:eastAsia="黑体"/>
       <w:color w:themeColor="text1" w:val="000000"/>
     </w:rPr>
     <w:tblPr>
@@ -14169,6 +14744,7 @@
     </w:tcPr>
     <w:tblStylePr w:type="firstRow">
       <w:rPr>
+        <w:rFonts w:eastAsia="黑体"/>
         <w:b/>
         <w:bCs/>
       </w:rPr>
@@ -14179,6 +14755,7 @@
     </w:tblStylePr>
     <w:tblStylePr w:type="lastRow">
       <w:rPr>
+        <w:rFonts w:eastAsia="黑体"/>
         <w:b/>
         <w:bCs/>
         <w:color w:themeColor="text1" w:val="000000"/>
@@ -14190,6 +14767,7 @@
     </w:tblStylePr>
     <w:tblStylePr w:type="firstCol">
       <w:rPr>
+        <w:rFonts w:eastAsia="黑体"/>
         <w:color w:themeColor="background1" w:val="FFFFFF"/>
       </w:rPr>
       <w:tblPr/>
@@ -14199,6 +14777,7 @@
     </w:tblStylePr>
     <w:tblStylePr w:type="lastCol">
       <w:rPr>
+        <w:rFonts w:eastAsia="黑体"/>
         <w:color w:themeColor="background1" w:val="FFFFFF"/>
       </w:rPr>
       <w:tblPr/>
@@ -14228,6 +14807,7 @@
       <w:spacing w:after="0" w:line="240" w:lineRule="auto"/>
     </w:pPr>
     <w:rPr>
+      <w:rFonts w:eastAsia="黑体"/>
       <w:color w:themeColor="text1" w:val="000000"/>
     </w:rPr>
     <w:tblPr>
@@ -14249,6 +14829,7 @@
     </w:tcPr>
     <w:tblStylePr w:type="firstRow">
       <w:rPr>
+        <w:rFonts w:eastAsia="黑体"/>
         <w:b/>
         <w:bCs/>
       </w:rPr>
@@ -14259,6 +14840,7 @@
     </w:tblStylePr>
     <w:tblStylePr w:type="lastRow">
       <w:rPr>
+        <w:rFonts w:eastAsia="黑体"/>
         <w:b/>
         <w:bCs/>
         <w:color w:themeColor="text1" w:val="000000"/>
@@ -14270,6 +14852,7 @@
     </w:tblStylePr>
     <w:tblStylePr w:type="firstCol">
       <w:rPr>
+        <w:rFonts w:eastAsia="黑体"/>
         <w:color w:themeColor="background1" w:val="FFFFFF"/>
       </w:rPr>
       <w:tblPr/>
@@ -14279,6 +14862,7 @@
     </w:tblStylePr>
     <w:tblStylePr w:type="lastCol">
       <w:rPr>
+        <w:rFonts w:eastAsia="黑体"/>
         <w:color w:themeColor="background1" w:val="FFFFFF"/>
       </w:rPr>
       <w:tblPr/>
@@ -14308,6 +14892,7 @@
       <w:spacing w:after="0" w:line="240" w:lineRule="auto"/>
     </w:pPr>
     <w:rPr>
+      <w:rFonts w:eastAsia="黑体"/>
       <w:color w:themeColor="text1" w:val="000000"/>
     </w:rPr>
     <w:tblPr>
@@ -14329,6 +14914,7 @@
     </w:tcPr>
     <w:tblStylePr w:type="firstRow">
       <w:rPr>
+        <w:rFonts w:eastAsia="黑体"/>
         <w:b/>
         <w:bCs/>
       </w:rPr>
@@ -14339,6 +14925,7 @@
     </w:tblStylePr>
     <w:tblStylePr w:type="lastRow">
       <w:rPr>
+        <w:rFonts w:eastAsia="黑体"/>
         <w:b/>
         <w:bCs/>
         <w:color w:themeColor="text1" w:val="000000"/>
@@ -14350,6 +14937,7 @@
     </w:tblStylePr>
     <w:tblStylePr w:type="firstCol">
       <w:rPr>
+        <w:rFonts w:eastAsia="黑体"/>
         <w:color w:themeColor="background1" w:val="FFFFFF"/>
       </w:rPr>
       <w:tblPr/>
@@ -14359,6 +14947,7 @@
     </w:tblStylePr>
     <w:tblStylePr w:type="lastCol">
       <w:rPr>
+        <w:rFonts w:eastAsia="黑体"/>
         <w:color w:themeColor="background1" w:val="FFFFFF"/>
       </w:rPr>
       <w:tblPr/>
@@ -14388,6 +14977,7 @@
       <w:spacing w:after="0" w:line="240" w:lineRule="auto"/>
     </w:pPr>
     <w:rPr>
+      <w:rFonts w:eastAsia="黑体"/>
       <w:color w:themeColor="text1" w:val="000000"/>
     </w:rPr>
     <w:tblPr>
@@ -14409,6 +14999,7 @@
     </w:tcPr>
     <w:tblStylePr w:type="firstRow">
       <w:rPr>
+        <w:rFonts w:eastAsia="黑体"/>
         <w:b/>
         <w:bCs/>
       </w:rPr>
@@ -14419,6 +15010,7 @@
     </w:tblStylePr>
     <w:tblStylePr w:type="lastRow">
       <w:rPr>
+        <w:rFonts w:eastAsia="黑体"/>
         <w:b/>
         <w:bCs/>
         <w:color w:themeColor="text1" w:val="000000"/>
@@ -14430,6 +15022,7 @@
     </w:tblStylePr>
     <w:tblStylePr w:type="firstCol">
       <w:rPr>
+        <w:rFonts w:eastAsia="黑体"/>
         <w:color w:themeColor="background1" w:val="FFFFFF"/>
       </w:rPr>
       <w:tblPr/>
@@ -14439,6 +15032,7 @@
     </w:tblStylePr>
     <w:tblStylePr w:type="lastCol">
       <w:rPr>
+        <w:rFonts w:eastAsia="黑体"/>
         <w:color w:themeColor="background1" w:val="FFFFFF"/>
       </w:rPr>
       <w:tblPr/>
@@ -14468,6 +15062,7 @@
       <w:spacing w:after="0" w:line="240" w:lineRule="auto"/>
     </w:pPr>
     <w:rPr>
+      <w:rFonts w:eastAsia="黑体"/>
       <w:color w:themeColor="text1" w:val="000000"/>
     </w:rPr>
     <w:tblPr>
@@ -14489,6 +15084,7 @@
     </w:tcPr>
     <w:tblStylePr w:type="firstRow">
       <w:rPr>
+        <w:rFonts w:eastAsia="黑体"/>
         <w:b/>
         <w:bCs/>
       </w:rPr>
@@ -14499,6 +15095,7 @@
     </w:tblStylePr>
     <w:tblStylePr w:type="lastRow">
       <w:rPr>
+        <w:rFonts w:eastAsia="黑体"/>
         <w:b/>
         <w:bCs/>
         <w:color w:themeColor="text1" w:val="000000"/>
@@ -14510,6 +15107,7 @@
     </w:tblStylePr>
     <w:tblStylePr w:type="firstCol">
       <w:rPr>
+        <w:rFonts w:eastAsia="黑体"/>
         <w:color w:themeColor="background1" w:val="FFFFFF"/>
       </w:rPr>
       <w:tblPr/>
@@ -14519,6 +15117,7 @@
     </w:tblStylePr>
     <w:tblStylePr w:type="lastCol">
       <w:rPr>
+        <w:rFonts w:eastAsia="黑体"/>
         <w:color w:themeColor="background1" w:val="FFFFFF"/>
       </w:rPr>
       <w:tblPr/>
@@ -14548,6 +15147,7 @@
       <w:spacing w:after="0" w:line="240" w:lineRule="auto"/>
     </w:pPr>
     <w:rPr>
+      <w:rFonts w:eastAsia="黑体"/>
       <w:color w:themeColor="text1" w:val="000000"/>
     </w:rPr>
     <w:tblPr>
@@ -14569,6 +15169,7 @@
     </w:tcPr>
     <w:tblStylePr w:type="firstRow">
       <w:rPr>
+        <w:rFonts w:eastAsia="黑体"/>
         <w:b/>
         <w:bCs/>
       </w:rPr>
@@ -14579,6 +15180,7 @@
     </w:tblStylePr>
     <w:tblStylePr w:type="lastRow">
       <w:rPr>
+        <w:rFonts w:eastAsia="黑体"/>
         <w:b/>
         <w:bCs/>
         <w:color w:themeColor="text1" w:val="000000"/>
@@ -14590,6 +15192,7 @@
     </w:tblStylePr>
     <w:tblStylePr w:type="firstCol">
       <w:rPr>
+        <w:rFonts w:eastAsia="黑体"/>
         <w:color w:themeColor="background1" w:val="FFFFFF"/>
       </w:rPr>
       <w:tblPr/>
@@ -14599,6 +15202,7 @@
     </w:tblStylePr>
     <w:tblStylePr w:type="lastCol">
       <w:rPr>
+        <w:rFonts w:eastAsia="黑体"/>
         <w:color w:themeColor="background1" w:val="FFFFFF"/>
       </w:rPr>
       <w:tblPr/>
@@ -14628,6 +15232,7 @@
       <w:spacing w:after="0" w:line="240" w:lineRule="auto"/>
     </w:pPr>
     <w:rPr>
+      <w:rFonts w:eastAsia="黑体"/>
       <w:color w:themeColor="text1" w:val="000000"/>
     </w:rPr>
     <w:tblPr>
@@ -14649,6 +15254,7 @@
     </w:tcPr>
     <w:tblStylePr w:type="firstRow">
       <w:rPr>
+        <w:rFonts w:eastAsia="黑体"/>
         <w:b/>
         <w:bCs/>
       </w:rPr>
@@ -14659,6 +15265,7 @@
     </w:tblStylePr>
     <w:tblStylePr w:type="lastRow">
       <w:rPr>
+        <w:rFonts w:eastAsia="黑体"/>
         <w:b/>
         <w:bCs/>
         <w:color w:themeColor="text1" w:val="000000"/>
@@ -14670,6 +15277,7 @@
     </w:tblStylePr>
     <w:tblStylePr w:type="firstCol">
       <w:rPr>
+        <w:rFonts w:eastAsia="黑体"/>
         <w:color w:themeColor="background1" w:val="FFFFFF"/>
       </w:rPr>
       <w:tblPr/>
@@ -14679,6 +15287,7 @@
     </w:tblStylePr>
     <w:tblStylePr w:type="lastCol">
       <w:rPr>
+        <w:rFonts w:eastAsia="黑体"/>
         <w:color w:themeColor="background1" w:val="FFFFFF"/>
       </w:rPr>
       <w:tblPr/>
@@ -14711,6 +15320,7 @@
     <w:name w:val="KeywordTok"/>
     <w:basedOn w:val="VerbatimChar"/>
     <w:rPr>
+      <w:rFonts w:eastAsia="黑体"/>
       <w:b/>
       <w:color w:val="007020"/>
     </w:rPr>
@@ -14719,6 +15329,7 @@
     <w:name w:val="DataTypeTok"/>
     <w:basedOn w:val="VerbatimChar"/>
     <w:rPr>
+      <w:rFonts w:eastAsia="黑体"/>
       <w:color w:val="902000"/>
     </w:rPr>
   </w:style>
@@ -14726,6 +15337,7 @@
     <w:name w:val="DecValTok"/>
     <w:basedOn w:val="VerbatimChar"/>
     <w:rPr>
+      <w:rFonts w:eastAsia="黑体"/>
       <w:color w:val="40a070"/>
     </w:rPr>
   </w:style>
@@ -14733,6 +15345,7 @@
     <w:name w:val="BaseNTok"/>
     <w:basedOn w:val="VerbatimChar"/>
     <w:rPr>
+      <w:rFonts w:eastAsia="黑体"/>
       <w:color w:val="40a070"/>
     </w:rPr>
   </w:style>
@@ -14740,6 +15353,7 @@
     <w:name w:val="FloatTok"/>
     <w:basedOn w:val="VerbatimChar"/>
     <w:rPr>
+      <w:rFonts w:eastAsia="黑体"/>
       <w:color w:val="40a070"/>
     </w:rPr>
   </w:style>
@@ -14747,6 +15361,7 @@
     <w:name w:val="ConstantTok"/>
     <w:basedOn w:val="VerbatimChar"/>
     <w:rPr>
+      <w:rFonts w:eastAsia="黑体"/>
       <w:color w:val="880000"/>
     </w:rPr>
   </w:style>
@@ -14754,6 +15369,7 @@
     <w:name w:val="CharTok"/>
     <w:basedOn w:val="VerbatimChar"/>
     <w:rPr>
+      <w:rFonts w:eastAsia="黑体"/>
       <w:color w:val="4070a0"/>
     </w:rPr>
   </w:style>
@@ -14761,6 +15377,7 @@
     <w:name w:val="SpecialCharTok"/>
     <w:basedOn w:val="VerbatimChar"/>
     <w:rPr>
+      <w:rFonts w:eastAsia="黑体"/>
       <w:color w:val="4070a0"/>
     </w:rPr>
   </w:style>
@@ -14768,6 +15385,7 @@
     <w:name w:val="StringTok"/>
     <w:basedOn w:val="VerbatimChar"/>
     <w:rPr>
+      <w:rFonts w:eastAsia="黑体"/>
       <w:color w:val="4070a0"/>
     </w:rPr>
   </w:style>
@@ -14775,6 +15393,7 @@
     <w:name w:val="VerbatimStringTok"/>
     <w:basedOn w:val="VerbatimChar"/>
     <w:rPr>
+      <w:rFonts w:eastAsia="黑体"/>
       <w:color w:val="4070a0"/>
     </w:rPr>
   </w:style>
@@ -14782,6 +15401,7 @@
     <w:name w:val="SpecialStringTok"/>
     <w:basedOn w:val="VerbatimChar"/>
     <w:rPr>
+      <w:rFonts w:eastAsia="黑体"/>
       <w:color w:val="bb6688"/>
     </w:rPr>
   </w:style>
@@ -14789,6 +15409,7 @@
     <w:name w:val="ImportTok"/>
     <w:basedOn w:val="VerbatimChar"/>
     <w:rPr>
+      <w:rFonts w:eastAsia="黑体"/>
       <w:b/>
       <w:color w:val="008000"/>
     </w:rPr>
@@ -14797,6 +15418,7 @@
     <w:name w:val="CommentTok"/>
     <w:basedOn w:val="VerbatimChar"/>
     <w:rPr>
+      <w:rFonts w:eastAsia="黑体"/>
       <w:i/>
       <w:color w:val="60a0b0"/>
     </w:rPr>
@@ -14805,6 +15427,7 @@
     <w:name w:val="DocumentationTok"/>
     <w:basedOn w:val="VerbatimChar"/>
     <w:rPr>
+      <w:rFonts w:eastAsia="黑体"/>
       <w:i/>
       <w:color w:val="ba2121"/>
     </w:rPr>
@@ -14813,6 +15436,7 @@
     <w:name w:val="AnnotationTok"/>
     <w:basedOn w:val="VerbatimChar"/>
     <w:rPr>
+      <w:rFonts w:eastAsia="黑体"/>
       <w:b/>
       <w:i/>
       <w:color w:val="60a0b0"/>
@@ -14822,6 +15446,7 @@
     <w:name w:val="CommentVarTok"/>
     <w:basedOn w:val="VerbatimChar"/>
     <w:rPr>
+      <w:rFonts w:eastAsia="黑体"/>
       <w:b/>
       <w:i/>
       <w:color w:val="60a0b0"/>
@@ -14831,6 +15456,7 @@
     <w:name w:val="OtherTok"/>
     <w:basedOn w:val="VerbatimChar"/>
     <w:rPr>
+      <w:rFonts w:eastAsia="黑体"/>
       <w:color w:val="007020"/>
     </w:rPr>
   </w:style>
@@ -14838,6 +15464,7 @@
     <w:name w:val="FunctionTok"/>
     <w:basedOn w:val="VerbatimChar"/>
     <w:rPr>
+      <w:rFonts w:eastAsia="黑体"/>
       <w:color w:val="06287e"/>
     </w:rPr>
   </w:style>
@@ -14845,6 +15472,7 @@
     <w:name w:val="VariableTok"/>
     <w:basedOn w:val="VerbatimChar"/>
     <w:rPr>
+      <w:rFonts w:eastAsia="黑体"/>
       <w:color w:val="19177c"/>
     </w:rPr>
   </w:style>
@@ -14852,6 +15480,7 @@
     <w:name w:val="ControlFlowTok"/>
     <w:basedOn w:val="VerbatimChar"/>
     <w:rPr>
+      <w:rFonts w:eastAsia="黑体"/>
       <w:b/>
       <w:color w:val="007020"/>
     </w:rPr>
@@ -14860,6 +15489,7 @@
     <w:name w:val="OperatorTok"/>
     <w:basedOn w:val="VerbatimChar"/>
     <w:rPr>
+      <w:rFonts w:eastAsia="黑体"/>
       <w:color w:val="666666"/>
     </w:rPr>
   </w:style>
@@ -14867,18 +15497,22 @@
     <w:name w:val="BuiltInTok"/>
     <w:basedOn w:val="VerbatimChar"/>
     <w:rPr>
+      <w:rFonts w:eastAsia="黑体"/>
       <w:color w:val="008000"/>
     </w:rPr>
   </w:style>
   <w:style w:type="character" w:customStyle="1" w:styleId="ExtensionTok">
     <w:name w:val="ExtensionTok"/>
     <w:basedOn w:val="VerbatimChar"/>
-    <w:rPr/>
+    <w:rPr>
+      <w:rFonts w:eastAsia="黑体"/>
+    </w:rPr>
   </w:style>
   <w:style w:type="character" w:customStyle="1" w:styleId="PreprocessorTok">
     <w:name w:val="PreprocessorTok"/>
     <w:basedOn w:val="VerbatimChar"/>
     <w:rPr>
+      <w:rFonts w:eastAsia="黑体"/>
       <w:color w:val="bc7a00"/>
     </w:rPr>
   </w:style>
@@ -14886,18 +15520,22 @@
     <w:name w:val="AttributeTok"/>
     <w:basedOn w:val="VerbatimChar"/>
     <w:rPr>
+      <w:rFonts w:eastAsia="黑体"/>
       <w:color w:val="7d9029"/>
     </w:rPr>
   </w:style>
   <w:style w:type="character" w:customStyle="1" w:styleId="RegionMarkerTok">
     <w:name w:val="RegionMarkerTok"/>
     <w:basedOn w:val="VerbatimChar"/>
-    <w:rPr/>
+    <w:rPr>
+      <w:rFonts w:eastAsia="黑体"/>
+    </w:rPr>
   </w:style>
   <w:style w:type="character" w:customStyle="1" w:styleId="InformationTok">
     <w:name w:val="InformationTok"/>
     <w:basedOn w:val="VerbatimChar"/>
     <w:rPr>
+      <w:rFonts w:eastAsia="黑体"/>
       <w:b/>
       <w:i/>
       <w:color w:val="60a0b0"/>
@@ -14907,6 +15545,7 @@
     <w:name w:val="WarningTok"/>
     <w:basedOn w:val="VerbatimChar"/>
     <w:rPr>
+      <w:rFonts w:eastAsia="黑体"/>
       <w:b/>
       <w:i/>
       <w:color w:val="60a0b0"/>
@@ -14916,6 +15555,7 @@
     <w:name w:val="AlertTok"/>
     <w:basedOn w:val="VerbatimChar"/>
     <w:rPr>
+      <w:rFonts w:eastAsia="黑体"/>
       <w:b/>
       <w:color w:val="ff0000"/>
     </w:rPr>
@@ -14924,6 +15564,7 @@
     <w:name w:val="ErrorTok"/>
     <w:basedOn w:val="VerbatimChar"/>
     <w:rPr>
+      <w:rFonts w:eastAsia="黑体"/>
       <w:b/>
       <w:color w:val="ff0000"/>
     </w:rPr>
@@ -14931,7 +15572,9 @@
   <w:style w:type="character" w:customStyle="1" w:styleId="NormalTok">
     <w:name w:val="NormalTok"/>
     <w:basedOn w:val="VerbatimChar"/>
-    <w:rPr/>
+    <w:rPr>
+      <w:rFonts w:eastAsia="黑体"/>
+    </w:rPr>
   </w:style>
 </w:styles>
 </file>
@@ -14980,12 +15623,12 @@
     <a:fontScheme name="Office">
       <a:majorFont>
         <a:latin typeface="Calibri"/>
-        <a:ea typeface=""/>
+        <a:ea typeface="黑体"/>
         <a:cs typeface=""/>
         <a:font script="Jpan" typeface="ＭＳ ゴシック"/>
         <a:font script="Hang" typeface="맑은 고딕"/>
-        <a:font script="Hans" typeface="宋体"/>
-        <a:font script="Hant" typeface="新細明體"/>
+        <a:font script="Hans" typeface="黑体"/>
+        <a:font script="Hant" typeface="黑体"/>
         <a:font script="Arab" typeface="Times New Roman"/>
         <a:font script="Hebr" typeface="Times New Roman"/>
         <a:font script="Thai" typeface="Angsana New"/>
@@ -15015,12 +15658,12 @@
       </a:majorFont>
       <a:minorFont>
         <a:latin typeface="Cambria"/>
-        <a:ea typeface=""/>
+        <a:ea typeface="黑体"/>
         <a:cs typeface=""/>
         <a:font script="Jpan" typeface="ＭＳ 明朝"/>
         <a:font script="Hang" typeface="맑은 고딕"/>
-        <a:font script="Hans" typeface="宋体"/>
-        <a:font script="Hant" typeface="新細明體"/>
+        <a:font script="Hans" typeface="黑体"/>
+        <a:font script="Hant" typeface="黑体"/>
         <a:font script="Arab" typeface="Arial"/>
         <a:font script="Hebr" typeface="Arial"/>
         <a:font script="Thai" typeface="Cordia New"/>

--- a/08-传感器电路/04-电流传感器电路/分流电阻采样电路/分流电阻采样电路.docx
+++ b/08-传感器电路/04-电流传感器电路/分流电阻采样电路/分流电阻采样电路.docx
@@ -2552,7 +2552,7 @@
           <w:color w:val="555555"/>
           <w:sz w:val="21"/>
         </w:rPr>
-        <w:t>材料收集者：杜文杰，WX手机：19519196569，QQ:3478827729</w:t>
+        <w:t>材料收集者：杜文杰，微信/手机：19519196569，QQ:3478827729</w:t>
       </w:r>
     </w:p>
     <w:sectPr>
